--- a/Thesis_Surgical_Edit/submission/package/Memoire_DSS_Logistique_ElBayadh.docx
+++ b/Thesis_Surgical_Edit/submission/package/Memoire_DSS_Logistique_ElBayadh.docx
@@ -495,8 +495,6 @@
         </w:rPr>
         <w:t>****</w:t>
       </w:r>
-      <w:bookmarkStart w:id="0" w:name="_GoBack"/>
-      <w:bookmarkEnd w:id="0"/>
     </w:p>
     <w:p>
       <w:pPr>
@@ -798,7 +796,7 @@
           <w:rtl/>
         </w:rPr>
       </w:pPr>
-      <w:bookmarkStart w:id="1" w:name="فهرس-المحتويات"/>
+      <w:bookmarkStart w:id="0" w:name="فهرس-المحتويات"/>
       <w:r>
         <w:rPr>
           <w:rtl/>
@@ -812,7 +810,7 @@
         <w:bidi/>
         <w:jc w:val="left"/>
       </w:pPr>
-      <w:bookmarkStart w:id="2" w:name="_Toc231918370"/>
+      <w:bookmarkStart w:id="1" w:name="_Toc231927494"/>
       <w:r>
         <w:rPr>
           <w:rtl/>
@@ -820,7 +818,7 @@
         <w:lastRenderedPageBreak/>
         <w:t>فهرس المحتويات</w:t>
       </w:r>
-      <w:bookmarkEnd w:id="2"/>
+      <w:bookmarkEnd w:id="1"/>
     </w:p>
     <w:p>
       <w:pPr>
@@ -844,7 +842,7 @@
       <w:r>
         <w:fldChar w:fldCharType="separate"/>
       </w:r>
-      <w:hyperlink w:anchor="_Toc231918370" w:history="1">
+      <w:hyperlink w:anchor="_Toc231927494" w:history="1">
         <w:r>
           <w:rPr>
             <w:rStyle w:val="Hyperlink"/>
@@ -859,6 +857,43 @@
             <w:webHidden/>
           </w:rPr>
           <w:tab/>
+        </w:r>
+        <w:r>
+          <w:rPr>
+            <w:noProof/>
+            <w:webHidden/>
+          </w:rPr>
+          <w:fldChar w:fldCharType="begin"/>
+        </w:r>
+        <w:r>
+          <w:rPr>
+            <w:noProof/>
+            <w:webHidden/>
+          </w:rPr>
+          <w:instrText xml:space="preserve"> PAGEREF _Toc231927494 \h </w:instrText>
+        </w:r>
+        <w:r>
+          <w:rPr>
+            <w:noProof/>
+            <w:webHidden/>
+          </w:rPr>
+          <w:fldChar w:fldCharType="separate"/>
+        </w:r>
+        <w:r>
+          <w:rPr>
+            <w:b/>
+            <w:bCs/>
+            <w:noProof/>
+            <w:webHidden/>
+          </w:rPr>
+          <w:t>Error! Number cannot be represented in specified format.</w:t>
+        </w:r>
+        <w:r>
+          <w:rPr>
+            <w:noProof/>
+            <w:webHidden/>
+          </w:rPr>
+          <w:fldChar w:fldCharType="end"/>
         </w:r>
       </w:hyperlink>
     </w:p>
@@ -875,7 +910,7 @@
           <w:szCs w:val="22"/>
         </w:rPr>
       </w:pPr>
-      <w:hyperlink w:anchor="_Toc231918371" w:history="1">
+      <w:hyperlink w:anchor="_Toc231927495" w:history="1">
         <w:r>
           <w:rPr>
             <w:rStyle w:val="Hyperlink"/>
@@ -890,6 +925,43 @@
             <w:webHidden/>
           </w:rPr>
           <w:tab/>
+        </w:r>
+        <w:r>
+          <w:rPr>
+            <w:noProof/>
+            <w:webHidden/>
+          </w:rPr>
+          <w:fldChar w:fldCharType="begin"/>
+        </w:r>
+        <w:r>
+          <w:rPr>
+            <w:noProof/>
+            <w:webHidden/>
+          </w:rPr>
+          <w:instrText xml:space="preserve"> PAGEREF _Toc231927495 \h </w:instrText>
+        </w:r>
+        <w:r>
+          <w:rPr>
+            <w:noProof/>
+            <w:webHidden/>
+          </w:rPr>
+          <w:fldChar w:fldCharType="separate"/>
+        </w:r>
+        <w:r>
+          <w:rPr>
+            <w:b/>
+            <w:bCs/>
+            <w:noProof/>
+            <w:webHidden/>
+          </w:rPr>
+          <w:t>Error! Number cannot be represented in specified format.</w:t>
+        </w:r>
+        <w:r>
+          <w:rPr>
+            <w:noProof/>
+            <w:webHidden/>
+          </w:rPr>
+          <w:fldChar w:fldCharType="end"/>
         </w:r>
       </w:hyperlink>
     </w:p>
@@ -906,7 +978,7 @@
           <w:szCs w:val="22"/>
         </w:rPr>
       </w:pPr>
-      <w:hyperlink w:anchor="_Toc231918372" w:history="1">
+      <w:hyperlink w:anchor="_Toc231927496" w:history="1">
         <w:r>
           <w:rPr>
             <w:rStyle w:val="Hyperlink"/>
@@ -921,6 +993,43 @@
             <w:webHidden/>
           </w:rPr>
           <w:tab/>
+        </w:r>
+        <w:r>
+          <w:rPr>
+            <w:noProof/>
+            <w:webHidden/>
+          </w:rPr>
+          <w:fldChar w:fldCharType="begin"/>
+        </w:r>
+        <w:r>
+          <w:rPr>
+            <w:noProof/>
+            <w:webHidden/>
+          </w:rPr>
+          <w:instrText xml:space="preserve"> PAGEREF _Toc231927496 \h </w:instrText>
+        </w:r>
+        <w:r>
+          <w:rPr>
+            <w:noProof/>
+            <w:webHidden/>
+          </w:rPr>
+          <w:fldChar w:fldCharType="separate"/>
+        </w:r>
+        <w:r>
+          <w:rPr>
+            <w:b/>
+            <w:bCs/>
+            <w:noProof/>
+            <w:webHidden/>
+          </w:rPr>
+          <w:t>Error! Number cannot be represented in specified format.</w:t>
+        </w:r>
+        <w:r>
+          <w:rPr>
+            <w:noProof/>
+            <w:webHidden/>
+          </w:rPr>
+          <w:fldChar w:fldCharType="end"/>
         </w:r>
       </w:hyperlink>
     </w:p>
@@ -937,7 +1046,7 @@
           <w:szCs w:val="22"/>
         </w:rPr>
       </w:pPr>
-      <w:hyperlink w:anchor="_Toc231918373" w:history="1">
+      <w:hyperlink w:anchor="_Toc231927497" w:history="1">
         <w:r>
           <w:rPr>
             <w:rStyle w:val="Hyperlink"/>
@@ -951,6 +1060,43 @@
             <w:webHidden/>
           </w:rPr>
           <w:tab/>
+        </w:r>
+        <w:r>
+          <w:rPr>
+            <w:noProof/>
+            <w:webHidden/>
+          </w:rPr>
+          <w:fldChar w:fldCharType="begin"/>
+        </w:r>
+        <w:r>
+          <w:rPr>
+            <w:noProof/>
+            <w:webHidden/>
+          </w:rPr>
+          <w:instrText xml:space="preserve"> PAGEREF _Toc231927497 \h </w:instrText>
+        </w:r>
+        <w:r>
+          <w:rPr>
+            <w:noProof/>
+            <w:webHidden/>
+          </w:rPr>
+          <w:fldChar w:fldCharType="separate"/>
+        </w:r>
+        <w:r>
+          <w:rPr>
+            <w:b/>
+            <w:bCs/>
+            <w:noProof/>
+            <w:webHidden/>
+          </w:rPr>
+          <w:t>Error! Number cannot be represented in specified format.</w:t>
+        </w:r>
+        <w:r>
+          <w:rPr>
+            <w:noProof/>
+            <w:webHidden/>
+          </w:rPr>
+          <w:fldChar w:fldCharType="end"/>
         </w:r>
       </w:hyperlink>
     </w:p>
@@ -967,7 +1113,7 @@
           <w:szCs w:val="22"/>
         </w:rPr>
       </w:pPr>
-      <w:hyperlink w:anchor="_Toc231918374" w:history="1">
+      <w:hyperlink w:anchor="_Toc231927498" w:history="1">
         <w:r>
           <w:rPr>
             <w:rStyle w:val="Hyperlink"/>
@@ -995,7 +1141,7 @@
             <w:noProof/>
             <w:webHidden/>
           </w:rPr>
-          <w:instrText xml:space="preserve"> PAGEREF _Toc231918374 \h </w:instrText>
+          <w:instrText xml:space="preserve"> PAGEREF _Toc231927498 \h </w:instrText>
         </w:r>
         <w:r>
           <w:rPr>
@@ -1039,7 +1185,7 @@
           <w:szCs w:val="22"/>
         </w:rPr>
       </w:pPr>
-      <w:hyperlink w:anchor="_Toc231918375" w:history="1">
+      <w:hyperlink w:anchor="_Toc231927499" w:history="1">
         <w:r>
           <w:rPr>
             <w:rStyle w:val="Hyperlink"/>
@@ -1067,7 +1213,7 @@
             <w:noProof/>
             <w:webHidden/>
           </w:rPr>
-          <w:instrText xml:space="preserve"> PAGEREF _Toc231918375 \h </w:instrText>
+          <w:instrText xml:space="preserve"> PAGEREF _Toc231927499 \h </w:instrText>
         </w:r>
         <w:r>
           <w:rPr>
@@ -1111,7 +1257,7 @@
           <w:szCs w:val="22"/>
         </w:rPr>
       </w:pPr>
-      <w:hyperlink w:anchor="_Toc231918376" w:history="1">
+      <w:hyperlink w:anchor="_Toc231927500" w:history="1">
         <w:r>
           <w:rPr>
             <w:rStyle w:val="Hyperlink"/>
@@ -1139,7 +1285,7 @@
             <w:noProof/>
             <w:webHidden/>
           </w:rPr>
-          <w:instrText xml:space="preserve"> PAGEREF _Toc231918376 \h </w:instrText>
+          <w:instrText xml:space="preserve"> PAGEREF _Toc231927500 \h </w:instrText>
         </w:r>
         <w:r>
           <w:rPr>
@@ -1183,7 +1329,7 @@
           <w:szCs w:val="22"/>
         </w:rPr>
       </w:pPr>
-      <w:hyperlink w:anchor="_Toc231918377" w:history="1">
+      <w:hyperlink w:anchor="_Toc231927501" w:history="1">
         <w:r>
           <w:rPr>
             <w:rStyle w:val="Hyperlink"/>
@@ -1211,7 +1357,7 @@
             <w:noProof/>
             <w:webHidden/>
           </w:rPr>
-          <w:instrText xml:space="preserve"> PAGEREF _Toc231918377 \h </w:instrText>
+          <w:instrText xml:space="preserve"> PAGEREF _Toc231927501 \h </w:instrText>
         </w:r>
         <w:r>
           <w:rPr>
@@ -1255,7 +1401,7 @@
           <w:szCs w:val="22"/>
         </w:rPr>
       </w:pPr>
-      <w:hyperlink w:anchor="_Toc231918378" w:history="1">
+      <w:hyperlink w:anchor="_Toc231927502" w:history="1">
         <w:r>
           <w:rPr>
             <w:rStyle w:val="Hyperlink"/>
@@ -1283,7 +1429,7 @@
             <w:noProof/>
             <w:webHidden/>
           </w:rPr>
-          <w:instrText xml:space="preserve"> PAGEREF _Toc231918378 \h </w:instrText>
+          <w:instrText xml:space="preserve"> PAGEREF _Toc231927502 \h </w:instrText>
         </w:r>
         <w:r>
           <w:rPr>
@@ -1327,7 +1473,7 @@
           <w:szCs w:val="22"/>
         </w:rPr>
       </w:pPr>
-      <w:hyperlink w:anchor="_Toc231918379" w:history="1">
+      <w:hyperlink w:anchor="_Toc231927503" w:history="1">
         <w:r>
           <w:rPr>
             <w:rStyle w:val="Hyperlink"/>
@@ -1355,7 +1501,7 @@
             <w:noProof/>
             <w:webHidden/>
           </w:rPr>
-          <w:instrText xml:space="preserve"> PAGEREF _Toc231918379 \h </w:instrText>
+          <w:instrText xml:space="preserve"> PAGEREF _Toc231927503 \h </w:instrText>
         </w:r>
         <w:r>
           <w:rPr>
@@ -1399,7 +1545,7 @@
           <w:szCs w:val="22"/>
         </w:rPr>
       </w:pPr>
-      <w:hyperlink w:anchor="_Toc231918380" w:history="1">
+      <w:hyperlink w:anchor="_Toc231927504" w:history="1">
         <w:r>
           <w:rPr>
             <w:rStyle w:val="Hyperlink"/>
@@ -1427,7 +1573,7 @@
             <w:noProof/>
             <w:webHidden/>
           </w:rPr>
-          <w:instrText xml:space="preserve"> PAGEREF _Toc231918380 \h </w:instrText>
+          <w:instrText xml:space="preserve"> PAGEREF _Toc231927504 \h </w:instrText>
         </w:r>
         <w:r>
           <w:rPr>
@@ -1471,7 +1617,7 @@
           <w:szCs w:val="22"/>
         </w:rPr>
       </w:pPr>
-      <w:hyperlink w:anchor="_Toc231918381" w:history="1">
+      <w:hyperlink w:anchor="_Toc231927505" w:history="1">
         <w:r>
           <w:rPr>
             <w:rStyle w:val="Hyperlink"/>
@@ -1529,7 +1675,7 @@
             <w:noProof/>
             <w:webHidden/>
           </w:rPr>
-          <w:instrText xml:space="preserve"> PAGEREF _Toc231918381 \h </w:instrText>
+          <w:instrText xml:space="preserve"> PAGEREF _Toc231927505 \h </w:instrText>
         </w:r>
         <w:r>
           <w:rPr>
@@ -1573,7 +1719,7 @@
           <w:szCs w:val="22"/>
         </w:rPr>
       </w:pPr>
-      <w:hyperlink w:anchor="_Toc231918382" w:history="1">
+      <w:hyperlink w:anchor="_Toc231927506" w:history="1">
         <w:r>
           <w:rPr>
             <w:rStyle w:val="Hyperlink"/>
@@ -1601,7 +1747,7 @@
             <w:noProof/>
             <w:webHidden/>
           </w:rPr>
-          <w:instrText xml:space="preserve"> PAGEREF _Toc231918382 \h </w:instrText>
+          <w:instrText xml:space="preserve"> PAGEREF _Toc231927506 \h </w:instrText>
         </w:r>
         <w:r>
           <w:rPr>
@@ -1645,7 +1791,7 @@
           <w:szCs w:val="22"/>
         </w:rPr>
       </w:pPr>
-      <w:hyperlink w:anchor="_Toc231918383" w:history="1">
+      <w:hyperlink w:anchor="_Toc231927507" w:history="1">
         <w:r>
           <w:rPr>
             <w:rStyle w:val="Hyperlink"/>
@@ -1673,7 +1819,7 @@
             <w:noProof/>
             <w:webHidden/>
           </w:rPr>
-          <w:instrText xml:space="preserve"> PAGEREF _Toc231918383 \h </w:instrText>
+          <w:instrText xml:space="preserve"> PAGEREF _Toc231927507 \h </w:instrText>
         </w:r>
         <w:r>
           <w:rPr>
@@ -1717,7 +1863,7 @@
           <w:szCs w:val="22"/>
         </w:rPr>
       </w:pPr>
-      <w:hyperlink w:anchor="_Toc231918384" w:history="1">
+      <w:hyperlink w:anchor="_Toc231927508" w:history="1">
         <w:r>
           <w:rPr>
             <w:rStyle w:val="Hyperlink"/>
@@ -1760,7 +1906,7 @@
             <w:noProof/>
             <w:webHidden/>
           </w:rPr>
-          <w:instrText xml:space="preserve"> PAGEREF _Toc231918384 \h </w:instrText>
+          <w:instrText xml:space="preserve"> PAGEREF _Toc231927508 \h </w:instrText>
         </w:r>
         <w:r>
           <w:rPr>
@@ -1804,7 +1950,7 @@
           <w:szCs w:val="22"/>
         </w:rPr>
       </w:pPr>
-      <w:hyperlink w:anchor="_Toc231918385" w:history="1">
+      <w:hyperlink w:anchor="_Toc231927509" w:history="1">
         <w:r>
           <w:rPr>
             <w:rStyle w:val="Hyperlink"/>
@@ -1847,7 +1993,7 @@
             <w:noProof/>
             <w:webHidden/>
           </w:rPr>
-          <w:instrText xml:space="preserve"> PAGEREF _Toc231918385 \h </w:instrText>
+          <w:instrText xml:space="preserve"> PAGEREF _Toc231927509 \h </w:instrText>
         </w:r>
         <w:r>
           <w:rPr>
@@ -1891,7 +2037,7 @@
           <w:szCs w:val="22"/>
         </w:rPr>
       </w:pPr>
-      <w:hyperlink w:anchor="_Toc231918386" w:history="1">
+      <w:hyperlink w:anchor="_Toc231927510" w:history="1">
         <w:r>
           <w:rPr>
             <w:rStyle w:val="Hyperlink"/>
@@ -1919,7 +2065,7 @@
             <w:noProof/>
             <w:webHidden/>
           </w:rPr>
-          <w:instrText xml:space="preserve"> PAGEREF _Toc231918386 \h </w:instrText>
+          <w:instrText xml:space="preserve"> PAGEREF _Toc231927510 \h </w:instrText>
         </w:r>
         <w:r>
           <w:rPr>
@@ -1963,7 +2109,7 @@
           <w:szCs w:val="22"/>
         </w:rPr>
       </w:pPr>
-      <w:hyperlink w:anchor="_Toc231918387" w:history="1">
+      <w:hyperlink w:anchor="_Toc231927511" w:history="1">
         <w:r>
           <w:rPr>
             <w:rStyle w:val="Hyperlink"/>
@@ -1991,7 +2137,7 @@
             <w:noProof/>
             <w:webHidden/>
           </w:rPr>
-          <w:instrText xml:space="preserve"> PAGEREF _Toc231918387 \h </w:instrText>
+          <w:instrText xml:space="preserve"> PAGEREF _Toc231927511 \h </w:instrText>
         </w:r>
         <w:r>
           <w:rPr>
@@ -2035,7 +2181,7 @@
           <w:szCs w:val="22"/>
         </w:rPr>
       </w:pPr>
-      <w:hyperlink w:anchor="_Toc231918388" w:history="1">
+      <w:hyperlink w:anchor="_Toc231927512" w:history="1">
         <w:r>
           <w:rPr>
             <w:rStyle w:val="Hyperlink"/>
@@ -2063,7 +2209,7 @@
             <w:noProof/>
             <w:webHidden/>
           </w:rPr>
-          <w:instrText xml:space="preserve"> PAGEREF _Toc231918388 \h </w:instrText>
+          <w:instrText xml:space="preserve"> PAGEREF _Toc231927512 \h </w:instrText>
         </w:r>
         <w:r>
           <w:rPr>
@@ -2107,7 +2253,7 @@
           <w:szCs w:val="22"/>
         </w:rPr>
       </w:pPr>
-      <w:hyperlink w:anchor="_Toc231918389" w:history="1">
+      <w:hyperlink w:anchor="_Toc231927513" w:history="1">
         <w:r>
           <w:rPr>
             <w:rStyle w:val="Hyperlink"/>
@@ -2135,7 +2281,7 @@
             <w:noProof/>
             <w:webHidden/>
           </w:rPr>
-          <w:instrText xml:space="preserve"> PAGEREF _Toc231918389 \h </w:instrText>
+          <w:instrText xml:space="preserve"> PAGEREF _Toc231927513 \h </w:instrText>
         </w:r>
         <w:r>
           <w:rPr>
@@ -2179,7 +2325,7 @@
           <w:szCs w:val="22"/>
         </w:rPr>
       </w:pPr>
-      <w:hyperlink w:anchor="_Toc231918390" w:history="1">
+      <w:hyperlink w:anchor="_Toc231927514" w:history="1">
         <w:r>
           <w:rPr>
             <w:rStyle w:val="Hyperlink"/>
@@ -2207,7 +2353,7 @@
             <w:noProof/>
             <w:webHidden/>
           </w:rPr>
-          <w:instrText xml:space="preserve"> PAGEREF _Toc231918390 \h </w:instrText>
+          <w:instrText xml:space="preserve"> PAGEREF _Toc231927514 \h </w:instrText>
         </w:r>
         <w:r>
           <w:rPr>
@@ -2251,7 +2397,7 @@
           <w:szCs w:val="22"/>
         </w:rPr>
       </w:pPr>
-      <w:hyperlink w:anchor="_Toc231918391" w:history="1">
+      <w:hyperlink w:anchor="_Toc231927515" w:history="1">
         <w:r>
           <w:rPr>
             <w:rStyle w:val="Hyperlink"/>
@@ -2279,7 +2425,7 @@
             <w:noProof/>
             <w:webHidden/>
           </w:rPr>
-          <w:instrText xml:space="preserve"> PAGEREF _Toc231918391 \h </w:instrText>
+          <w:instrText xml:space="preserve"> PAGEREF _Toc231927515 \h </w:instrText>
         </w:r>
         <w:r>
           <w:rPr>
@@ -2323,7 +2469,7 @@
           <w:szCs w:val="22"/>
         </w:rPr>
       </w:pPr>
-      <w:hyperlink w:anchor="_Toc231918392" w:history="1">
+      <w:hyperlink w:anchor="_Toc231927516" w:history="1">
         <w:r>
           <w:rPr>
             <w:rStyle w:val="Hyperlink"/>
@@ -2366,7 +2512,7 @@
             <w:noProof/>
             <w:webHidden/>
           </w:rPr>
-          <w:instrText xml:space="preserve"> PAGEREF _Toc231918392 \h </w:instrText>
+          <w:instrText xml:space="preserve"> PAGEREF _Toc231927516 \h </w:instrText>
         </w:r>
         <w:r>
           <w:rPr>
@@ -2410,7 +2556,7 @@
           <w:szCs w:val="22"/>
         </w:rPr>
       </w:pPr>
-      <w:hyperlink w:anchor="_Toc231918393" w:history="1">
+      <w:hyperlink w:anchor="_Toc231927517" w:history="1">
         <w:r>
           <w:rPr>
             <w:rStyle w:val="Hyperlink"/>
@@ -2438,7 +2584,7 @@
             <w:noProof/>
             <w:webHidden/>
           </w:rPr>
-          <w:instrText xml:space="preserve"> PAGEREF _Toc231918393 \h </w:instrText>
+          <w:instrText xml:space="preserve"> PAGEREF _Toc231927517 \h </w:instrText>
         </w:r>
         <w:r>
           <w:rPr>
@@ -2482,7 +2628,7 @@
           <w:szCs w:val="22"/>
         </w:rPr>
       </w:pPr>
-      <w:hyperlink w:anchor="_Toc231918394" w:history="1">
+      <w:hyperlink w:anchor="_Toc231927518" w:history="1">
         <w:r>
           <w:rPr>
             <w:rStyle w:val="Hyperlink"/>
@@ -2510,7 +2656,7 @@
             <w:noProof/>
             <w:webHidden/>
           </w:rPr>
-          <w:instrText xml:space="preserve"> PAGEREF _Toc231918394 \h </w:instrText>
+          <w:instrText xml:space="preserve"> PAGEREF _Toc231927518 \h </w:instrText>
         </w:r>
         <w:r>
           <w:rPr>
@@ -2554,7 +2700,7 @@
           <w:szCs w:val="22"/>
         </w:rPr>
       </w:pPr>
-      <w:hyperlink w:anchor="_Toc231918395" w:history="1">
+      <w:hyperlink w:anchor="_Toc231927519" w:history="1">
         <w:r>
           <w:rPr>
             <w:rStyle w:val="Hyperlink"/>
@@ -2582,7 +2728,7 @@
             <w:noProof/>
             <w:webHidden/>
           </w:rPr>
-          <w:instrText xml:space="preserve"> PAGEREF _Toc231918395 \h </w:instrText>
+          <w:instrText xml:space="preserve"> PAGEREF _Toc231927519 \h </w:instrText>
         </w:r>
         <w:r>
           <w:rPr>
@@ -2626,7 +2772,7 @@
           <w:szCs w:val="22"/>
         </w:rPr>
       </w:pPr>
-      <w:hyperlink w:anchor="_Toc231918396" w:history="1">
+      <w:hyperlink w:anchor="_Toc231927520" w:history="1">
         <w:r>
           <w:rPr>
             <w:rStyle w:val="Hyperlink"/>
@@ -2661,7 +2807,7 @@
             <w:noProof/>
             <w:webHidden/>
           </w:rPr>
-          <w:instrText xml:space="preserve"> PAGEREF _Toc231918396 \h </w:instrText>
+          <w:instrText xml:space="preserve"> PAGEREF _Toc231927520 \h </w:instrText>
         </w:r>
         <w:r>
           <w:rPr>
@@ -2705,7 +2851,7 @@
           <w:szCs w:val="22"/>
         </w:rPr>
       </w:pPr>
-      <w:hyperlink w:anchor="_Toc231918397" w:history="1">
+      <w:hyperlink w:anchor="_Toc231927521" w:history="1">
         <w:r>
           <w:rPr>
             <w:rStyle w:val="Hyperlink"/>
@@ -2733,7 +2879,7 @@
             <w:noProof/>
             <w:webHidden/>
           </w:rPr>
-          <w:instrText xml:space="preserve"> PAGEREF _Toc231918397 \h </w:instrText>
+          <w:instrText xml:space="preserve"> PAGEREF _Toc231927521 \h </w:instrText>
         </w:r>
         <w:r>
           <w:rPr>
@@ -2777,7 +2923,7 @@
           <w:szCs w:val="22"/>
         </w:rPr>
       </w:pPr>
-      <w:hyperlink w:anchor="_Toc231918398" w:history="1">
+      <w:hyperlink w:anchor="_Toc231927522" w:history="1">
         <w:r>
           <w:rPr>
             <w:rStyle w:val="Hyperlink"/>
@@ -2805,7 +2951,7 @@
             <w:noProof/>
             <w:webHidden/>
           </w:rPr>
-          <w:instrText xml:space="preserve"> PAGEREF _Toc231918398 \h </w:instrText>
+          <w:instrText xml:space="preserve"> PAGEREF _Toc231927522 \h </w:instrText>
         </w:r>
         <w:r>
           <w:rPr>
@@ -2849,7 +2995,7 @@
           <w:szCs w:val="22"/>
         </w:rPr>
       </w:pPr>
-      <w:hyperlink w:anchor="_Toc231918399" w:history="1">
+      <w:hyperlink w:anchor="_Toc231927523" w:history="1">
         <w:r>
           <w:rPr>
             <w:rStyle w:val="Hyperlink"/>
@@ -2877,7 +3023,7 @@
             <w:noProof/>
             <w:webHidden/>
           </w:rPr>
-          <w:instrText xml:space="preserve"> PAGEREF _Toc231918399 \h </w:instrText>
+          <w:instrText xml:space="preserve"> PAGEREF _Toc231927523 \h </w:instrText>
         </w:r>
         <w:r>
           <w:rPr>
@@ -2921,7 +3067,7 @@
           <w:szCs w:val="22"/>
         </w:rPr>
       </w:pPr>
-      <w:hyperlink w:anchor="_Toc231918400" w:history="1">
+      <w:hyperlink w:anchor="_Toc231927524" w:history="1">
         <w:r>
           <w:rPr>
             <w:rStyle w:val="Hyperlink"/>
@@ -2956,7 +3102,7 @@
             <w:noProof/>
             <w:webHidden/>
           </w:rPr>
-          <w:instrText xml:space="preserve"> PAGEREF _Toc231918400 \h </w:instrText>
+          <w:instrText xml:space="preserve"> PAGEREF _Toc231927524 \h </w:instrText>
         </w:r>
         <w:r>
           <w:rPr>
@@ -3000,7 +3146,7 @@
           <w:szCs w:val="22"/>
         </w:rPr>
       </w:pPr>
-      <w:hyperlink w:anchor="_Toc231918401" w:history="1">
+      <w:hyperlink w:anchor="_Toc231927525" w:history="1">
         <w:r>
           <w:rPr>
             <w:rStyle w:val="Hyperlink"/>
@@ -3043,7 +3189,7 @@
             <w:noProof/>
             <w:webHidden/>
           </w:rPr>
-          <w:instrText xml:space="preserve"> PAGEREF _Toc231918401 \h </w:instrText>
+          <w:instrText xml:space="preserve"> PAGEREF _Toc231927525 \h </w:instrText>
         </w:r>
         <w:r>
           <w:rPr>
@@ -3087,7 +3233,7 @@
           <w:szCs w:val="22"/>
         </w:rPr>
       </w:pPr>
-      <w:hyperlink w:anchor="_Toc231918402" w:history="1">
+      <w:hyperlink w:anchor="_Toc231927526" w:history="1">
         <w:r>
           <w:rPr>
             <w:rStyle w:val="Hyperlink"/>
@@ -3130,7 +3276,7 @@
             <w:noProof/>
             <w:webHidden/>
           </w:rPr>
-          <w:instrText xml:space="preserve"> PAGEREF _Toc231918402 \h </w:instrText>
+          <w:instrText xml:space="preserve"> PAGEREF _Toc231927526 \h </w:instrText>
         </w:r>
         <w:r>
           <w:rPr>
@@ -3174,7 +3320,7 @@
           <w:szCs w:val="22"/>
         </w:rPr>
       </w:pPr>
-      <w:hyperlink w:anchor="_Toc231918403" w:history="1">
+      <w:hyperlink w:anchor="_Toc231927527" w:history="1">
         <w:r>
           <w:rPr>
             <w:rStyle w:val="Hyperlink"/>
@@ -3202,7 +3348,7 @@
             <w:noProof/>
             <w:webHidden/>
           </w:rPr>
-          <w:instrText xml:space="preserve"> PAGEREF _Toc231918403 \h </w:instrText>
+          <w:instrText xml:space="preserve"> PAGEREF _Toc231927527 \h </w:instrText>
         </w:r>
         <w:r>
           <w:rPr>
@@ -3246,7 +3392,7 @@
           <w:szCs w:val="22"/>
         </w:rPr>
       </w:pPr>
-      <w:hyperlink w:anchor="_Toc231918404" w:history="1">
+      <w:hyperlink w:anchor="_Toc231927528" w:history="1">
         <w:r>
           <w:rPr>
             <w:rStyle w:val="Hyperlink"/>
@@ -3274,7 +3420,7 @@
             <w:noProof/>
             <w:webHidden/>
           </w:rPr>
-          <w:instrText xml:space="preserve"> PAGEREF _Toc231918404 \h </w:instrText>
+          <w:instrText xml:space="preserve"> PAGEREF _Toc231927528 \h </w:instrText>
         </w:r>
         <w:r>
           <w:rPr>
@@ -3318,7 +3464,7 @@
           <w:szCs w:val="22"/>
         </w:rPr>
       </w:pPr>
-      <w:hyperlink w:anchor="_Toc231918405" w:history="1">
+      <w:hyperlink w:anchor="_Toc231927529" w:history="1">
         <w:r>
           <w:rPr>
             <w:rStyle w:val="Hyperlink"/>
@@ -3346,7 +3492,7 @@
             <w:noProof/>
             <w:webHidden/>
           </w:rPr>
-          <w:instrText xml:space="preserve"> PAGEREF _Toc231918405 \h </w:instrText>
+          <w:instrText xml:space="preserve"> PAGEREF _Toc231927529 \h </w:instrText>
         </w:r>
         <w:r>
           <w:rPr>
@@ -3390,7 +3536,7 @@
           <w:szCs w:val="22"/>
         </w:rPr>
       </w:pPr>
-      <w:hyperlink w:anchor="_Toc231918406" w:history="1">
+      <w:hyperlink w:anchor="_Toc231927530" w:history="1">
         <w:r>
           <w:rPr>
             <w:rStyle w:val="Hyperlink"/>
@@ -3433,7 +3579,7 @@
             <w:noProof/>
             <w:webHidden/>
           </w:rPr>
-          <w:instrText xml:space="preserve"> PAGEREF _Toc231918406 \h </w:instrText>
+          <w:instrText xml:space="preserve"> PAGEREF _Toc231927530 \h </w:instrText>
         </w:r>
         <w:r>
           <w:rPr>
@@ -3477,7 +3623,7 @@
           <w:szCs w:val="22"/>
         </w:rPr>
       </w:pPr>
-      <w:hyperlink w:anchor="_Toc231918407" w:history="1">
+      <w:hyperlink w:anchor="_Toc231927531" w:history="1">
         <w:r>
           <w:rPr>
             <w:rStyle w:val="Hyperlink"/>
@@ -3527,7 +3673,7 @@
             <w:noProof/>
             <w:webHidden/>
           </w:rPr>
-          <w:instrText xml:space="preserve"> PAGEREF _Toc231918407 \h </w:instrText>
+          <w:instrText xml:space="preserve"> PAGEREF _Toc231927531 \h </w:instrText>
         </w:r>
         <w:r>
           <w:rPr>
@@ -3571,7 +3717,7 @@
           <w:szCs w:val="22"/>
         </w:rPr>
       </w:pPr>
-      <w:hyperlink w:anchor="_Toc231918408" w:history="1">
+      <w:hyperlink w:anchor="_Toc231927532" w:history="1">
         <w:r>
           <w:rPr>
             <w:rStyle w:val="Hyperlink"/>
@@ -3599,7 +3745,7 @@
             <w:noProof/>
             <w:webHidden/>
           </w:rPr>
-          <w:instrText xml:space="preserve"> PAGEREF _Toc231918408 \h </w:instrText>
+          <w:instrText xml:space="preserve"> PAGEREF _Toc231927532 \h </w:instrText>
         </w:r>
         <w:r>
           <w:rPr>
@@ -3643,7 +3789,7 @@
           <w:szCs w:val="22"/>
         </w:rPr>
       </w:pPr>
-      <w:hyperlink w:anchor="_Toc231918409" w:history="1">
+      <w:hyperlink w:anchor="_Toc231927533" w:history="1">
         <w:r>
           <w:rPr>
             <w:rStyle w:val="Hyperlink"/>
@@ -3671,7 +3817,7 @@
             <w:noProof/>
             <w:webHidden/>
           </w:rPr>
-          <w:instrText xml:space="preserve"> PAGEREF _Toc231918409 \h </w:instrText>
+          <w:instrText xml:space="preserve"> PAGEREF _Toc231927533 \h </w:instrText>
         </w:r>
         <w:r>
           <w:rPr>
@@ -3715,7 +3861,7 @@
           <w:szCs w:val="22"/>
         </w:rPr>
       </w:pPr>
-      <w:hyperlink w:anchor="_Toc231918410" w:history="1">
+      <w:hyperlink w:anchor="_Toc231927534" w:history="1">
         <w:r>
           <w:rPr>
             <w:rStyle w:val="Hyperlink"/>
@@ -3743,7 +3889,7 @@
             <w:noProof/>
             <w:webHidden/>
           </w:rPr>
-          <w:instrText xml:space="preserve"> PAGEREF _Toc231918410 \h </w:instrText>
+          <w:instrText xml:space="preserve"> PAGEREF _Toc231927534 \h </w:instrText>
         </w:r>
         <w:r>
           <w:rPr>
@@ -3787,7 +3933,7 @@
           <w:szCs w:val="22"/>
         </w:rPr>
       </w:pPr>
-      <w:hyperlink w:anchor="_Toc231918411" w:history="1">
+      <w:hyperlink w:anchor="_Toc231927535" w:history="1">
         <w:r>
           <w:rPr>
             <w:rStyle w:val="Hyperlink"/>
@@ -3815,7 +3961,7 @@
             <w:noProof/>
             <w:webHidden/>
           </w:rPr>
-          <w:instrText xml:space="preserve"> PAGEREF _Toc231918411 \h </w:instrText>
+          <w:instrText xml:space="preserve"> PAGEREF _Toc231927535 \h </w:instrText>
         </w:r>
         <w:r>
           <w:rPr>
@@ -3859,7 +4005,7 @@
           <w:szCs w:val="22"/>
         </w:rPr>
       </w:pPr>
-      <w:hyperlink w:anchor="_Toc231918412" w:history="1">
+      <w:hyperlink w:anchor="_Toc231927536" w:history="1">
         <w:r>
           <w:rPr>
             <w:rStyle w:val="Hyperlink"/>
@@ -3887,7 +4033,7 @@
             <w:noProof/>
             <w:webHidden/>
           </w:rPr>
-          <w:instrText xml:space="preserve"> PAGEREF _Toc231918412 \h </w:instrText>
+          <w:instrText xml:space="preserve"> PAGEREF _Toc231927536 \h </w:instrText>
         </w:r>
         <w:r>
           <w:rPr>
@@ -3931,7 +4077,7 @@
           <w:szCs w:val="22"/>
         </w:rPr>
       </w:pPr>
-      <w:hyperlink w:anchor="_Toc231918413" w:history="1">
+      <w:hyperlink w:anchor="_Toc231927537" w:history="1">
         <w:r>
           <w:rPr>
             <w:rStyle w:val="Hyperlink"/>
@@ -3959,7 +4105,7 @@
             <w:noProof/>
             <w:webHidden/>
           </w:rPr>
-          <w:instrText xml:space="preserve"> PAGEREF _Toc231918413 \h </w:instrText>
+          <w:instrText xml:space="preserve"> PAGEREF _Toc231927537 \h </w:instrText>
         </w:r>
         <w:r>
           <w:rPr>
@@ -4003,7 +4149,7 @@
           <w:szCs w:val="22"/>
         </w:rPr>
       </w:pPr>
-      <w:hyperlink w:anchor="_Toc231918414" w:history="1">
+      <w:hyperlink w:anchor="_Toc231927538" w:history="1">
         <w:r>
           <w:rPr>
             <w:rStyle w:val="Hyperlink"/>
@@ -4031,7 +4177,7 @@
             <w:noProof/>
             <w:webHidden/>
           </w:rPr>
-          <w:instrText xml:space="preserve"> PAGEREF _Toc231918414 \h </w:instrText>
+          <w:instrText xml:space="preserve"> PAGEREF _Toc231927538 \h </w:instrText>
         </w:r>
         <w:r>
           <w:rPr>
@@ -4075,7 +4221,7 @@
           <w:szCs w:val="22"/>
         </w:rPr>
       </w:pPr>
-      <w:hyperlink w:anchor="_Toc231918415" w:history="1">
+      <w:hyperlink w:anchor="_Toc231927539" w:history="1">
         <w:r>
           <w:rPr>
             <w:rStyle w:val="Hyperlink"/>
@@ -4118,7 +4264,7 @@
             <w:noProof/>
             <w:webHidden/>
           </w:rPr>
-          <w:instrText xml:space="preserve"> PAGEREF _Toc231918415 \h </w:instrText>
+          <w:instrText xml:space="preserve"> PAGEREF _Toc231927539 \h </w:instrText>
         </w:r>
         <w:r>
           <w:rPr>
@@ -4162,7 +4308,7 @@
           <w:szCs w:val="22"/>
         </w:rPr>
       </w:pPr>
-      <w:hyperlink w:anchor="_Toc231918416" w:history="1">
+      <w:hyperlink w:anchor="_Toc231927540" w:history="1">
         <w:r>
           <w:rPr>
             <w:rStyle w:val="Hyperlink"/>
@@ -4190,7 +4336,7 @@
             <w:noProof/>
             <w:webHidden/>
           </w:rPr>
-          <w:instrText xml:space="preserve"> PAGEREF _Toc231918416 \h </w:instrText>
+          <w:instrText xml:space="preserve"> PAGEREF _Toc231927540 \h </w:instrText>
         </w:r>
         <w:r>
           <w:rPr>
@@ -4234,7 +4380,7 @@
           <w:szCs w:val="22"/>
         </w:rPr>
       </w:pPr>
-      <w:hyperlink w:anchor="_Toc231918417" w:history="1">
+      <w:hyperlink w:anchor="_Toc231927541" w:history="1">
         <w:r>
           <w:rPr>
             <w:rStyle w:val="Hyperlink"/>
@@ -4262,7 +4408,7 @@
             <w:noProof/>
             <w:webHidden/>
           </w:rPr>
-          <w:instrText xml:space="preserve"> PAGEREF _Toc231918417 \h </w:instrText>
+          <w:instrText xml:space="preserve"> PAGEREF _Toc231927541 \h </w:instrText>
         </w:r>
         <w:r>
           <w:rPr>
@@ -4306,7 +4452,7 @@
           <w:szCs w:val="22"/>
         </w:rPr>
       </w:pPr>
-      <w:hyperlink w:anchor="_Toc231918418" w:history="1">
+      <w:hyperlink w:anchor="_Toc231927542" w:history="1">
         <w:r>
           <w:rPr>
             <w:rStyle w:val="Hyperlink"/>
@@ -4334,7 +4480,7 @@
             <w:noProof/>
             <w:webHidden/>
           </w:rPr>
-          <w:instrText xml:space="preserve"> PAGEREF _Toc231918418 \h </w:instrText>
+          <w:instrText xml:space="preserve"> PAGEREF _Toc231927542 \h </w:instrText>
         </w:r>
         <w:r>
           <w:rPr>
@@ -4378,7 +4524,7 @@
           <w:szCs w:val="22"/>
         </w:rPr>
       </w:pPr>
-      <w:hyperlink w:anchor="_Toc231918419" w:history="1">
+      <w:hyperlink w:anchor="_Toc231927543" w:history="1">
         <w:r>
           <w:rPr>
             <w:rStyle w:val="Hyperlink"/>
@@ -4413,7 +4559,7 @@
             <w:noProof/>
             <w:webHidden/>
           </w:rPr>
-          <w:instrText xml:space="preserve"> PAGEREF _Toc231918419 \h </w:instrText>
+          <w:instrText xml:space="preserve"> PAGEREF _Toc231927543 \h </w:instrText>
         </w:r>
         <w:r>
           <w:rPr>
@@ -4457,7 +4603,7 @@
           <w:szCs w:val="22"/>
         </w:rPr>
       </w:pPr>
-      <w:hyperlink w:anchor="_Toc231918420" w:history="1">
+      <w:hyperlink w:anchor="_Toc231927544" w:history="1">
         <w:r>
           <w:rPr>
             <w:rStyle w:val="Hyperlink"/>
@@ -4485,7 +4631,7 @@
             <w:noProof/>
             <w:webHidden/>
           </w:rPr>
-          <w:instrText xml:space="preserve"> PAGEREF _Toc231918420 \h </w:instrText>
+          <w:instrText xml:space="preserve"> PAGEREF _Toc231927544 \h </w:instrText>
         </w:r>
         <w:r>
           <w:rPr>
@@ -4529,7 +4675,7 @@
           <w:szCs w:val="22"/>
         </w:rPr>
       </w:pPr>
-      <w:hyperlink w:anchor="_Toc231918421" w:history="1">
+      <w:hyperlink w:anchor="_Toc231927545" w:history="1">
         <w:r>
           <w:rPr>
             <w:rStyle w:val="Hyperlink"/>
@@ -4557,7 +4703,7 @@
             <w:noProof/>
             <w:webHidden/>
           </w:rPr>
-          <w:instrText xml:space="preserve"> PAGEREF _Toc231918421 \h </w:instrText>
+          <w:instrText xml:space="preserve"> PAGEREF _Toc231927545 \h </w:instrText>
         </w:r>
         <w:r>
           <w:rPr>
@@ -4601,7 +4747,7 @@
           <w:szCs w:val="22"/>
         </w:rPr>
       </w:pPr>
-      <w:hyperlink w:anchor="_Toc231918422" w:history="1">
+      <w:hyperlink w:anchor="_Toc231927546" w:history="1">
         <w:r>
           <w:rPr>
             <w:rStyle w:val="Hyperlink"/>
@@ -4644,7 +4790,7 @@
             <w:noProof/>
             <w:webHidden/>
           </w:rPr>
-          <w:instrText xml:space="preserve"> PAGEREF _Toc231918422 \h </w:instrText>
+          <w:instrText xml:space="preserve"> PAGEREF _Toc231927546 \h </w:instrText>
         </w:r>
         <w:r>
           <w:rPr>
@@ -4688,7 +4834,7 @@
           <w:szCs w:val="22"/>
         </w:rPr>
       </w:pPr>
-      <w:hyperlink w:anchor="_Toc231918423" w:history="1">
+      <w:hyperlink w:anchor="_Toc231927547" w:history="1">
         <w:r>
           <w:rPr>
             <w:rStyle w:val="Hyperlink"/>
@@ -4731,7 +4877,7 @@
             <w:noProof/>
             <w:webHidden/>
           </w:rPr>
-          <w:instrText xml:space="preserve"> PAGEREF _Toc231918423 \h </w:instrText>
+          <w:instrText xml:space="preserve"> PAGEREF _Toc231927547 \h </w:instrText>
         </w:r>
         <w:r>
           <w:rPr>
@@ -4775,7 +4921,7 @@
           <w:szCs w:val="22"/>
         </w:rPr>
       </w:pPr>
-      <w:hyperlink w:anchor="_Toc231918424" w:history="1">
+      <w:hyperlink w:anchor="_Toc231927548" w:history="1">
         <w:r>
           <w:rPr>
             <w:rStyle w:val="Hyperlink"/>
@@ -4818,7 +4964,7 @@
             <w:noProof/>
             <w:webHidden/>
           </w:rPr>
-          <w:instrText xml:space="preserve"> PAGEREF _Toc231918424 \h </w:instrText>
+          <w:instrText xml:space="preserve"> PAGEREF _Toc231927548 \h </w:instrText>
         </w:r>
         <w:r>
           <w:rPr>
@@ -4862,7 +5008,7 @@
           <w:szCs w:val="22"/>
         </w:rPr>
       </w:pPr>
-      <w:hyperlink w:anchor="_Toc231918425" w:history="1">
+      <w:hyperlink w:anchor="_Toc231927549" w:history="1">
         <w:r>
           <w:rPr>
             <w:rStyle w:val="Hyperlink"/>
@@ -4905,7 +5051,7 @@
             <w:noProof/>
             <w:webHidden/>
           </w:rPr>
-          <w:instrText xml:space="preserve"> PAGEREF _Toc231918425 \h </w:instrText>
+          <w:instrText xml:space="preserve"> PAGEREF _Toc231927549 \h </w:instrText>
         </w:r>
         <w:r>
           <w:rPr>
@@ -4949,7 +5095,7 @@
           <w:szCs w:val="22"/>
         </w:rPr>
       </w:pPr>
-      <w:hyperlink w:anchor="_Toc231918426" w:history="1">
+      <w:hyperlink w:anchor="_Toc231927550" w:history="1">
         <w:r>
           <w:rPr>
             <w:rStyle w:val="Hyperlink"/>
@@ -4977,7 +5123,7 @@
             <w:noProof/>
             <w:webHidden/>
           </w:rPr>
-          <w:instrText xml:space="preserve"> PAGEREF _Toc231918426 \h </w:instrText>
+          <w:instrText xml:space="preserve"> PAGEREF _Toc231927550 \h </w:instrText>
         </w:r>
         <w:r>
           <w:rPr>
@@ -5021,7 +5167,7 @@
           <w:szCs w:val="22"/>
         </w:rPr>
       </w:pPr>
-      <w:hyperlink w:anchor="_Toc231918427" w:history="1">
+      <w:hyperlink w:anchor="_Toc231927551" w:history="1">
         <w:r>
           <w:rPr>
             <w:rStyle w:val="Hyperlink"/>
@@ -5049,7 +5195,7 @@
             <w:noProof/>
             <w:webHidden/>
           </w:rPr>
-          <w:instrText xml:space="preserve"> PAGEREF _Toc231918427 \h </w:instrText>
+          <w:instrText xml:space="preserve"> PAGEREF _Toc231927551 \h </w:instrText>
         </w:r>
         <w:r>
           <w:rPr>
@@ -5093,7 +5239,7 @@
           <w:szCs w:val="22"/>
         </w:rPr>
       </w:pPr>
-      <w:hyperlink w:anchor="_Toc231918428" w:history="1">
+      <w:hyperlink w:anchor="_Toc231927552" w:history="1">
         <w:r>
           <w:rPr>
             <w:rStyle w:val="Hyperlink"/>
@@ -5121,7 +5267,7 @@
             <w:noProof/>
             <w:webHidden/>
           </w:rPr>
-          <w:instrText xml:space="preserve"> PAGEREF _Toc231918428 \h </w:instrText>
+          <w:instrText xml:space="preserve"> PAGEREF _Toc231927552 \h </w:instrText>
         </w:r>
         <w:r>
           <w:rPr>
@@ -5165,7 +5311,7 @@
           <w:szCs w:val="22"/>
         </w:rPr>
       </w:pPr>
-      <w:hyperlink w:anchor="_Toc231918429" w:history="1">
+      <w:hyperlink w:anchor="_Toc231927553" w:history="1">
         <w:r>
           <w:rPr>
             <w:rStyle w:val="Hyperlink"/>
@@ -5208,7 +5354,7 @@
             <w:noProof/>
             <w:webHidden/>
           </w:rPr>
-          <w:instrText xml:space="preserve"> PAGEREF _Toc231918429 \h </w:instrText>
+          <w:instrText xml:space="preserve"> PAGEREF _Toc231927553 \h </w:instrText>
         </w:r>
         <w:r>
           <w:rPr>
@@ -5252,7 +5398,7 @@
           <w:szCs w:val="22"/>
         </w:rPr>
       </w:pPr>
-      <w:hyperlink w:anchor="_Toc231918430" w:history="1">
+      <w:hyperlink w:anchor="_Toc231927554" w:history="1">
         <w:r>
           <w:rPr>
             <w:rStyle w:val="Hyperlink"/>
@@ -5295,7 +5441,7 @@
             <w:noProof/>
             <w:webHidden/>
           </w:rPr>
-          <w:instrText xml:space="preserve"> PAGEREF _Toc231918430 \h </w:instrText>
+          <w:instrText xml:space="preserve"> PAGEREF _Toc231927554 \h </w:instrText>
         </w:r>
         <w:r>
           <w:rPr>
@@ -5339,7 +5485,7 @@
           <w:szCs w:val="22"/>
         </w:rPr>
       </w:pPr>
-      <w:hyperlink w:anchor="_Toc231918431" w:history="1">
+      <w:hyperlink w:anchor="_Toc231927555" w:history="1">
         <w:r>
           <w:rPr>
             <w:rStyle w:val="Hyperlink"/>
@@ -5367,7 +5513,7 @@
             <w:noProof/>
             <w:webHidden/>
           </w:rPr>
-          <w:instrText xml:space="preserve"> PAGEREF _Toc231918431 \h </w:instrText>
+          <w:instrText xml:space="preserve"> PAGEREF _Toc231927555 \h </w:instrText>
         </w:r>
         <w:r>
           <w:rPr>
@@ -5411,7 +5557,7 @@
           <w:szCs w:val="22"/>
         </w:rPr>
       </w:pPr>
-      <w:hyperlink w:anchor="_Toc231918432" w:history="1">
+      <w:hyperlink w:anchor="_Toc231927556" w:history="1">
         <w:r>
           <w:rPr>
             <w:rStyle w:val="Hyperlink"/>
@@ -5454,7 +5600,7 @@
             <w:noProof/>
             <w:webHidden/>
           </w:rPr>
-          <w:instrText xml:space="preserve"> PAGEREF _Toc231918432 \h </w:instrText>
+          <w:instrText xml:space="preserve"> PAGEREF _Toc231927556 \h </w:instrText>
         </w:r>
         <w:r>
           <w:rPr>
@@ -5498,7 +5644,7 @@
           <w:szCs w:val="22"/>
         </w:rPr>
       </w:pPr>
-      <w:hyperlink w:anchor="_Toc231918433" w:history="1">
+      <w:hyperlink w:anchor="_Toc231927557" w:history="1">
         <w:r>
           <w:rPr>
             <w:rStyle w:val="Hyperlink"/>
@@ -5526,7 +5672,7 @@
             <w:noProof/>
             <w:webHidden/>
           </w:rPr>
-          <w:instrText xml:space="preserve"> PAGEREF _Toc231918433 \h </w:instrText>
+          <w:instrText xml:space="preserve"> PAGEREF _Toc231927557 \h </w:instrText>
         </w:r>
         <w:r>
           <w:rPr>
@@ -5570,7 +5716,7 @@
           <w:szCs w:val="22"/>
         </w:rPr>
       </w:pPr>
-      <w:hyperlink w:anchor="_Toc231918434" w:history="1">
+      <w:hyperlink w:anchor="_Toc231927558" w:history="1">
         <w:r>
           <w:rPr>
             <w:rStyle w:val="Hyperlink"/>
@@ -5613,7 +5759,7 @@
             <w:noProof/>
             <w:webHidden/>
           </w:rPr>
-          <w:instrText xml:space="preserve"> PAGEREF _Toc231918434 \h </w:instrText>
+          <w:instrText xml:space="preserve"> PAGEREF _Toc231927558 \h </w:instrText>
         </w:r>
         <w:r>
           <w:rPr>
@@ -5657,7 +5803,7 @@
           <w:szCs w:val="22"/>
         </w:rPr>
       </w:pPr>
-      <w:hyperlink w:anchor="_Toc231918435" w:history="1">
+      <w:hyperlink w:anchor="_Toc231927559" w:history="1">
         <w:r>
           <w:rPr>
             <w:rStyle w:val="Hyperlink"/>
@@ -5685,7 +5831,7 @@
             <w:noProof/>
             <w:webHidden/>
           </w:rPr>
-          <w:instrText xml:space="preserve"> PAGEREF _Toc231918435 \h </w:instrText>
+          <w:instrText xml:space="preserve"> PAGEREF _Toc231927559 \h </w:instrText>
         </w:r>
         <w:r>
           <w:rPr>
@@ -5729,7 +5875,7 @@
           <w:szCs w:val="22"/>
         </w:rPr>
       </w:pPr>
-      <w:hyperlink w:anchor="_Toc231918436" w:history="1">
+      <w:hyperlink w:anchor="_Toc231927560" w:history="1">
         <w:r>
           <w:rPr>
             <w:rStyle w:val="Hyperlink"/>
@@ -5757,7 +5903,7 @@
             <w:noProof/>
             <w:webHidden/>
           </w:rPr>
-          <w:instrText xml:space="preserve"> PAGEREF _Toc231918436 \h </w:instrText>
+          <w:instrText xml:space="preserve"> PAGEREF _Toc231927560 \h </w:instrText>
         </w:r>
         <w:r>
           <w:rPr>
@@ -5801,7 +5947,7 @@
           <w:szCs w:val="22"/>
         </w:rPr>
       </w:pPr>
-      <w:hyperlink w:anchor="_Toc231918437" w:history="1">
+      <w:hyperlink w:anchor="_Toc231927561" w:history="1">
         <w:r>
           <w:rPr>
             <w:rStyle w:val="Hyperlink"/>
@@ -5829,7 +5975,7 @@
             <w:noProof/>
             <w:webHidden/>
           </w:rPr>
-          <w:instrText xml:space="preserve"> PAGEREF _Toc231918437 \h </w:instrText>
+          <w:instrText xml:space="preserve"> PAGEREF _Toc231927561 \h </w:instrText>
         </w:r>
         <w:r>
           <w:rPr>
@@ -5873,7 +6019,7 @@
           <w:szCs w:val="22"/>
         </w:rPr>
       </w:pPr>
-      <w:hyperlink w:anchor="_Toc231918438" w:history="1">
+      <w:hyperlink w:anchor="_Toc231927562" w:history="1">
         <w:r>
           <w:rPr>
             <w:rStyle w:val="Hyperlink"/>
@@ -5901,7 +6047,7 @@
             <w:noProof/>
             <w:webHidden/>
           </w:rPr>
-          <w:instrText xml:space="preserve"> PAGEREF _Toc231918438 \h </w:instrText>
+          <w:instrText xml:space="preserve"> PAGEREF _Toc231927562 \h </w:instrText>
         </w:r>
         <w:r>
           <w:rPr>
@@ -5945,7 +6091,7 @@
           <w:szCs w:val="22"/>
         </w:rPr>
       </w:pPr>
-      <w:hyperlink w:anchor="_Toc231918439" w:history="1">
+      <w:hyperlink w:anchor="_Toc231927563" w:history="1">
         <w:r>
           <w:rPr>
             <w:rStyle w:val="Hyperlink"/>
@@ -5973,7 +6119,7 @@
             <w:noProof/>
             <w:webHidden/>
           </w:rPr>
-          <w:instrText xml:space="preserve"> PAGEREF _Toc231918439 \h </w:instrText>
+          <w:instrText xml:space="preserve"> PAGEREF _Toc231927563 \h </w:instrText>
         </w:r>
         <w:r>
           <w:rPr>
@@ -6017,7 +6163,7 @@
           <w:szCs w:val="22"/>
         </w:rPr>
       </w:pPr>
-      <w:hyperlink w:anchor="_Toc231918440" w:history="1">
+      <w:hyperlink w:anchor="_Toc231927564" w:history="1">
         <w:r>
           <w:rPr>
             <w:rStyle w:val="Hyperlink"/>
@@ -6045,7 +6191,7 @@
             <w:noProof/>
             <w:webHidden/>
           </w:rPr>
-          <w:instrText xml:space="preserve"> PAGEREF _Toc231918440 \h </w:instrText>
+          <w:instrText xml:space="preserve"> PAGEREF _Toc231927564 \h </w:instrText>
         </w:r>
         <w:r>
           <w:rPr>
@@ -6089,7 +6235,7 @@
           <w:szCs w:val="22"/>
         </w:rPr>
       </w:pPr>
-      <w:hyperlink w:anchor="_Toc231918441" w:history="1">
+      <w:hyperlink w:anchor="_Toc231927565" w:history="1">
         <w:r>
           <w:rPr>
             <w:rStyle w:val="Hyperlink"/>
@@ -6117,7 +6263,7 @@
             <w:noProof/>
             <w:webHidden/>
           </w:rPr>
-          <w:instrText xml:space="preserve"> PAGEREF _Toc231918441 \h </w:instrText>
+          <w:instrText xml:space="preserve"> PAGEREF _Toc231927565 \h </w:instrText>
         </w:r>
         <w:r>
           <w:rPr>
@@ -6161,7 +6307,7 @@
           <w:szCs w:val="22"/>
         </w:rPr>
       </w:pPr>
-      <w:hyperlink w:anchor="_Toc231918442" w:history="1">
+      <w:hyperlink w:anchor="_Toc231927566" w:history="1">
         <w:r>
           <w:rPr>
             <w:rStyle w:val="Hyperlink"/>
@@ -6189,7 +6335,7 @@
             <w:noProof/>
             <w:webHidden/>
           </w:rPr>
-          <w:instrText xml:space="preserve"> PAGEREF _Toc231918442 \h </w:instrText>
+          <w:instrText xml:space="preserve"> PAGEREF _Toc231927566 \h </w:instrText>
         </w:r>
         <w:r>
           <w:rPr>
@@ -6233,7 +6379,7 @@
           <w:szCs w:val="22"/>
         </w:rPr>
       </w:pPr>
-      <w:hyperlink w:anchor="_Toc231918443" w:history="1">
+      <w:hyperlink w:anchor="_Toc231927567" w:history="1">
         <w:r>
           <w:rPr>
             <w:rStyle w:val="Hyperlink"/>
@@ -6276,7 +6422,7 @@
             <w:noProof/>
             <w:webHidden/>
           </w:rPr>
-          <w:instrText xml:space="preserve"> PAGEREF _Toc231918443 \h </w:instrText>
+          <w:instrText xml:space="preserve"> PAGEREF _Toc231927567 \h </w:instrText>
         </w:r>
         <w:r>
           <w:rPr>
@@ -6320,7 +6466,7 @@
           <w:szCs w:val="22"/>
         </w:rPr>
       </w:pPr>
-      <w:hyperlink w:anchor="_Toc231918444" w:history="1">
+      <w:hyperlink w:anchor="_Toc231927568" w:history="1">
         <w:r>
           <w:rPr>
             <w:rStyle w:val="Hyperlink"/>
@@ -6363,7 +6509,7 @@
             <w:noProof/>
             <w:webHidden/>
           </w:rPr>
-          <w:instrText xml:space="preserve"> PAGEREF _Toc231918444 \h </w:instrText>
+          <w:instrText xml:space="preserve"> PAGEREF _Toc231927568 \h </w:instrText>
         </w:r>
         <w:r>
           <w:rPr>
@@ -6407,7 +6553,7 @@
           <w:szCs w:val="22"/>
         </w:rPr>
       </w:pPr>
-      <w:hyperlink w:anchor="_Toc231918445" w:history="1">
+      <w:hyperlink w:anchor="_Toc231927569" w:history="1">
         <w:r>
           <w:rPr>
             <w:rStyle w:val="Hyperlink"/>
@@ -6435,7 +6581,7 @@
             <w:noProof/>
             <w:webHidden/>
           </w:rPr>
-          <w:instrText xml:space="preserve"> PAGEREF _Toc231918445 \h </w:instrText>
+          <w:instrText xml:space="preserve"> PAGEREF _Toc231927569 \h </w:instrText>
         </w:r>
         <w:r>
           <w:rPr>
@@ -6479,7 +6625,7 @@
           <w:szCs w:val="22"/>
         </w:rPr>
       </w:pPr>
-      <w:hyperlink w:anchor="_Toc231918446" w:history="1">
+      <w:hyperlink w:anchor="_Toc231927570" w:history="1">
         <w:r>
           <w:rPr>
             <w:rStyle w:val="Hyperlink"/>
@@ -6507,7 +6653,7 @@
             <w:noProof/>
             <w:webHidden/>
           </w:rPr>
-          <w:instrText xml:space="preserve"> PAGEREF _Toc231918446 \h </w:instrText>
+          <w:instrText xml:space="preserve"> PAGEREF _Toc231927570 \h </w:instrText>
         </w:r>
         <w:r>
           <w:rPr>
@@ -6551,7 +6697,7 @@
           <w:szCs w:val="22"/>
         </w:rPr>
       </w:pPr>
-      <w:hyperlink w:anchor="_Toc231918447" w:history="1">
+      <w:hyperlink w:anchor="_Toc231927571" w:history="1">
         <w:r>
           <w:rPr>
             <w:rStyle w:val="Hyperlink"/>
@@ -6579,7 +6725,7 @@
             <w:noProof/>
             <w:webHidden/>
           </w:rPr>
-          <w:instrText xml:space="preserve"> PAGEREF _Toc231918447 \h </w:instrText>
+          <w:instrText xml:space="preserve"> PAGEREF _Toc231927571 \h </w:instrText>
         </w:r>
         <w:r>
           <w:rPr>
@@ -6623,7 +6769,7 @@
           <w:szCs w:val="22"/>
         </w:rPr>
       </w:pPr>
-      <w:hyperlink w:anchor="_Toc231918448" w:history="1">
+      <w:hyperlink w:anchor="_Toc231927572" w:history="1">
         <w:r>
           <w:rPr>
             <w:rStyle w:val="Hyperlink"/>
@@ -6651,7 +6797,7 @@
             <w:noProof/>
             <w:webHidden/>
           </w:rPr>
-          <w:instrText xml:space="preserve"> PAGEREF _Toc231918448 \h </w:instrText>
+          <w:instrText xml:space="preserve"> PAGEREF _Toc231927572 \h </w:instrText>
         </w:r>
         <w:r>
           <w:rPr>
@@ -6695,7 +6841,7 @@
           <w:szCs w:val="22"/>
         </w:rPr>
       </w:pPr>
-      <w:hyperlink w:anchor="_Toc231918449" w:history="1">
+      <w:hyperlink w:anchor="_Toc231927573" w:history="1">
         <w:r>
           <w:rPr>
             <w:rStyle w:val="Hyperlink"/>
@@ -6723,7 +6869,7 @@
             <w:noProof/>
             <w:webHidden/>
           </w:rPr>
-          <w:instrText xml:space="preserve"> PAGEREF _Toc231918449 \h </w:instrText>
+          <w:instrText xml:space="preserve"> PAGEREF _Toc231927573 \h </w:instrText>
         </w:r>
         <w:r>
           <w:rPr>
@@ -6767,7 +6913,7 @@
           <w:szCs w:val="22"/>
         </w:rPr>
       </w:pPr>
-      <w:hyperlink w:anchor="_Toc231918450" w:history="1">
+      <w:hyperlink w:anchor="_Toc231927574" w:history="1">
         <w:r>
           <w:rPr>
             <w:rStyle w:val="Hyperlink"/>
@@ -6795,7 +6941,7 @@
             <w:noProof/>
             <w:webHidden/>
           </w:rPr>
-          <w:instrText xml:space="preserve"> PAGEREF _Toc231918450 \h </w:instrText>
+          <w:instrText xml:space="preserve"> PAGEREF _Toc231927574 \h </w:instrText>
         </w:r>
         <w:r>
           <w:rPr>
@@ -6839,7 +6985,7 @@
           <w:szCs w:val="22"/>
         </w:rPr>
       </w:pPr>
-      <w:hyperlink w:anchor="_Toc231918451" w:history="1">
+      <w:hyperlink w:anchor="_Toc231927575" w:history="1">
         <w:r>
           <w:rPr>
             <w:rStyle w:val="Hyperlink"/>
@@ -6882,7 +7028,7 @@
             <w:noProof/>
             <w:webHidden/>
           </w:rPr>
-          <w:instrText xml:space="preserve"> PAGEREF _Toc231918451 \h </w:instrText>
+          <w:instrText xml:space="preserve"> PAGEREF _Toc231927575 \h </w:instrText>
         </w:r>
         <w:r>
           <w:rPr>
@@ -6926,7 +7072,7 @@
           <w:szCs w:val="22"/>
         </w:rPr>
       </w:pPr>
-      <w:hyperlink w:anchor="_Toc231918452" w:history="1">
+      <w:hyperlink w:anchor="_Toc231927576" w:history="1">
         <w:r>
           <w:rPr>
             <w:rStyle w:val="Hyperlink"/>
@@ -6954,7 +7100,7 @@
             <w:noProof/>
             <w:webHidden/>
           </w:rPr>
-          <w:instrText xml:space="preserve"> PAGEREF _Toc231918452 \h </w:instrText>
+          <w:instrText xml:space="preserve"> PAGEREF _Toc231927576 \h </w:instrText>
         </w:r>
         <w:r>
           <w:rPr>
@@ -6998,7 +7144,7 @@
           <w:szCs w:val="22"/>
         </w:rPr>
       </w:pPr>
-      <w:hyperlink w:anchor="_Toc231918453" w:history="1">
+      <w:hyperlink w:anchor="_Toc231927577" w:history="1">
         <w:r>
           <w:rPr>
             <w:rStyle w:val="Hyperlink"/>
@@ -7026,7 +7172,7 @@
             <w:noProof/>
             <w:webHidden/>
           </w:rPr>
-          <w:instrText xml:space="preserve"> PAGEREF _Toc231918453 \h </w:instrText>
+          <w:instrText xml:space="preserve"> PAGEREF _Toc231927577 \h </w:instrText>
         </w:r>
         <w:r>
           <w:rPr>
@@ -7070,7 +7216,7 @@
           <w:szCs w:val="22"/>
         </w:rPr>
       </w:pPr>
-      <w:hyperlink w:anchor="_Toc231918454" w:history="1">
+      <w:hyperlink w:anchor="_Toc231927578" w:history="1">
         <w:r>
           <w:rPr>
             <w:rStyle w:val="Hyperlink"/>
@@ -7098,7 +7244,7 @@
             <w:noProof/>
             <w:webHidden/>
           </w:rPr>
-          <w:instrText xml:space="preserve"> PAGEREF _Toc231918454 \h </w:instrText>
+          <w:instrText xml:space="preserve"> PAGEREF _Toc231927578 \h </w:instrText>
         </w:r>
         <w:r>
           <w:rPr>
@@ -7142,7 +7288,7 @@
           <w:szCs w:val="22"/>
         </w:rPr>
       </w:pPr>
-      <w:hyperlink w:anchor="_Toc231918455" w:history="1">
+      <w:hyperlink w:anchor="_Toc231927579" w:history="1">
         <w:r>
           <w:rPr>
             <w:rStyle w:val="Hyperlink"/>
@@ -7170,7 +7316,7 @@
             <w:noProof/>
             <w:webHidden/>
           </w:rPr>
-          <w:instrText xml:space="preserve"> PAGEREF _Toc231918455 \h </w:instrText>
+          <w:instrText xml:space="preserve"> PAGEREF _Toc231927579 \h </w:instrText>
         </w:r>
         <w:r>
           <w:rPr>
@@ -7214,7 +7360,7 @@
           <w:szCs w:val="22"/>
         </w:rPr>
       </w:pPr>
-      <w:hyperlink w:anchor="_Toc231918456" w:history="1">
+      <w:hyperlink w:anchor="_Toc231927580" w:history="1">
         <w:r>
           <w:rPr>
             <w:rStyle w:val="Hyperlink"/>
@@ -7242,7 +7388,7 @@
             <w:noProof/>
             <w:webHidden/>
           </w:rPr>
-          <w:instrText xml:space="preserve"> PAGEREF _Toc231918456 \h </w:instrText>
+          <w:instrText xml:space="preserve"> PAGEREF _Toc231927580 \h </w:instrText>
         </w:r>
         <w:r>
           <w:rPr>
@@ -7286,7 +7432,7 @@
           <w:szCs w:val="22"/>
         </w:rPr>
       </w:pPr>
-      <w:hyperlink w:anchor="_Toc231918457" w:history="1">
+      <w:hyperlink w:anchor="_Toc231927581" w:history="1">
         <w:r>
           <w:rPr>
             <w:rStyle w:val="Hyperlink"/>
@@ -7314,7 +7460,7 @@
             <w:noProof/>
             <w:webHidden/>
           </w:rPr>
-          <w:instrText xml:space="preserve"> PAGEREF _Toc231918457 \h </w:instrText>
+          <w:instrText xml:space="preserve"> PAGEREF _Toc231927581 \h </w:instrText>
         </w:r>
         <w:r>
           <w:rPr>
@@ -7358,7 +7504,7 @@
           <w:szCs w:val="22"/>
         </w:rPr>
       </w:pPr>
-      <w:hyperlink w:anchor="_Toc231918458" w:history="1">
+      <w:hyperlink w:anchor="_Toc231927582" w:history="1">
         <w:r>
           <w:rPr>
             <w:rStyle w:val="Hyperlink"/>
@@ -7386,7 +7532,7 @@
             <w:noProof/>
             <w:webHidden/>
           </w:rPr>
-          <w:instrText xml:space="preserve"> PAGEREF _Toc231918458 \h </w:instrText>
+          <w:instrText xml:space="preserve"> PAGEREF _Toc231927582 \h </w:instrText>
         </w:r>
         <w:r>
           <w:rPr>
@@ -7430,7 +7576,7 @@
           <w:szCs w:val="22"/>
         </w:rPr>
       </w:pPr>
-      <w:hyperlink w:anchor="_Toc231918459" w:history="1">
+      <w:hyperlink w:anchor="_Toc231927583" w:history="1">
         <w:r>
           <w:rPr>
             <w:rStyle w:val="Hyperlink"/>
@@ -7458,7 +7604,7 @@
             <w:noProof/>
             <w:webHidden/>
           </w:rPr>
-          <w:instrText xml:space="preserve"> PAGEREF _Toc231918459 \h </w:instrText>
+          <w:instrText xml:space="preserve"> PAGEREF _Toc231927583 \h </w:instrText>
         </w:r>
         <w:r>
           <w:rPr>
@@ -7502,7 +7648,7 @@
           <w:szCs w:val="22"/>
         </w:rPr>
       </w:pPr>
-      <w:hyperlink w:anchor="_Toc231918460" w:history="1">
+      <w:hyperlink w:anchor="_Toc231927584" w:history="1">
         <w:r>
           <w:rPr>
             <w:rStyle w:val="Hyperlink"/>
@@ -7545,7 +7691,7 @@
             <w:noProof/>
             <w:webHidden/>
           </w:rPr>
-          <w:instrText xml:space="preserve"> PAGEREF _Toc231918460 \h </w:instrText>
+          <w:instrText xml:space="preserve"> PAGEREF _Toc231927584 \h </w:instrText>
         </w:r>
         <w:r>
           <w:rPr>
@@ -7589,7 +7735,7 @@
           <w:szCs w:val="22"/>
         </w:rPr>
       </w:pPr>
-      <w:hyperlink w:anchor="_Toc231918461" w:history="1">
+      <w:hyperlink w:anchor="_Toc231927585" w:history="1">
         <w:r>
           <w:rPr>
             <w:rStyle w:val="Hyperlink"/>
@@ -7617,7 +7763,7 @@
             <w:noProof/>
             <w:webHidden/>
           </w:rPr>
-          <w:instrText xml:space="preserve"> PAGEREF _Toc231918461 \h </w:instrText>
+          <w:instrText xml:space="preserve"> PAGEREF _Toc231927585 \h </w:instrText>
         </w:r>
         <w:r>
           <w:rPr>
@@ -7661,7 +7807,7 @@
           <w:szCs w:val="22"/>
         </w:rPr>
       </w:pPr>
-      <w:hyperlink w:anchor="_Toc231918462" w:history="1">
+      <w:hyperlink w:anchor="_Toc231927586" w:history="1">
         <w:r>
           <w:rPr>
             <w:rStyle w:val="Hyperlink"/>
@@ -7704,7 +7850,7 @@
             <w:noProof/>
             <w:webHidden/>
           </w:rPr>
-          <w:instrText xml:space="preserve"> PAGEREF _Toc231918462 \h </w:instrText>
+          <w:instrText xml:space="preserve"> PAGEREF _Toc231927586 \h </w:instrText>
         </w:r>
         <w:r>
           <w:rPr>
@@ -7748,7 +7894,7 @@
           <w:szCs w:val="22"/>
         </w:rPr>
       </w:pPr>
-      <w:hyperlink w:anchor="_Toc231918463" w:history="1">
+      <w:hyperlink w:anchor="_Toc231927587" w:history="1">
         <w:r>
           <w:rPr>
             <w:rStyle w:val="Hyperlink"/>
@@ -7776,7 +7922,7 @@
             <w:noProof/>
             <w:webHidden/>
           </w:rPr>
-          <w:instrText xml:space="preserve"> PAGEREF _Toc231918463 \h </w:instrText>
+          <w:instrText xml:space="preserve"> PAGEREF _Toc231927587 \h </w:instrText>
         </w:r>
         <w:r>
           <w:rPr>
@@ -7820,7 +7966,7 @@
           <w:szCs w:val="22"/>
         </w:rPr>
       </w:pPr>
-      <w:hyperlink w:anchor="_Toc231918464" w:history="1">
+      <w:hyperlink w:anchor="_Toc231927588" w:history="1">
         <w:r>
           <w:rPr>
             <w:rStyle w:val="Hyperlink"/>
@@ -7848,7 +7994,7 @@
             <w:noProof/>
             <w:webHidden/>
           </w:rPr>
-          <w:instrText xml:space="preserve"> PAGEREF _Toc231918464 \h </w:instrText>
+          <w:instrText xml:space="preserve"> PAGEREF _Toc231927588 \h </w:instrText>
         </w:r>
         <w:r>
           <w:rPr>
@@ -7892,7 +8038,7 @@
           <w:szCs w:val="22"/>
         </w:rPr>
       </w:pPr>
-      <w:hyperlink w:anchor="_Toc231918465" w:history="1">
+      <w:hyperlink w:anchor="_Toc231927589" w:history="1">
         <w:r>
           <w:rPr>
             <w:rStyle w:val="Hyperlink"/>
@@ -7935,7 +8081,7 @@
             <w:noProof/>
             <w:webHidden/>
           </w:rPr>
-          <w:instrText xml:space="preserve"> PAGEREF _Toc231918465 \h </w:instrText>
+          <w:instrText xml:space="preserve"> PAGEREF _Toc231927589 \h </w:instrText>
         </w:r>
         <w:r>
           <w:rPr>
@@ -7979,7 +8125,7 @@
           <w:szCs w:val="22"/>
         </w:rPr>
       </w:pPr>
-      <w:hyperlink w:anchor="_Toc231918466" w:history="1">
+      <w:hyperlink w:anchor="_Toc231927590" w:history="1">
         <w:r>
           <w:rPr>
             <w:rStyle w:val="Hyperlink"/>
@@ -8007,7 +8153,7 @@
             <w:noProof/>
             <w:webHidden/>
           </w:rPr>
-          <w:instrText xml:space="preserve"> PAGEREF _Toc231918466 \h </w:instrText>
+          <w:instrText xml:space="preserve"> PAGEREF _Toc231927590 \h </w:instrText>
         </w:r>
         <w:r>
           <w:rPr>
@@ -8051,7 +8197,7 @@
           <w:szCs w:val="22"/>
         </w:rPr>
       </w:pPr>
-      <w:hyperlink w:anchor="_Toc231918467" w:history="1">
+      <w:hyperlink w:anchor="_Toc231927591" w:history="1">
         <w:r>
           <w:rPr>
             <w:rStyle w:val="Hyperlink"/>
@@ -8079,7 +8225,7 @@
             <w:noProof/>
             <w:webHidden/>
           </w:rPr>
-          <w:instrText xml:space="preserve"> PAGEREF _Toc231918467 \h </w:instrText>
+          <w:instrText xml:space="preserve"> PAGEREF _Toc231927591 \h </w:instrText>
         </w:r>
         <w:r>
           <w:rPr>
@@ -8123,7 +8269,7 @@
           <w:szCs w:val="22"/>
         </w:rPr>
       </w:pPr>
-      <w:hyperlink w:anchor="_Toc231918468" w:history="1">
+      <w:hyperlink w:anchor="_Toc231927592" w:history="1">
         <w:r>
           <w:rPr>
             <w:rStyle w:val="Hyperlink"/>
@@ -8159,7 +8305,7 @@
             <w:noProof/>
             <w:webHidden/>
           </w:rPr>
-          <w:instrText xml:space="preserve"> PAGEREF _Toc231918468 \h </w:instrText>
+          <w:instrText xml:space="preserve"> PAGEREF _Toc231927592 \h </w:instrText>
         </w:r>
         <w:r>
           <w:rPr>
@@ -8203,7 +8349,7 @@
           <w:szCs w:val="22"/>
         </w:rPr>
       </w:pPr>
-      <w:hyperlink w:anchor="_Toc231918469" w:history="1">
+      <w:hyperlink w:anchor="_Toc231927593" w:history="1">
         <w:r>
           <w:rPr>
             <w:rStyle w:val="Hyperlink"/>
@@ -8231,7 +8377,7 @@
             <w:noProof/>
             <w:webHidden/>
           </w:rPr>
-          <w:instrText xml:space="preserve"> PAGEREF _Toc231918469 \h </w:instrText>
+          <w:instrText xml:space="preserve"> PAGEREF _Toc231927593 \h </w:instrText>
         </w:r>
         <w:r>
           <w:rPr>
@@ -8275,7 +8421,7 @@
           <w:szCs w:val="22"/>
         </w:rPr>
       </w:pPr>
-      <w:hyperlink w:anchor="_Toc231918470" w:history="1">
+      <w:hyperlink w:anchor="_Toc231927594" w:history="1">
         <w:r>
           <w:rPr>
             <w:rStyle w:val="Hyperlink"/>
@@ -8310,7 +8456,7 @@
             <w:noProof/>
             <w:webHidden/>
           </w:rPr>
-          <w:instrText xml:space="preserve"> PAGEREF _Toc231918470 \h </w:instrText>
+          <w:instrText xml:space="preserve"> PAGEREF _Toc231927594 \h </w:instrText>
         </w:r>
         <w:r>
           <w:rPr>
@@ -8354,7 +8500,7 @@
           <w:szCs w:val="22"/>
         </w:rPr>
       </w:pPr>
-      <w:hyperlink w:anchor="_Toc231918471" w:history="1">
+      <w:hyperlink w:anchor="_Toc231927595" w:history="1">
         <w:r>
           <w:rPr>
             <w:rStyle w:val="Hyperlink"/>
@@ -8389,7 +8535,7 @@
             <w:noProof/>
             <w:webHidden/>
           </w:rPr>
-          <w:instrText xml:space="preserve"> PAGEREF _Toc231918471 \h </w:instrText>
+          <w:instrText xml:space="preserve"> PAGEREF _Toc231927595 \h </w:instrText>
         </w:r>
         <w:r>
           <w:rPr>
@@ -8433,7 +8579,7 @@
           <w:szCs w:val="22"/>
         </w:rPr>
       </w:pPr>
-      <w:hyperlink w:anchor="_Toc231918472" w:history="1">
+      <w:hyperlink w:anchor="_Toc231927596" w:history="1">
         <w:r>
           <w:rPr>
             <w:rStyle w:val="Hyperlink"/>
@@ -8461,7 +8607,7 @@
             <w:noProof/>
             <w:webHidden/>
           </w:rPr>
-          <w:instrText xml:space="preserve"> PAGEREF _Toc231918472 \h </w:instrText>
+          <w:instrText xml:space="preserve"> PAGEREF _Toc231927596 \h </w:instrText>
         </w:r>
         <w:r>
           <w:rPr>
@@ -8505,7 +8651,7 @@
           <w:szCs w:val="22"/>
         </w:rPr>
       </w:pPr>
-      <w:hyperlink w:anchor="_Toc231918473" w:history="1">
+      <w:hyperlink w:anchor="_Toc231927597" w:history="1">
         <w:r>
           <w:rPr>
             <w:rStyle w:val="Hyperlink"/>
@@ -8533,7 +8679,7 @@
             <w:noProof/>
             <w:webHidden/>
           </w:rPr>
-          <w:instrText xml:space="preserve"> PAGEREF _Toc231918473 \h </w:instrText>
+          <w:instrText xml:space="preserve"> PAGEREF _Toc231927597 \h </w:instrText>
         </w:r>
         <w:r>
           <w:rPr>
@@ -8577,7 +8723,7 @@
           <w:szCs w:val="22"/>
         </w:rPr>
       </w:pPr>
-      <w:hyperlink w:anchor="_Toc231918474" w:history="1">
+      <w:hyperlink w:anchor="_Toc231927598" w:history="1">
         <w:r>
           <w:rPr>
             <w:rStyle w:val="Hyperlink"/>
@@ -8620,7 +8766,7 @@
             <w:noProof/>
             <w:webHidden/>
           </w:rPr>
-          <w:instrText xml:space="preserve"> PAGEREF _Toc231918474 \h </w:instrText>
+          <w:instrText xml:space="preserve"> PAGEREF _Toc231927598 \h </w:instrText>
         </w:r>
         <w:r>
           <w:rPr>
@@ -8664,7 +8810,7 @@
           <w:szCs w:val="22"/>
         </w:rPr>
       </w:pPr>
-      <w:hyperlink w:anchor="_Toc231918475" w:history="1">
+      <w:hyperlink w:anchor="_Toc231927599" w:history="1">
         <w:r>
           <w:rPr>
             <w:rStyle w:val="Hyperlink"/>
@@ -8692,7 +8838,7 @@
             <w:noProof/>
             <w:webHidden/>
           </w:rPr>
-          <w:instrText xml:space="preserve"> PAGEREF _Toc231918475 \h </w:instrText>
+          <w:instrText xml:space="preserve"> PAGEREF _Toc231927599 \h </w:instrText>
         </w:r>
         <w:r>
           <w:rPr>
@@ -8754,8 +8900,8 @@
           <w:rtl/>
         </w:rPr>
       </w:pPr>
-      <w:bookmarkStart w:id="3" w:name="قائمة-الجداول"/>
-      <w:bookmarkEnd w:id="1"/>
+      <w:bookmarkStart w:id="2" w:name="قائمة-الجداول"/>
+      <w:bookmarkEnd w:id="0"/>
       <w:r>
         <w:rPr>
           <w:rtl/>
@@ -8769,7 +8915,7 @@
         <w:bidi/>
         <w:jc w:val="left"/>
       </w:pPr>
-      <w:bookmarkStart w:id="4" w:name="_Toc231918371"/>
+      <w:bookmarkStart w:id="3" w:name="_Toc231927495"/>
       <w:r>
         <w:rPr>
           <w:rtl/>
@@ -8777,7 +8923,7 @@
         <w:lastRenderedPageBreak/>
         <w:t>قائمة الجداول</w:t>
       </w:r>
-      <w:bookmarkEnd w:id="4"/>
+      <w:bookmarkEnd w:id="3"/>
     </w:p>
     <w:p>
       <w:pPr>
@@ -8791,7 +8937,6 @@
           <w:sz w:val="22"/>
           <w:szCs w:val="22"/>
         </w:rPr>
-        <w:bidi/>
       </w:pPr>
       <w:r>
         <w:fldChar w:fldCharType="begin"/>
@@ -8930,7 +9075,7 @@
         <w:rPr>
           <w:noProof/>
         </w:rPr>
-        <w:instrText xml:space="preserve"> PAGEREF _Toc231918476 \h </w:instrText>
+        <w:instrText xml:space="preserve"> PAGEREF _Toc231927600 \h </w:instrText>
       </w:r>
       <w:r>
         <w:rPr>
@@ -8968,7 +9113,6 @@
           <w:sz w:val="22"/>
           <w:szCs w:val="22"/>
         </w:rPr>
-        <w:bidi/>
       </w:pPr>
       <w:r>
         <w:rPr>
@@ -9068,7 +9212,7 @@
         <w:rPr>
           <w:noProof/>
         </w:rPr>
-        <w:instrText xml:space="preserve"> PAGEREF _Toc231918477 \h </w:instrText>
+        <w:instrText xml:space="preserve"> PAGEREF _Toc231927601 \h </w:instrText>
       </w:r>
       <w:r>
         <w:rPr>
@@ -9106,7 +9250,6 @@
           <w:sz w:val="22"/>
           <w:szCs w:val="22"/>
         </w:rPr>
-        <w:bidi/>
       </w:pPr>
       <w:r>
         <w:rPr>
@@ -9199,7 +9342,7 @@
         <w:rPr>
           <w:noProof/>
         </w:rPr>
-        <w:instrText xml:space="preserve"> PAGEREF _Toc231918478 \h </w:instrText>
+        <w:instrText xml:space="preserve"> PAGEREF _Toc231927602 \h </w:instrText>
       </w:r>
       <w:r>
         <w:rPr>
@@ -9237,7 +9380,6 @@
           <w:sz w:val="22"/>
           <w:szCs w:val="22"/>
         </w:rPr>
-        <w:bidi/>
       </w:pPr>
       <w:r>
         <w:rPr>
@@ -9337,7 +9479,7 @@
         <w:rPr>
           <w:noProof/>
         </w:rPr>
-        <w:instrText xml:space="preserve"> PAGEREF _Toc231918479 \h </w:instrText>
+        <w:instrText xml:space="preserve"> PAGEREF _Toc231927603 \h </w:instrText>
       </w:r>
       <w:r>
         <w:rPr>
@@ -9381,6 +9523,7 @@
         <w:rPr>
           <w:b/>
           <w:noProof/>
+          <w:rtl/>
         </w:rPr>
         <w:t xml:space="preserve">5: </w:t>
       </w:r>
@@ -9396,6 +9539,7 @@
         <w:rPr>
           <w:b/>
           <w:noProof/>
+          <w:rtl/>
         </w:rPr>
         <w:t xml:space="preserve"> </w:t>
       </w:r>
@@ -9411,6 +9555,7 @@
         <w:rPr>
           <w:b/>
           <w:noProof/>
+          <w:rtl/>
         </w:rPr>
         <w:t xml:space="preserve"> 04: </w:t>
       </w:r>
@@ -9426,6 +9571,7 @@
         <w:rPr>
           <w:b/>
           <w:noProof/>
+          <w:rtl/>
         </w:rPr>
         <w:t xml:space="preserve"> </w:t>
       </w:r>
@@ -9441,6 +9587,7 @@
         <w:rPr>
           <w:b/>
           <w:noProof/>
+          <w:rtl/>
         </w:rPr>
         <w:t xml:space="preserve"> </w:t>
       </w:r>
@@ -9456,6 +9603,7 @@
         <w:rPr>
           <w:b/>
           <w:noProof/>
+          <w:rtl/>
         </w:rPr>
         <w:t xml:space="preserve"> </w:t>
       </w:r>
@@ -9471,6 +9619,7 @@
         <w:rPr>
           <w:b/>
           <w:noProof/>
+          <w:rtl/>
         </w:rPr>
         <w:t xml:space="preserve"> </w:t>
       </w:r>
@@ -9485,41 +9634,48 @@
       <w:r>
         <w:rPr>
           <w:noProof/>
+          <w:rtl/>
         </w:rPr>
         <w:tab/>
       </w:r>
       <w:r>
         <w:rPr>
           <w:noProof/>
+          <w:rtl/>
         </w:rPr>
         <w:fldChar w:fldCharType="begin"/>
       </w:r>
       <w:r>
         <w:rPr>
           <w:noProof/>
-        </w:rPr>
-        <w:instrText xml:space="preserve"> PAGEREF _Toc231918480 \h </w:instrText>
-      </w:r>
-      <w:r>
-        <w:rPr>
-          <w:noProof/>
-        </w:rPr>
-      </w:r>
-      <w:r>
-        <w:rPr>
-          <w:noProof/>
+          <w:rtl/>
+        </w:rPr>
+        <w:instrText xml:space="preserve"> PAGEREF _Toc231927604 \h </w:instrText>
+      </w:r>
+      <w:r>
+        <w:rPr>
+          <w:noProof/>
+          <w:rtl/>
+        </w:rPr>
+      </w:r>
+      <w:r>
+        <w:rPr>
+          <w:noProof/>
+          <w:rtl/>
         </w:rPr>
         <w:fldChar w:fldCharType="separate"/>
       </w:r>
       <w:r>
         <w:rPr>
           <w:noProof/>
+          <w:rtl/>
         </w:rPr>
         <w:t>26</w:t>
       </w:r>
       <w:r>
         <w:rPr>
           <w:noProof/>
+          <w:rtl/>
         </w:rPr>
         <w:fldChar w:fldCharType="end"/>
       </w:r>
@@ -9542,6 +9698,7 @@
         <w:rPr>
           <w:b/>
           <w:noProof/>
+          <w:rtl/>
         </w:rPr>
         <w:t xml:space="preserve">6: </w:t>
       </w:r>
@@ -9557,6 +9714,7 @@
         <w:rPr>
           <w:b/>
           <w:noProof/>
+          <w:rtl/>
         </w:rPr>
         <w:t xml:space="preserve"> </w:t>
       </w:r>
@@ -9572,6 +9730,7 @@
         <w:rPr>
           <w:b/>
           <w:noProof/>
+          <w:rtl/>
         </w:rPr>
         <w:t xml:space="preserve"> 05: </w:t>
       </w:r>
@@ -9587,6 +9746,7 @@
         <w:rPr>
           <w:b/>
           <w:noProof/>
+          <w:rtl/>
         </w:rPr>
         <w:t xml:space="preserve"> </w:t>
       </w:r>
@@ -9602,6 +9762,7 @@
         <w:rPr>
           <w:b/>
           <w:noProof/>
+          <w:rtl/>
         </w:rPr>
         <w:t xml:space="preserve"> </w:t>
       </w:r>
@@ -9617,6 +9778,7 @@
         <w:rPr>
           <w:b/>
           <w:noProof/>
+          <w:rtl/>
         </w:rPr>
         <w:t xml:space="preserve"> </w:t>
       </w:r>
@@ -9632,6 +9794,7 @@
         <w:rPr>
           <w:b/>
           <w:noProof/>
+          <w:rtl/>
         </w:rPr>
         <w:t xml:space="preserve"> </w:t>
       </w:r>
@@ -9647,6 +9810,7 @@
         <w:rPr>
           <w:b/>
           <w:noProof/>
+          <w:rtl/>
         </w:rPr>
         <w:t xml:space="preserve"> </w:t>
       </w:r>
@@ -9662,6 +9826,7 @@
         <w:rPr>
           <w:b/>
           <w:noProof/>
+          <w:rtl/>
         </w:rPr>
         <w:t xml:space="preserve"> </w:t>
       </w:r>
@@ -9677,6 +9842,7 @@
         <w:rPr>
           <w:b/>
           <w:noProof/>
+          <w:rtl/>
         </w:rPr>
         <w:t xml:space="preserve"> </w:t>
       </w:r>
@@ -9692,6 +9858,7 @@
         <w:rPr>
           <w:b/>
           <w:noProof/>
+          <w:rtl/>
         </w:rPr>
         <w:t xml:space="preserve"> </w:t>
       </w:r>
@@ -9706,41 +9873,48 @@
       <w:r>
         <w:rPr>
           <w:noProof/>
+          <w:rtl/>
         </w:rPr>
         <w:tab/>
       </w:r>
       <w:r>
         <w:rPr>
           <w:noProof/>
+          <w:rtl/>
         </w:rPr>
         <w:fldChar w:fldCharType="begin"/>
       </w:r>
       <w:r>
         <w:rPr>
           <w:noProof/>
-        </w:rPr>
-        <w:instrText xml:space="preserve"> PAGEREF _Toc231918481 \h </w:instrText>
-      </w:r>
-      <w:r>
-        <w:rPr>
-          <w:noProof/>
-        </w:rPr>
-      </w:r>
-      <w:r>
-        <w:rPr>
-          <w:noProof/>
+          <w:rtl/>
+        </w:rPr>
+        <w:instrText xml:space="preserve"> PAGEREF _Toc231927605 \h </w:instrText>
+      </w:r>
+      <w:r>
+        <w:rPr>
+          <w:noProof/>
+          <w:rtl/>
+        </w:rPr>
+      </w:r>
+      <w:r>
+        <w:rPr>
+          <w:noProof/>
+          <w:rtl/>
         </w:rPr>
         <w:fldChar w:fldCharType="separate"/>
       </w:r>
       <w:r>
         <w:rPr>
           <w:noProof/>
+          <w:rtl/>
         </w:rPr>
         <w:t>27</w:t>
       </w:r>
       <w:r>
         <w:rPr>
           <w:noProof/>
+          <w:rtl/>
         </w:rPr>
         <w:fldChar w:fldCharType="end"/>
       </w:r>
@@ -9757,7 +9931,6 @@
           <w:sz w:val="22"/>
           <w:szCs w:val="22"/>
         </w:rPr>
-        <w:bidi/>
       </w:pPr>
       <w:r>
         <w:rPr>
@@ -10345,7 +10518,7 @@
         <w:rPr>
           <w:noProof/>
         </w:rPr>
-        <w:instrText xml:space="preserve"> PAGEREF _Toc231918482 \h </w:instrText>
+        <w:instrText xml:space="preserve"> PAGEREF _Toc231927606 \h </w:instrText>
       </w:r>
       <w:r>
         <w:rPr>
@@ -10383,7 +10556,6 @@
           <w:sz w:val="22"/>
           <w:szCs w:val="22"/>
         </w:rPr>
-        <w:bidi/>
       </w:pPr>
       <w:r>
         <w:rPr>
@@ -10536,7 +10708,7 @@
         <w:rPr>
           <w:noProof/>
         </w:rPr>
-        <w:instrText xml:space="preserve"> PAGEREF _Toc231918483 \h </w:instrText>
+        <w:instrText xml:space="preserve"> PAGEREF _Toc231927607 \h </w:instrText>
       </w:r>
       <w:r>
         <w:rPr>
@@ -10574,7 +10746,6 @@
           <w:sz w:val="22"/>
           <w:szCs w:val="22"/>
         </w:rPr>
-        <w:bidi/>
       </w:pPr>
       <w:r>
         <w:rPr>
@@ -10712,7 +10883,7 @@
         <w:rPr>
           <w:noProof/>
         </w:rPr>
-        <w:instrText xml:space="preserve"> PAGEREF _Toc231918484 \h </w:instrText>
+        <w:instrText xml:space="preserve"> PAGEREF _Toc231927608 \h </w:instrText>
       </w:r>
       <w:r>
         <w:rPr>
@@ -10750,7 +10921,6 @@
           <w:sz w:val="22"/>
           <w:szCs w:val="22"/>
         </w:rPr>
-        <w:bidi/>
       </w:pPr>
       <w:r>
         <w:rPr>
@@ -10888,7 +11058,7 @@
         <w:rPr>
           <w:noProof/>
         </w:rPr>
-        <w:instrText xml:space="preserve"> PAGEREF _Toc231918485 \h </w:instrText>
+        <w:instrText xml:space="preserve"> PAGEREF _Toc231927609 \h </w:instrText>
       </w:r>
       <w:r>
         <w:rPr>
@@ -10932,6 +11102,7 @@
         <w:rPr>
           <w:b/>
           <w:noProof/>
+          <w:rtl/>
         </w:rPr>
         <w:t xml:space="preserve">11: </w:t>
       </w:r>
@@ -10947,6 +11118,7 @@
         <w:rPr>
           <w:b/>
           <w:noProof/>
+          <w:rtl/>
         </w:rPr>
         <w:t xml:space="preserve"> </w:t>
       </w:r>
@@ -10962,6 +11134,7 @@
         <w:rPr>
           <w:b/>
           <w:noProof/>
+          <w:rtl/>
         </w:rPr>
         <w:t xml:space="preserve"> </w:t>
       </w:r>
@@ -10977,6 +11150,7 @@
         <w:rPr>
           <w:b/>
           <w:noProof/>
+          <w:rtl/>
         </w:rPr>
         <w:t xml:space="preserve"> </w:t>
       </w:r>
@@ -10991,41 +11165,48 @@
       <w:r>
         <w:rPr>
           <w:noProof/>
+          <w:rtl/>
         </w:rPr>
         <w:tab/>
       </w:r>
       <w:r>
         <w:rPr>
           <w:noProof/>
+          <w:rtl/>
         </w:rPr>
         <w:fldChar w:fldCharType="begin"/>
       </w:r>
       <w:r>
         <w:rPr>
           <w:noProof/>
-        </w:rPr>
-        <w:instrText xml:space="preserve"> PAGEREF _Toc231918486 \h </w:instrText>
-      </w:r>
-      <w:r>
-        <w:rPr>
-          <w:noProof/>
-        </w:rPr>
-      </w:r>
-      <w:r>
-        <w:rPr>
-          <w:noProof/>
+          <w:rtl/>
+        </w:rPr>
+        <w:instrText xml:space="preserve"> PAGEREF _Toc231927610 \h </w:instrText>
+      </w:r>
+      <w:r>
+        <w:rPr>
+          <w:noProof/>
+          <w:rtl/>
+        </w:rPr>
+      </w:r>
+      <w:r>
+        <w:rPr>
+          <w:noProof/>
+          <w:rtl/>
         </w:rPr>
         <w:fldChar w:fldCharType="separate"/>
       </w:r>
       <w:r>
         <w:rPr>
           <w:noProof/>
+          <w:rtl/>
         </w:rPr>
         <w:t>52</w:t>
       </w:r>
       <w:r>
         <w:rPr>
           <w:noProof/>
+          <w:rtl/>
         </w:rPr>
         <w:fldChar w:fldCharType="end"/>
       </w:r>
@@ -11042,7 +11223,6 @@
           <w:sz w:val="22"/>
           <w:szCs w:val="22"/>
         </w:rPr>
-        <w:bidi/>
       </w:pPr>
       <w:r>
         <w:rPr>
@@ -11105,7 +11285,7 @@
         <w:rPr>
           <w:noProof/>
         </w:rPr>
-        <w:instrText xml:space="preserve"> PAGEREF _Toc231918487 \h </w:instrText>
+        <w:instrText xml:space="preserve"> PAGEREF _Toc231927611 \h </w:instrText>
       </w:r>
       <w:r>
         <w:rPr>
@@ -11143,7 +11323,6 @@
           <w:sz w:val="22"/>
           <w:szCs w:val="22"/>
         </w:rPr>
-        <w:bidi/>
       </w:pPr>
       <w:r>
         <w:rPr>
@@ -11206,7 +11385,7 @@
         <w:rPr>
           <w:noProof/>
         </w:rPr>
-        <w:instrText xml:space="preserve"> PAGEREF _Toc231918488 \h </w:instrText>
+        <w:instrText xml:space="preserve"> PAGEREF _Toc231927612 \h </w:instrText>
       </w:r>
       <w:r>
         <w:rPr>
@@ -11244,7 +11423,6 @@
           <w:sz w:val="22"/>
           <w:szCs w:val="22"/>
         </w:rPr>
-        <w:bidi/>
       </w:pPr>
       <w:r>
         <w:rPr>
@@ -11337,7 +11515,7 @@
         <w:rPr>
           <w:noProof/>
         </w:rPr>
-        <w:instrText xml:space="preserve"> PAGEREF _Toc231918489 \h </w:instrText>
+        <w:instrText xml:space="preserve"> PAGEREF _Toc231927613 \h </w:instrText>
       </w:r>
       <w:r>
         <w:rPr>
@@ -11375,7 +11553,6 @@
           <w:sz w:val="22"/>
           <w:szCs w:val="22"/>
         </w:rPr>
-        <w:bidi/>
       </w:pPr>
       <w:r>
         <w:rPr>
@@ -11453,7 +11630,7 @@
         <w:rPr>
           <w:noProof/>
         </w:rPr>
-        <w:instrText xml:space="preserve"> PAGEREF _Toc231918490 \h </w:instrText>
+        <w:instrText xml:space="preserve"> PAGEREF _Toc231927614 \h </w:instrText>
       </w:r>
       <w:r>
         <w:rPr>
@@ -11491,7 +11668,6 @@
           <w:sz w:val="22"/>
           <w:szCs w:val="22"/>
         </w:rPr>
-        <w:bidi/>
       </w:pPr>
       <w:r>
         <w:rPr>
@@ -11584,7 +11760,7 @@
         <w:rPr>
           <w:noProof/>
         </w:rPr>
-        <w:instrText xml:space="preserve"> PAGEREF _Toc231918491 \h </w:instrText>
+        <w:instrText xml:space="preserve"> PAGEREF _Toc231927615 \h </w:instrText>
       </w:r>
       <w:r>
         <w:rPr>
@@ -11622,7 +11798,6 @@
           <w:sz w:val="22"/>
           <w:szCs w:val="22"/>
         </w:rPr>
-        <w:bidi/>
       </w:pPr>
       <w:r>
         <w:rPr>
@@ -11737,7 +11912,7 @@
         <w:rPr>
           <w:noProof/>
         </w:rPr>
-        <w:instrText xml:space="preserve"> PAGEREF _Toc231918492 \h </w:instrText>
+        <w:instrText xml:space="preserve"> PAGEREF _Toc231927616 \h </w:instrText>
       </w:r>
       <w:r>
         <w:rPr>
@@ -11775,7 +11950,6 @@
           <w:sz w:val="22"/>
           <w:szCs w:val="22"/>
         </w:rPr>
-        <w:bidi/>
       </w:pPr>
       <w:r>
         <w:rPr>
@@ -11928,7 +12102,7 @@
         <w:rPr>
           <w:noProof/>
         </w:rPr>
-        <w:instrText xml:space="preserve"> PAGEREF _Toc231918493 \h </w:instrText>
+        <w:instrText xml:space="preserve"> PAGEREF _Toc231927617 \h </w:instrText>
       </w:r>
       <w:r>
         <w:rPr>
@@ -11966,7 +12140,6 @@
           <w:sz w:val="22"/>
           <w:szCs w:val="22"/>
         </w:rPr>
-        <w:bidi/>
       </w:pPr>
       <w:r>
         <w:rPr>
@@ -12044,7 +12217,7 @@
         <w:rPr>
           <w:noProof/>
         </w:rPr>
-        <w:instrText xml:space="preserve"> PAGEREF _Toc231918494 \h </w:instrText>
+        <w:instrText xml:space="preserve"> PAGEREF _Toc231927618 \h </w:instrText>
       </w:r>
       <w:r>
         <w:rPr>
@@ -12082,7 +12255,6 @@
           <w:sz w:val="22"/>
           <w:szCs w:val="22"/>
         </w:rPr>
-        <w:bidi/>
       </w:pPr>
       <w:r>
         <w:rPr>
@@ -12176,7 +12348,7 @@
         <w:rPr>
           <w:noProof/>
         </w:rPr>
-        <w:instrText xml:space="preserve"> PAGEREF _Toc231918495 \h </w:instrText>
+        <w:instrText xml:space="preserve"> PAGEREF _Toc231927619 \h </w:instrText>
       </w:r>
       <w:r>
         <w:rPr>
@@ -12214,7 +12386,6 @@
           <w:sz w:val="22"/>
           <w:szCs w:val="22"/>
         </w:rPr>
-        <w:bidi/>
       </w:pPr>
       <w:r>
         <w:rPr>
@@ -12307,7 +12478,7 @@
         <w:rPr>
           <w:noProof/>
         </w:rPr>
-        <w:instrText xml:space="preserve"> PAGEREF _Toc231918496 \h </w:instrText>
+        <w:instrText xml:space="preserve"> PAGEREF _Toc231927620 \h </w:instrText>
       </w:r>
       <w:r>
         <w:rPr>
@@ -12345,7 +12516,6 @@
           <w:sz w:val="22"/>
           <w:szCs w:val="22"/>
         </w:rPr>
-        <w:bidi/>
       </w:pPr>
       <w:r>
         <w:rPr>
@@ -12445,7 +12615,7 @@
         <w:rPr>
           <w:noProof/>
         </w:rPr>
-        <w:instrText xml:space="preserve"> PAGEREF _Toc231918497 \h </w:instrText>
+        <w:instrText xml:space="preserve"> PAGEREF _Toc231927621 \h </w:instrText>
       </w:r>
       <w:r>
         <w:rPr>
@@ -12483,7 +12653,6 @@
           <w:sz w:val="22"/>
           <w:szCs w:val="22"/>
         </w:rPr>
-        <w:bidi/>
       </w:pPr>
       <w:r>
         <w:rPr>
@@ -12576,7 +12745,7 @@
         <w:rPr>
           <w:noProof/>
         </w:rPr>
-        <w:instrText xml:space="preserve"> PAGEREF _Toc231918498 \h </w:instrText>
+        <w:instrText xml:space="preserve"> PAGEREF _Toc231927622 \h </w:instrText>
       </w:r>
       <w:r>
         <w:rPr>
@@ -12614,7 +12783,6 @@
           <w:sz w:val="22"/>
           <w:szCs w:val="22"/>
         </w:rPr>
-        <w:bidi/>
       </w:pPr>
       <w:r>
         <w:rPr>
@@ -12722,7 +12890,7 @@
         <w:rPr>
           <w:noProof/>
         </w:rPr>
-        <w:instrText xml:space="preserve"> PAGEREF _Toc231918499 \h </w:instrText>
+        <w:instrText xml:space="preserve"> PAGEREF _Toc231927623 \h </w:instrText>
       </w:r>
       <w:r>
         <w:rPr>
@@ -12760,7 +12928,6 @@
           <w:sz w:val="22"/>
           <w:szCs w:val="22"/>
         </w:rPr>
-        <w:bidi/>
       </w:pPr>
       <w:r>
         <w:rPr>
@@ -12853,7 +13020,7 @@
         <w:rPr>
           <w:noProof/>
         </w:rPr>
-        <w:instrText xml:space="preserve"> PAGEREF _Toc231918500 \h </w:instrText>
+        <w:instrText xml:space="preserve"> PAGEREF _Toc231927624 \h </w:instrText>
       </w:r>
       <w:r>
         <w:rPr>
@@ -12891,7 +13058,6 @@
           <w:sz w:val="22"/>
           <w:szCs w:val="22"/>
         </w:rPr>
-        <w:bidi/>
       </w:pPr>
       <w:r>
         <w:rPr>
@@ -12984,7 +13150,7 @@
         <w:rPr>
           <w:noProof/>
         </w:rPr>
-        <w:instrText xml:space="preserve"> PAGEREF _Toc231918501 \h </w:instrText>
+        <w:instrText xml:space="preserve"> PAGEREF _Toc231927625 \h </w:instrText>
       </w:r>
       <w:r>
         <w:rPr>
@@ -13055,9 +13221,9 @@
         <w:pStyle w:val="Heading2"/>
         <w:bidi/>
       </w:pPr>
-      <w:bookmarkStart w:id="5" w:name="الملخص"/>
-      <w:bookmarkStart w:id="6" w:name="_Toc231918372"/>
-      <w:bookmarkEnd w:id="3"/>
+      <w:bookmarkStart w:id="4" w:name="الملخص"/>
+      <w:bookmarkStart w:id="5" w:name="_Toc231927496"/>
+      <w:bookmarkEnd w:id="2"/>
       <w:r>
         <w:rPr>
           <w:rFonts w:ascii="Traditional Arabic" w:hAnsi="Traditional Arabic"/>
@@ -13065,7 +13231,7 @@
         </w:rPr>
         <w:t>الملخص</w:t>
       </w:r>
-      <w:bookmarkEnd w:id="6"/>
+      <w:bookmarkEnd w:id="5"/>
     </w:p>
     <w:p>
       <w:pPr>
@@ -13216,9 +13382,9 @@
           <w:lang w:val="fr-FR"/>
         </w:rPr>
       </w:pPr>
-      <w:bookmarkStart w:id="7" w:name="résumé"/>
-      <w:bookmarkStart w:id="8" w:name="_Toc231918373"/>
-      <w:bookmarkEnd w:id="5"/>
+      <w:bookmarkStart w:id="6" w:name="résumé"/>
+      <w:bookmarkStart w:id="7" w:name="_Toc231927497"/>
+      <w:bookmarkEnd w:id="4"/>
       <w:r>
         <w:rPr>
           <w:rFonts w:ascii="Traditional Arabic" w:hAnsi="Traditional Arabic"/>
@@ -13226,7 +13392,7 @@
         </w:rPr>
         <w:t>Résumé</w:t>
       </w:r>
-      <w:bookmarkEnd w:id="8"/>
+      <w:bookmarkEnd w:id="7"/>
     </w:p>
     <w:p>
       <w:pPr>
@@ -13254,21 +13420,7 @@
         <w:rPr>
           <w:rtl/>
         </w:rPr>
-        <w:t>. Trois modèles quantitatifs ont été appliqués sur l'article de référence ART-001 (Toner d'imprimante G030</w:t>
-      </w:r>
-      <w:proofErr w:type="gramStart"/>
-      <w:r>
-        <w:rPr>
-          <w:rtl/>
-        </w:rPr>
-        <w:t>) :</w:t>
-      </w:r>
-      <w:proofErr w:type="gramEnd"/>
-      <w:r>
-        <w:rPr>
-          <w:rtl/>
-        </w:rPr>
-        <w:t xml:space="preserve"> le modèle de Wilson, qui a généré une quantité économique Q* = </w:t>
+        <w:t xml:space="preserve">. Trois modèles quantitatifs ont été appliqués sur l'article de référence ART-001 (Toner d'imprimante G030) : le modèle de Wilson, qui a généré une quantité économique Q* = </w:t>
       </w:r>
       <w:r>
         <w:rPr>
@@ -13341,18 +13493,8 @@
           <w:bCs/>
           <w:rtl/>
         </w:rPr>
-        <w:t>Mots-</w:t>
-      </w:r>
-      <w:proofErr w:type="gramStart"/>
-      <w:r>
-        <w:rPr>
-          <w:b/>
-          <w:bCs/>
-          <w:rtl/>
-        </w:rPr>
-        <w:t>clés :</w:t>
-      </w:r>
-      <w:proofErr w:type="gramEnd"/>
+        <w:t>Mots-clés :</w:t>
+      </w:r>
       <w:r>
         <w:rPr>
           <w:rtl/>
@@ -13377,7 +13519,6 @@
       <w:pPr>
         <w:bidi/>
         <w:sectPr>
-          <w:footerReference w:type="default" r:id="rId9"/>
           <w:footnotePr>
             <w:numRestart w:val="eachSect"/>
           </w:footnotePr>
@@ -13406,9 +13547,9 @@
         <w:pStyle w:val="Heading1"/>
         <w:bidi/>
       </w:pPr>
-      <w:bookmarkStart w:id="9" w:name="المقدمة-العامة"/>
-      <w:bookmarkStart w:id="10" w:name="_Toc231918374"/>
-      <w:bookmarkEnd w:id="7"/>
+      <w:bookmarkStart w:id="8" w:name="المقدمة-العامة"/>
+      <w:bookmarkStart w:id="9" w:name="_Toc231927498"/>
+      <w:bookmarkEnd w:id="6"/>
       <w:r>
         <w:rPr>
           <w:rFonts w:ascii="Traditional Arabic" w:hAnsi="Traditional Arabic"/>
@@ -13418,93 +13559,93 @@
         <w:lastRenderedPageBreak/>
         <w:t>المقدمة العامة</w:t>
       </w:r>
+      <w:bookmarkEnd w:id="9"/>
+    </w:p>
+    <w:p>
+      <w:pPr>
+        <w:pStyle w:val="Heading2"/>
+        <w:bidi/>
+      </w:pPr>
+      <w:bookmarkStart w:id="10" w:name="تمهيد"/>
+      <w:bookmarkStart w:id="11" w:name="_Toc231927499"/>
+      <w:r>
+        <w:rPr>
+          <w:rFonts w:ascii="Traditional Arabic" w:hAnsi="Traditional Arabic"/>
+          <w:rtl/>
+        </w:rPr>
+        <w:t>تمهيد</w:t>
+      </w:r>
+      <w:bookmarkEnd w:id="11"/>
+    </w:p>
+    <w:p>
+      <w:pPr>
+        <w:bidi/>
+      </w:pPr>
+      <w:r>
+        <w:rPr>
+          <w:rtl/>
+        </w:rPr>
+        <w:t>يُشكِّل التسيير اللوجيستي الفعّال للمخزونات ركيزةً جوهريةً من ركائز الأداء المؤسسي في القطاع العام، حيث ترتبط جودة الخدمة العمومية ارتباطاً وثيقاً بتوفر المواد والتجهيزات الضرورية في الوقت والمكان المناسبين. في قطاع التربية الوطنية، يتجلى هذا الارتباط بصورة خاصة، إذ أن انقطاع المواد الاستراتيجية كأحبار الطابعات وورق الامتحانات في فترات الذروة كالامتحانات الفصلية قد يؤدي إلى تعطيل العملية التربوية برمتها. من هذا المنطلق، تبرز الحاجة الملحة إلى تطوير أنظمة تسيير رقمية قادرة على تجاوز القيود البنيوية للنظم اليدوية التقليدية، مع مراعاة خصوصية القطاع العام الجزائري والإطار التنظيمي الذي يحكمه.</w:t>
+      </w:r>
+    </w:p>
+    <w:p>
+      <w:pPr>
+        <w:pStyle w:val="Heading2"/>
+        <w:bidi/>
+      </w:pPr>
+      <w:bookmarkStart w:id="12" w:name="الإشكالية"/>
+      <w:bookmarkStart w:id="13" w:name="_Toc231927500"/>
       <w:bookmarkEnd w:id="10"/>
+      <w:r>
+        <w:rPr>
+          <w:rFonts w:ascii="Traditional Arabic" w:hAnsi="Traditional Arabic"/>
+          <w:rtl/>
+        </w:rPr>
+        <w:t>الإشكالية</w:t>
+      </w:r>
+      <w:bookmarkEnd w:id="13"/>
+    </w:p>
+    <w:p>
+      <w:pPr>
+        <w:bidi/>
+      </w:pPr>
+      <w:r>
+        <w:rPr>
+          <w:rtl/>
+        </w:rPr>
+        <w:t>تواجه مصلحة المخازن في مديرية التربية لولاية البيض تحدياتٍ هيكليةً مزمنةً تتمثل في الاعتماد شبه الكامل على التسيير اليدوي عبر بطاقات المخزون الورقية وجداول Excel البسيطة غير المبرمجة، مما يؤدي إلى تكرار حالات نفاد المواد الاستراتيجية، وازدواجية التسجيل بين الوثائق الورقية والرقمية، وصعوبة التتبع التاريخي لحركة الأصناف، فضلاً عن غياب آليات التنبيه الآلي عند الاقتراب من نقطة إعادة الطلب. بناءً على هذا التشخيص، تتمثل الإشكالية المحورية لهذه الدراسة في السؤال التالي:</w:t>
+      </w:r>
+    </w:p>
+    <w:p>
+      <w:pPr>
+        <w:pStyle w:val="BlockText"/>
+        <w:bidi/>
+      </w:pPr>
+      <w:r>
+        <w:rPr>
+          <w:b/>
+          <w:bCs/>
+          <w:rtl/>
+        </w:rPr>
+        <w:t>كيف يمكن أتمتة دورة الشراء والتخزين وتعزيز الجرد الدائم في مخزن مؤسسة عمومية باستخدام أدوات Microsoft Office المتاحة (Excel/VBA) وبأقل تكلفة ممكنة، مع ضمان دقة البيانات واستمرارية التزويد؟</w:t>
+      </w:r>
     </w:p>
     <w:p>
       <w:pPr>
         <w:pStyle w:val="Heading2"/>
         <w:bidi/>
       </w:pPr>
-      <w:bookmarkStart w:id="11" w:name="تمهيد"/>
-      <w:bookmarkStart w:id="12" w:name="_Toc231918375"/>
+      <w:bookmarkStart w:id="14" w:name="الفرضيات"/>
+      <w:bookmarkStart w:id="15" w:name="_Toc231927501"/>
+      <w:bookmarkEnd w:id="12"/>
       <w:r>
         <w:rPr>
           <w:rFonts w:ascii="Traditional Arabic" w:hAnsi="Traditional Arabic"/>
           <w:rtl/>
         </w:rPr>
-        <w:t>تمهيد</w:t>
-      </w:r>
-      <w:bookmarkEnd w:id="12"/>
-    </w:p>
-    <w:p>
-      <w:pPr>
-        <w:bidi/>
-      </w:pPr>
-      <w:r>
-        <w:rPr>
-          <w:rtl/>
-        </w:rPr>
-        <w:t>يُشكِّل التسيير اللوجيستي الفعّال للمخزونات ركيزةً جوهريةً من ركائز الأداء المؤسسي في القطاع العام، حيث ترتبط جودة الخدمة العمومية ارتباطاً وثيقاً بتوفر المواد والتجهيزات الضرورية في الوقت والمكان المناسبين. في قطاع التربية الوطنية، يتجلى هذا الارتباط بصورة خاصة، إذ أن انقطاع المواد الاستراتيجية كأحبار الطابعات وورق الامتحانات في فترات الذروة كالامتحانات الفصلية قد يؤدي إلى تعطيل العملية التربوية برمتها. من هذا المنطلق، تبرز الحاجة الملحة إلى تطوير أنظمة تسيير رقمية قادرة على تجاوز القيود البنيوية للنظم اليدوية التقليدية، مع مراعاة خصوصية القطاع العام الجزائري والإطار التنظيمي الذي يحكمه.</w:t>
-      </w:r>
-    </w:p>
-    <w:p>
-      <w:pPr>
-        <w:pStyle w:val="Heading2"/>
-        <w:bidi/>
-      </w:pPr>
-      <w:bookmarkStart w:id="13" w:name="الإشكالية"/>
-      <w:bookmarkStart w:id="14" w:name="_Toc231918376"/>
-      <w:bookmarkEnd w:id="11"/>
-      <w:r>
-        <w:rPr>
-          <w:rFonts w:ascii="Traditional Arabic" w:hAnsi="Traditional Arabic"/>
-          <w:rtl/>
-        </w:rPr>
-        <w:t>الإشكالية</w:t>
-      </w:r>
-      <w:bookmarkEnd w:id="14"/>
-    </w:p>
-    <w:p>
-      <w:pPr>
-        <w:bidi/>
-      </w:pPr>
-      <w:r>
-        <w:rPr>
-          <w:rtl/>
-        </w:rPr>
-        <w:t>تواجه مصلحة المخازن في مديرية التربية لولاية البيض تحدياتٍ هيكليةً مزمنةً تتمثل في الاعتماد شبه الكامل على التسيير اليدوي عبر بطاقات المخزون الورقية وجداول Excel البسيطة غير المبرمجة، مما يؤدي إلى تكرار حالات نفاد المواد الاستراتيجية، وازدواجية التسجيل بين الوثائق الورقية والرقمية، وصعوبة التتبع التاريخي لحركة الأصناف، فضلاً عن غياب آليات التنبيه الآلي عند الاقتراب من نقطة إعادة الطلب. بناءً على هذا التشخيص، تتمثل الإشكالية المحورية لهذه الدراسة في السؤال التالي:</w:t>
-      </w:r>
-    </w:p>
-    <w:p>
-      <w:pPr>
-        <w:pStyle w:val="BlockText"/>
-        <w:bidi/>
-      </w:pPr>
-      <w:r>
-        <w:rPr>
-          <w:b/>
-          <w:bCs/>
-          <w:rtl/>
-        </w:rPr>
-        <w:t>كيف يمكن أتمتة دورة الشراء والتخزين وتعزيز الجرد الدائم في مخزن مؤسسة عمومية باستخدام أدوات Microsoft Office المتاحة (Excel/VBA) وبأقل تكلفة ممكنة، مع ضمان دقة البيانات واستمرارية التزويد؟</w:t>
-      </w:r>
-    </w:p>
-    <w:p>
-      <w:pPr>
-        <w:pStyle w:val="Heading2"/>
-        <w:bidi/>
-      </w:pPr>
-      <w:bookmarkStart w:id="15" w:name="الفرضيات"/>
-      <w:bookmarkStart w:id="16" w:name="_Toc231918377"/>
-      <w:bookmarkEnd w:id="13"/>
-      <w:r>
-        <w:rPr>
-          <w:rFonts w:ascii="Traditional Arabic" w:hAnsi="Traditional Arabic"/>
-          <w:rtl/>
-        </w:rPr>
         <w:t>الفرضيات</w:t>
       </w:r>
-      <w:bookmarkEnd w:id="16"/>
+      <w:bookmarkEnd w:id="15"/>
     </w:p>
     <w:p>
       <w:pPr>
@@ -13570,9 +13711,9 @@
         <w:pStyle w:val="Heading2"/>
         <w:bidi/>
       </w:pPr>
-      <w:bookmarkStart w:id="17" w:name="أهداف-الدراسة"/>
-      <w:bookmarkStart w:id="18" w:name="_Toc231918378"/>
-      <w:bookmarkEnd w:id="15"/>
+      <w:bookmarkStart w:id="16" w:name="أهداف-الدراسة"/>
+      <w:bookmarkStart w:id="17" w:name="_Toc231927502"/>
+      <w:bookmarkEnd w:id="14"/>
       <w:r>
         <w:rPr>
           <w:rFonts w:ascii="Traditional Arabic" w:hAnsi="Traditional Arabic"/>
@@ -13581,7 +13722,7 @@
         <w:lastRenderedPageBreak/>
         <w:t>أهداف الدراسة</w:t>
       </w:r>
-      <w:bookmarkEnd w:id="18"/>
+      <w:bookmarkEnd w:id="17"/>
     </w:p>
     <w:p>
       <w:pPr>
@@ -13679,9 +13820,9 @@
         <w:pStyle w:val="Heading2"/>
         <w:bidi/>
       </w:pPr>
-      <w:bookmarkStart w:id="19" w:name="منهجية-البحث"/>
-      <w:bookmarkStart w:id="20" w:name="_Toc231918379"/>
-      <w:bookmarkEnd w:id="17"/>
+      <w:bookmarkStart w:id="18" w:name="منهجية-البحث"/>
+      <w:bookmarkStart w:id="19" w:name="_Toc231927503"/>
+      <w:bookmarkEnd w:id="16"/>
       <w:r>
         <w:rPr>
           <w:rFonts w:ascii="Traditional Arabic" w:hAnsi="Traditional Arabic"/>
@@ -13689,55 +13830,55 @@
         </w:rPr>
         <w:t>منهجية البحث</w:t>
       </w:r>
+      <w:bookmarkEnd w:id="19"/>
+    </w:p>
+    <w:p>
+      <w:pPr>
+        <w:bidi/>
+      </w:pPr>
+      <w:r>
+        <w:rPr>
+          <w:rtl/>
+        </w:rPr>
+        <w:t>اعتمدت الدراسة منهجاً علمياً يجمع بين المنهج الوصفي التحليلي في رسم صورة دقيقة للواقع الميداني، والمنهج التجريبي التطبيقي في قياس أثر الحل المقترح. استندت عملية جمع البيانات إلى ثلاث أدوات رئيسية: أولاً: الملاحظة المباشرة والمشاركة في سير العمل اليومي لمصلحة المخازن، ثانياً: تحليل السجلات والوثائق المخزنية الفعلية، وثالثاً: المقابلات غير المقننة مع المسؤولين والعاملين في المصلحة. أما مرحلة التصميم والتطوير، فقد اعتمدت على دورة حياة تطوير الأنظمة في نسقتها المُصغَّرة، مع التركيز على النمذجة السريعة والتطوير التكراري.</w:t>
+      </w:r>
+    </w:p>
+    <w:p>
+      <w:pPr>
+        <w:pStyle w:val="Heading2"/>
+        <w:bidi/>
+      </w:pPr>
+      <w:bookmarkStart w:id="20" w:name="هيكل-الدراسة"/>
+      <w:bookmarkStart w:id="21" w:name="_Toc231927504"/>
+      <w:bookmarkEnd w:id="18"/>
+      <w:r>
+        <w:rPr>
+          <w:rFonts w:ascii="Traditional Arabic" w:hAnsi="Traditional Arabic"/>
+          <w:rtl/>
+        </w:rPr>
+        <w:t>هيكل الدراسة</w:t>
+      </w:r>
+      <w:bookmarkEnd w:id="21"/>
+    </w:p>
+    <w:p>
+      <w:pPr>
+        <w:bidi/>
+      </w:pPr>
+      <w:r>
+        <w:rPr>
+          <w:rtl/>
+        </w:rPr>
+        <w:t>تنقسم هذه المذكرة إلى أربعة فصول رئيسية تتبع تسلسلاً منطقياً من النظري إلى التطبيقي. يُؤسس الفصل الأول الإطار النظري والمفاهيمي للتسيير اللوجيستي وإدارة المخزونات، مستعرضاً النماذج الكمية وأدوات التقييم المحاسبي. وينتقل الفصل الثاني إلى الإطار العملي والتشخيص الميداني، حيث يُقدِّم المؤسسة محل الدراسة ويُطبِّق أدوات التحليل على بياناتها الفعلية. ويُخصص الفصل الثالث لتفصيل تصميم وإنجاز نظام دعم القرار المقترح مع شرح معمق لهندسته ووحداته البرمجية. أما الفصل الرابع، فيُعرض نتائج التجريب والتحقق من صحة الفرضيات، مُختتماً بالتوصيات والآفاق المستقبلية في ملف منفصل.</w:t>
+      </w:r>
+    </w:p>
+    <w:p>
+      <w:pPr>
+        <w:pStyle w:val="Heading2"/>
+        <w:bidi/>
+      </w:pPr>
+      <w:bookmarkStart w:id="22" w:name="Xf59180c5cc222249dc6a39c05bc19cdf400d056"/>
+      <w:bookmarkStart w:id="23" w:name="_Toc231927505"/>
       <w:bookmarkEnd w:id="20"/>
-    </w:p>
-    <w:p>
-      <w:pPr>
-        <w:bidi/>
-      </w:pPr>
-      <w:r>
-        <w:rPr>
-          <w:rtl/>
-        </w:rPr>
-        <w:t>اعتمدت الدراسة منهجاً علمياً يجمع بين المنهج الوصفي التحليلي في رسم صورة دقيقة للواقع الميداني، والمنهج التجريبي التطبيقي في قياس أثر الحل المقترح. استندت عملية جمع البيانات إلى ثلاث أدوات رئيسية: أولاً: الملاحظة المباشرة والمشاركة في سير العمل اليومي لمصلحة المخازن، ثانياً: تحليل السجلات والوثائق المخزنية الفعلية، وثالثاً: المقابلات غير المقننة مع المسؤولين والعاملين في المصلحة. أما مرحلة التصميم والتطوير، فقد اعتمدت على دورة حياة تطوير الأنظمة في نسقتها المُصغَّرة، مع التركيز على النمذجة السريعة والتطوير التكراري.</w:t>
-      </w:r>
-    </w:p>
-    <w:p>
-      <w:pPr>
-        <w:pStyle w:val="Heading2"/>
-        <w:bidi/>
-      </w:pPr>
-      <w:bookmarkStart w:id="21" w:name="هيكل-الدراسة"/>
-      <w:bookmarkStart w:id="22" w:name="_Toc231918380"/>
-      <w:bookmarkEnd w:id="19"/>
-      <w:r>
-        <w:rPr>
-          <w:rFonts w:ascii="Traditional Arabic" w:hAnsi="Traditional Arabic"/>
-          <w:rtl/>
-        </w:rPr>
-        <w:t>هيكل الدراسة</w:t>
-      </w:r>
-      <w:bookmarkEnd w:id="22"/>
-    </w:p>
-    <w:p>
-      <w:pPr>
-        <w:bidi/>
-      </w:pPr>
-      <w:r>
-        <w:rPr>
-          <w:rtl/>
-        </w:rPr>
-        <w:t>تنقسم هذه المذكرة إلى أربعة فصول رئيسية تتبع تسلسلاً منطقياً من النظري إلى التطبيقي. يُؤسس الفصل الأول الإطار النظري والمفاهيمي للتسيير اللوجيستي وإدارة المخزونات، مستعرضاً النماذج الكمية وأدوات التقييم المحاسبي. وينتقل الفصل الثاني إلى الإطار العملي والتشخيص الميداني، حيث يُقدِّم المؤسسة محل الدراسة ويُطبِّق أدوات التحليل على بياناتها الفعلية. ويُخصص الفصل الثالث لتفصيل تصميم وإنجاز نظام دعم القرار المقترح مع شرح معمق لهندسته ووحداته البرمجية. أما الفصل الرابع، فيُعرض نتائج التجريب والتحقق من صحة الفرضيات، مُختتماً بالتوصيات والآفاق المستقبلية في ملف منفصل.</w:t>
-      </w:r>
-    </w:p>
-    <w:p>
-      <w:pPr>
-        <w:pStyle w:val="Heading2"/>
-        <w:bidi/>
-      </w:pPr>
-      <w:bookmarkStart w:id="23" w:name="Xf59180c5cc222249dc6a39c05bc19cdf400d056"/>
-      <w:bookmarkStart w:id="24" w:name="_Toc231918381"/>
-      <w:bookmarkEnd w:id="21"/>
       <w:r>
         <w:rPr>
           <w:rFonts w:ascii="Traditional Arabic" w:hAnsi="Traditional Arabic"/>
@@ -13746,70 +13887,71 @@
         <w:lastRenderedPageBreak/>
         <w:t>الانسجام مع منهاج BTS في تسيير المخزونات واللوجستيك (TAG1801)</w:t>
       </w:r>
+      <w:bookmarkEnd w:id="23"/>
+    </w:p>
+    <w:p>
+      <w:pPr>
+        <w:keepNext/>
+        <w:bidi/>
+      </w:pPr>
+      <w:r>
+        <w:rPr>
+          <w:rtl/>
+        </w:rPr>
+        <w:t>صُمِّمت هذه المذكرة لتغطي مجمل الكفاءات المستهدفة في منهاج شهادة التقني السامي في تسيير المخزونات واللوجستيك، وفق التصنيف التالي:</w:t>
+      </w:r>
+    </w:p>
+    <w:p>
+      <w:pPr>
+        <w:bidi/>
+        <w:spacing w:before="120" w:after="60"/>
+        <w:keepNext/>
+      </w:pPr>
+      <w:r>
+        <w:rPr>
+          <w:b/>
+          <w:szCs w:val="24"/>
+        </w:rPr>
+        <w:fldChar w:fldCharType="begin"/>
+      </w:r>
+      <w:r>
+        <w:rPr>
+          <w:b/>
+          <w:szCs w:val="24"/>
+        </w:rPr>
+        <w:instrText xml:space="preserve"> SEQ جدول \* ARABIC \r 1 </w:instrText>
+      </w:r>
+      <w:r>
+        <w:rPr>
+          <w:b/>
+          <w:szCs w:val="24"/>
+        </w:rPr>
+        <w:fldChar w:fldCharType="separate"/>
+      </w:r>
+      <w:bookmarkStart w:id="24" w:name="_Toc231927600"/>
+      <w:r>
+        <w:rPr>
+          <w:b/>
+          <w:noProof/>
+          <w:szCs w:val="24"/>
+        </w:rPr>
+        <w:t>1</w:t>
+      </w:r>
+      <w:r>
+        <w:rPr>
+          <w:b/>
+          <w:szCs w:val="24"/>
+        </w:rPr>
+        <w:fldChar w:fldCharType="end"/>
+      </w:r>
+      <w:r>
+        <w:rPr>
+          <w:b/>
+          <w:szCs w:val="24"/>
+        </w:rPr>
+        <w:t>: الانسجام مع منهاج BTS في تسيير المخزونات واللوجستيك (TAG1801)</w:t>
+      </w:r>
       <w:bookmarkEnd w:id="24"/>
-    </w:p>
-    <w:p>
-      <w:pPr>
-        <w:keepNext/>
-        <w:bidi/>
-      </w:pPr>
-      <w:r>
-        <w:rPr>
-          <w:rtl/>
-        </w:rPr>
-        <w:t>صُمِّمت هذه المذكرة لتغطي مجمل الكفاءات المستهدفة في منهاج شهادة التقني السامي في تسيير المخزونات واللوجستيك، وفق التصنيف التالي:</w:t>
-      </w:r>
-    </w:p>
-    <w:p>
-      <w:pPr>
-        <w:bidi/>
-        <w:spacing w:before="120" w:after="60"/>
-      </w:pPr>
-      <w:r>
-        <w:rPr>
-          <w:b/>
-          <w:szCs w:val="24"/>
-        </w:rPr>
-        <w:fldChar w:fldCharType="begin"/>
-      </w:r>
-      <w:r>
-        <w:rPr>
-          <w:b/>
-          <w:szCs w:val="24"/>
-        </w:rPr>
-        <w:instrText xml:space="preserve"> SEQ جدول \* ARABIC \r 1 </w:instrText>
-      </w:r>
-      <w:r>
-        <w:rPr>
-          <w:b/>
-          <w:szCs w:val="24"/>
-        </w:rPr>
-        <w:fldChar w:fldCharType="separate"/>
-      </w:r>
-      <w:bookmarkStart w:id="25" w:name="_Toc231918476"/>
-      <w:r>
-        <w:rPr>
-          <w:b/>
-          <w:noProof/>
-          <w:szCs w:val="24"/>
-        </w:rPr>
-        <w:t>1</w:t>
-      </w:r>
-      <w:r>
-        <w:rPr>
-          <w:b/>
-          <w:szCs w:val="24"/>
-        </w:rPr>
-        <w:fldChar w:fldCharType="end"/>
-      </w:r>
-      <w:r>
-        <w:rPr>
-          <w:b/>
-          <w:szCs w:val="24"/>
-        </w:rPr>
-        <w:t>: الانسجام مع منهاج BTS في تسيير المخزونات واللوجستيك (TAG1801)</w:t>
-      </w:r>
-      <w:bookmarkEnd w:id="25"/>
     </w:p>
     <w:tbl>
       <w:tblPr>
@@ -16326,10 +16468,10 @@
         <w:pageBreakBefore/>
         <w:bidi/>
       </w:pPr>
-      <w:bookmarkStart w:id="26" w:name="Xdded5c7f65391e1348f873ece249db48d441899"/>
-      <w:bookmarkStart w:id="27" w:name="_Toc231918382"/>
-      <w:bookmarkEnd w:id="9"/>
-      <w:bookmarkEnd w:id="23"/>
+      <w:bookmarkStart w:id="25" w:name="Xdded5c7f65391e1348f873ece249db48d441899"/>
+      <w:bookmarkStart w:id="26" w:name="_Toc231927506"/>
+      <w:bookmarkEnd w:id="8"/>
+      <w:bookmarkEnd w:id="22"/>
       <w:r>
         <w:rPr>
           <w:rFonts w:ascii="Traditional Arabic" w:hAnsi="Traditional Arabic"/>
@@ -16339,7 +16481,7 @@
         <w:lastRenderedPageBreak/>
         <w:t>الفصل الأول: الإطار النظري للتسيير اللوجيستي</w:t>
       </w:r>
-      <w:bookmarkEnd w:id="27"/>
+      <w:bookmarkEnd w:id="26"/>
     </w:p>
     <w:p>
       <w:pPr>
@@ -16358,7 +16500,7 @@
       <w:pPr>
         <w:bidi/>
       </w:pPr>
-      <w:bookmarkStart w:id="28" w:name="Xf611bb0edf20bf1066e7eca580412f3b8334a9d"/>
+      <w:bookmarkStart w:id="27" w:name="Xf611bb0edf20bf1066e7eca580412f3b8334a9d"/>
       <w:r>
         <w:rPr>
           <w:rtl/>
@@ -16371,9 +16513,9 @@
         <w:pStyle w:val="Heading2"/>
         <w:bidi/>
       </w:pPr>
-      <w:bookmarkStart w:id="29" w:name="X948e1094553a531d6db6f4893473d29311c3135"/>
-      <w:bookmarkStart w:id="30" w:name="_Toc231918383"/>
-      <w:bookmarkEnd w:id="28"/>
+      <w:bookmarkStart w:id="28" w:name="X948e1094553a531d6db6f4893473d29311c3135"/>
+      <w:bookmarkStart w:id="29" w:name="_Toc231927507"/>
+      <w:bookmarkEnd w:id="27"/>
       <w:r>
         <w:rPr>
           <w:rFonts w:ascii="Traditional Arabic" w:hAnsi="Traditional Arabic"/>
@@ -16381,56 +16523,64 @@
         </w:rPr>
         <w:t>المبحث الأول: المفاهيم الأساسية للتسيير اللوجيستي</w:t>
       </w:r>
+      <w:bookmarkEnd w:id="29"/>
+    </w:p>
+    <w:p>
+      <w:pPr>
+        <w:pStyle w:val="Heading3"/>
+        <w:bidi/>
+        <w:jc w:val="left"/>
+      </w:pPr>
+      <w:bookmarkStart w:id="30" w:name="X6ae151a505b1cf0518b3edad6d35b811125f13b"/>
+      <w:bookmarkStart w:id="31" w:name="_Toc231927508"/>
+      <w:r>
+        <w:rPr>
+          <w:rtl/>
+        </w:rPr>
+        <w:t>1. مفهوم التسيير اللوجيستي (Logistics Management)</w:t>
+      </w:r>
+      <w:bookmarkEnd w:id="31"/>
+    </w:p>
+    <w:p>
+      <w:pPr>
+        <w:bidi/>
+      </w:pPr>
+      <w:r>
+        <w:rPr>
+          <w:rtl/>
+        </w:rPr>
+        <w:t>مرّ مفهوم اللوجستيك بتطور تاريخي كبير على مدى قرنين من الزمن؛ فبعد أن كان مصطلحاً عسكرياً بامتياز يُستخدم لتأمين الإمدادات للجيوش في ساحات القتال (كما تجلى في حروب نابليون والحرب العالمية الثانية)، انتقل إلى عالم الأعمال في منتصف القرن العشرين مع بزوغ فكر الإدارة العلمية وتزايد تعقيد سلاسل التوريد. يُعرِّف مجلس محترفي إدارة سلسلة التوريد (CSCMP) اللوجستيك اليوم بأنه: "ذلك الجزء من إدارة سلسلة التوريد الذي يُخطط ويُنفِّذ ويُراقب تدفق وتخزين السلع والخدمات والمعلومات المتعلقة بها، من نقطة المنشأ إلى نقطة الاستهلاك، بكفاءة وفاعلية، بهدف تلبية متطلبات الزبائن"</w:t>
+      </w:r>
+      <w:r>
+        <w:rPr>
+          <w:rStyle w:val="FootnoteReference"/>
+        </w:rPr>
+        <w:footnoteReference w:id="1"/>
+      </w:r>
+      <w:r>
+        <w:rPr>
+          <w:rtl/>
+        </w:rPr>
+        <w:t>. وقد تفرعت عن هذا المفهوم عدة مدارس فكرية: المدرسة الكلاسيكية التي ركزت على خفض التكاليف المنفردة، والمدرسة الشاملة التي نظرت إلى النظام اللوجيستي ككل متكامل (Total Cost Concept)، والمدرسة الحديثة التي تدمج التكنولوجيا والذكاء الاصطناعي في صلب العملية اللوجيستية. في السياق الجزائري، تكتسب اللوجستيك العمومية خصوصية إضافية، إذ تتفاعل مع قيود تنظيمية وميزانياتية</w:t>
+      </w:r>
+      <w:bookmarkStart w:id="32" w:name="_GoBack"/>
+      <w:bookmarkEnd w:id="32"/>
+      <w:r>
+        <w:rPr>
+          <w:rtl/>
+        </w:rPr>
+        <w:t xml:space="preserve"> صارمة تستوجب حلولاً مبتكرة ومنخفضة التكلفة في آنٍ واحد.</w:t>
+      </w:r>
+    </w:p>
+    <w:p>
+      <w:pPr>
+        <w:pStyle w:val="Heading3"/>
+        <w:bidi/>
+        <w:jc w:val="left"/>
+      </w:pPr>
+      <w:bookmarkStart w:id="33" w:name="X0cc40933b11ca9c345543fa46db131b050093cf"/>
+      <w:bookmarkStart w:id="34" w:name="_Toc231927509"/>
       <w:bookmarkEnd w:id="30"/>
-    </w:p>
-    <w:p>
-      <w:pPr>
-        <w:pStyle w:val="Heading3"/>
-        <w:bidi/>
-        <w:jc w:val="left"/>
-      </w:pPr>
-      <w:bookmarkStart w:id="31" w:name="X6ae151a505b1cf0518b3edad6d35b811125f13b"/>
-      <w:bookmarkStart w:id="32" w:name="_Toc231918384"/>
-      <w:r>
-        <w:rPr>
-          <w:rtl/>
-        </w:rPr>
-        <w:t>1. مفهوم التسيير اللوجيستي (Logistics Management)</w:t>
-      </w:r>
-      <w:bookmarkEnd w:id="32"/>
-    </w:p>
-    <w:p>
-      <w:pPr>
-        <w:bidi/>
-      </w:pPr>
-      <w:r>
-        <w:rPr>
-          <w:rtl/>
-        </w:rPr>
-        <w:t>مرّ مفهوم اللوجستيك بتطور تاريخي كبير على مدى قرنين من الزمن؛ فبعد أن كان مصطلحاً عسكرياً بامتياز يُستخدم لتأمين الإمدادات للجيوش في ساحات القتال (كما تجلى في حروب نابليون والحرب العالمية الثانية)، انتقل إلى عالم الأعمال في منتصف القرن العشرين مع بزوغ فكر الإدارة العلمية وتزايد تعقيد سلاسل التوريد. يُعرِّف مجلس محترفي إدارة سلسلة التوريد (CSCMP) اللوجستيك اليوم بأنه: "ذلك الجزء من إدارة سلسلة التوريد الذي يُخطط ويُنفِّذ ويُراقب تدفق وتخزين السلع والخدمات والمعلومات المتعلقة بها، من نقطة المنشأ إلى نقطة الاستهلاك، بكفاءة وفاعلية، بهدف تلبية متطلبات الزبائن"</w:t>
-      </w:r>
-      <w:r>
-        <w:rPr>
-          <w:rStyle w:val="FootnoteReference"/>
-        </w:rPr>
-        <w:footnoteReference w:id="1"/>
-      </w:r>
-      <w:r>
-        <w:rPr>
-          <w:rtl/>
-        </w:rPr>
-        <w:t>. وقد تفرعت عن هذا المفهوم عدة مدارس فكرية: المدرسة الكلاسيكية التي ركزت على خفض التكاليف المنفردة، والمدرسة الشاملة التي نظرت إلى النظام اللوجيستي ككل متكامل (Total Cost Concept)، والمدرسة الحديثة التي تدمج التكنولوجيا والذكاء الاصطناعي في صلب العملية اللوجيستية. في السياق الجزائري، تكتسب اللوجستيك العمومية خصوصية إضافية، إذ تتفاعل مع قيود تنظيمية وميزانياتية صارمة تستوجب حلولاً مبتكرة ومنخفضة التكلفة في آنٍ واحد.</w:t>
-      </w:r>
-    </w:p>
-    <w:p>
-      <w:pPr>
-        <w:pStyle w:val="Heading3"/>
-        <w:bidi/>
-        <w:jc w:val="left"/>
-      </w:pPr>
-      <w:bookmarkStart w:id="33" w:name="X0cc40933b11ca9c345543fa46db131b050093cf"/>
-      <w:bookmarkStart w:id="34" w:name="_Toc231918385"/>
-      <w:bookmarkEnd w:id="31"/>
       <w:r>
         <w:rPr>
           <w:rtl/>
@@ -16470,7 +16620,7 @@
         <w:jc w:val="left"/>
       </w:pPr>
       <w:bookmarkStart w:id="35" w:name="X964df9414599ec61ed7b3115d8f9a749868681b"/>
-      <w:bookmarkStart w:id="36" w:name="_Toc231918386"/>
+      <w:bookmarkStart w:id="36" w:name="_Toc231927510"/>
       <w:bookmarkEnd w:id="33"/>
       <w:r>
         <w:rPr>
@@ -16618,7 +16768,7 @@
       </w:pPr>
       <w:r>
         <w:pict w14:anchorId="274EBBAF">
-          <v:rect id="_x0000_i1029" style="width:0;height:1.5pt" o:hralign="right" o:hrstd="t" o:hr="t"/>
+          <v:rect id="_x0000_i2157" style="width:0;height:1.5pt" o:hralign="right" o:hrstd="t" o:hr="t"/>
         </w:pict>
       </w:r>
     </w:p>
@@ -16628,8 +16778,8 @@
         <w:bidi/>
       </w:pPr>
       <w:bookmarkStart w:id="37" w:name="Xb98e67e6d1739a4d79f518326bb9bac61b25523"/>
-      <w:bookmarkStart w:id="38" w:name="_Toc231918387"/>
-      <w:bookmarkEnd w:id="29"/>
+      <w:bookmarkStart w:id="38" w:name="_Toc231927511"/>
+      <w:bookmarkEnd w:id="28"/>
       <w:bookmarkEnd w:id="35"/>
       <w:r>
         <w:rPr>
@@ -16646,7 +16796,7 @@
         <w:bidi/>
       </w:pPr>
       <w:bookmarkStart w:id="39" w:name="X74e9138fa2e70dfaae98d362d5c20d245ce46e1"/>
-      <w:bookmarkStart w:id="40" w:name="_Toc231918388"/>
+      <w:bookmarkStart w:id="40" w:name="_Toc231927512"/>
       <w:r>
         <w:rPr>
           <w:rtl/>
@@ -16727,7 +16877,7 @@
         <w:bidi/>
       </w:pPr>
       <w:bookmarkStart w:id="41" w:name="ثانياً-أهمية-تسيير-المخزون"/>
-      <w:bookmarkStart w:id="42" w:name="_Toc231918389"/>
+      <w:bookmarkStart w:id="42" w:name="_Toc231927513"/>
       <w:bookmarkEnd w:id="39"/>
       <w:r>
         <w:rPr>
@@ -16857,7 +17007,7 @@
         <w:bidi/>
       </w:pPr>
       <w:bookmarkStart w:id="43" w:name="ثالثاً-الإطار-التنظيمي-الجزائري"/>
-      <w:bookmarkStart w:id="44" w:name="_Toc231918390"/>
+      <w:bookmarkStart w:id="44" w:name="_Toc231927514"/>
       <w:bookmarkEnd w:id="41"/>
       <w:r>
         <w:rPr>
@@ -17057,7 +17207,7 @@
       </w:pPr>
       <w:r>
         <w:pict w14:anchorId="1282E9D7">
-          <v:rect id="_x0000_i1030" style="width:0;height:1.5pt" o:hralign="right" o:hrstd="t" o:hr="t"/>
+          <v:rect id="_x0000_i2158" style="width:0;height:1.5pt" o:hralign="right" o:hrstd="t" o:hr="t"/>
         </w:pict>
       </w:r>
     </w:p>
@@ -17067,7 +17217,7 @@
         <w:bidi/>
       </w:pPr>
       <w:bookmarkStart w:id="45" w:name="X0b33a1787aeef4eb8491627c0fcc2828f98e578"/>
-      <w:bookmarkStart w:id="46" w:name="_Toc231918391"/>
+      <w:bookmarkStart w:id="46" w:name="_Toc231927515"/>
       <w:bookmarkEnd w:id="37"/>
       <w:bookmarkEnd w:id="43"/>
       <w:r>
@@ -17086,7 +17236,7 @@
         <w:jc w:val="left"/>
       </w:pPr>
       <w:bookmarkStart w:id="47" w:name="X840ddb239f67ba41aed2c5ab494f49871bfa89d"/>
-      <w:bookmarkStart w:id="48" w:name="_Toc231918392"/>
+      <w:bookmarkStart w:id="48" w:name="_Toc231927516"/>
       <w:r>
         <w:rPr>
           <w:rtl/>
@@ -17202,7 +17352,7 @@
         <w:jc w:val="left"/>
       </w:pPr>
       <w:bookmarkStart w:id="49" w:name="X06d4b6dd68c173adbe5393b74c94cc066e0865d"/>
-      <w:bookmarkStart w:id="50" w:name="_Toc231918393"/>
+      <w:bookmarkStart w:id="50" w:name="_Toc231927517"/>
       <w:bookmarkEnd w:id="47"/>
       <w:r>
         <w:rPr>
@@ -17381,7 +17531,7 @@
         <w:jc w:val="left"/>
       </w:pPr>
       <w:bookmarkStart w:id="51" w:name="X9159b7f41042f3a404490eab795f27fd591040b"/>
-      <w:bookmarkStart w:id="52" w:name="_Toc231918394"/>
+      <w:bookmarkStart w:id="52" w:name="_Toc231927518"/>
       <w:bookmarkEnd w:id="49"/>
       <w:r>
         <w:rPr>
@@ -17411,7 +17561,7 @@
         <w:bidi/>
       </w:pPr>
       <w:bookmarkStart w:id="54" w:name="Xe71e4b4fd93dee69f233a0223a30763675d81f6"/>
-      <w:bookmarkStart w:id="55" w:name="_Toc231918395"/>
+      <w:bookmarkStart w:id="55" w:name="_Toc231927519"/>
       <w:bookmarkEnd w:id="53"/>
       <w:r>
         <w:rPr>
@@ -17428,7 +17578,7 @@
         <w:bidi/>
       </w:pPr>
       <w:bookmarkStart w:id="56" w:name="أولاً-تحليل-abc"/>
-      <w:bookmarkStart w:id="57" w:name="_Toc231918396"/>
+      <w:bookmarkStart w:id="57" w:name="_Toc231927520"/>
       <w:r>
         <w:rPr>
           <w:rtl/>
@@ -17539,7 +17689,7 @@
         <w:bidi/>
       </w:pPr>
       <w:bookmarkStart w:id="58" w:name="Xd131264382e8914601b54547c029e958735139c"/>
-      <w:bookmarkStart w:id="59" w:name="_Toc231918397"/>
+      <w:bookmarkStart w:id="59" w:name="_Toc231927521"/>
       <w:bookmarkEnd w:id="56"/>
       <w:r>
         <w:rPr>
@@ -18893,7 +19043,7 @@
         <w:bidi/>
       </w:pPr>
       <w:bookmarkStart w:id="60" w:name="ثالثاً-نقطة-إعادة-الطلب-ومخزون-الأمان"/>
-      <w:bookmarkStart w:id="61" w:name="_Toc231918398"/>
+      <w:bookmarkStart w:id="61" w:name="_Toc231927522"/>
       <w:bookmarkEnd w:id="58"/>
       <w:r>
         <w:rPr>
@@ -19094,7 +19244,7 @@
         <w:pStyle w:val="Heading3"/>
         <w:bidi/>
       </w:pPr>
-      <w:bookmarkStart w:id="63" w:name="_Toc231918399"/>
+      <w:bookmarkStart w:id="63" w:name="_Toc231927523"/>
       <w:r>
         <w:rPr>
           <w:rtl/>
@@ -19317,29 +19467,13 @@
           <w:bCs/>
           <w:rtl/>
         </w:rPr>
-        <w:t xml:space="preserve">CMUP = (قيمة الرصيد قبل الدخول + قيمة الدخول) ÷ (كمية الرصيد قبل الدخول + كمية </w:t>
-      </w:r>
-      <w:proofErr w:type="gramStart"/>
-      <w:r>
-        <w:rPr>
-          <w:b/>
-          <w:bCs/>
-          <w:rtl/>
-        </w:rPr>
-        <w:t>الدخول)</w:t>
-      </w:r>
-      <w:r>
-        <w:rPr>
-          <w:rtl/>
-        </w:rPr>
-        <w:t>*</w:t>
-      </w:r>
-      <w:proofErr w:type="gramEnd"/>
-      <w:r>
-        <w:rPr>
-          <w:rtl/>
-        </w:rPr>
-        <w:t>*</w:t>
+        <w:t>CMUP = (قيمة الرصيد قبل الدخول + قيمة الدخول) ÷ (كمية الرصيد قبل الدخول + كمية الدخول)</w:t>
+      </w:r>
+      <w:r>
+        <w:rPr>
+          <w:rtl/>
+        </w:rPr>
+        <w:t>**</w:t>
       </w:r>
     </w:p>
     <w:p>
@@ -19348,7 +19482,7 @@
       </w:pPr>
       <w:r>
         <w:pict w14:anchorId="43519899">
-          <v:rect id="_x0000_i1031" style="width:0;height:1.5pt" o:hralign="right" o:hrstd="t" o:hr="t"/>
+          <v:rect id="_x0000_i2159" style="width:0;height:1.5pt" o:hralign="right" o:hrstd="t" o:hr="t"/>
         </w:pict>
       </w:r>
     </w:p>
@@ -19358,7 +19492,7 @@
         <w:bidi/>
       </w:pPr>
       <w:bookmarkStart w:id="64" w:name="المبحث-الخامس-تقييم-الموردين-ومفهوم-erp"/>
-      <w:bookmarkStart w:id="65" w:name="_Toc231918400"/>
+      <w:bookmarkStart w:id="65" w:name="_Toc231927524"/>
       <w:bookmarkEnd w:id="54"/>
       <w:bookmarkEnd w:id="62"/>
       <w:r>
@@ -19377,7 +19511,7 @@
         <w:jc w:val="left"/>
       </w:pPr>
       <w:bookmarkStart w:id="66" w:name="X476ec0218982b17ebd973c1b7c9efe04a5c5317"/>
-      <w:bookmarkStart w:id="67" w:name="_Toc231918401"/>
+      <w:bookmarkStart w:id="67" w:name="_Toc231927525"/>
       <w:r>
         <w:rPr>
           <w:rtl/>
@@ -19436,18 +19570,8 @@
           <w:bCs/>
           <w:rtl/>
         </w:rPr>
-        <w:t xml:space="preserve">الالتزام </w:t>
-      </w:r>
-      <w:proofErr w:type="gramStart"/>
-      <w:r>
-        <w:rPr>
-          <w:b/>
-          <w:bCs/>
-          <w:rtl/>
-        </w:rPr>
-        <w:t>بالآجال :</w:t>
-      </w:r>
-      <w:proofErr w:type="gramEnd"/>
+        <w:t>الالتزام بالآجال :</w:t>
+      </w:r>
       <w:r>
         <w:rPr>
           <w:rtl/>
@@ -19510,7 +19634,7 @@
         <w:jc w:val="left"/>
       </w:pPr>
       <w:bookmarkStart w:id="68" w:name="Xfea16ccd3a6176ee0da1da8067dfc8c5dfb9193"/>
-      <w:bookmarkStart w:id="69" w:name="_Toc231918402"/>
+      <w:bookmarkStart w:id="69" w:name="_Toc231927526"/>
       <w:bookmarkEnd w:id="66"/>
       <w:r>
         <w:rPr>
@@ -19668,7 +19792,7 @@
       </w:pPr>
       <w:r>
         <w:pict w14:anchorId="2C5807F7">
-          <v:rect id="_x0000_i1032" style="width:0;height:1.5pt" o:hralign="right" o:hrstd="t" o:hr="t"/>
+          <v:rect id="_x0000_i2160" style="width:0;height:1.5pt" o:hralign="right" o:hrstd="t" o:hr="t"/>
         </w:pict>
       </w:r>
     </w:p>
@@ -19706,8 +19830,8 @@
         <w:bidi/>
       </w:pPr>
       <w:bookmarkStart w:id="70" w:name="Xfd09630af81a064bb869de4cc3333972b7b71f8"/>
-      <w:bookmarkStart w:id="71" w:name="_Toc231918403"/>
-      <w:bookmarkEnd w:id="26"/>
+      <w:bookmarkStart w:id="71" w:name="_Toc231927527"/>
+      <w:bookmarkEnd w:id="25"/>
       <w:bookmarkEnd w:id="64"/>
       <w:bookmarkEnd w:id="68"/>
       <w:r>
@@ -19752,7 +19876,7 @@
         <w:bidi/>
       </w:pPr>
       <w:bookmarkStart w:id="73" w:name="Xd96d29689cd7b7c28a53e63cb30434c1b4e42ae"/>
-      <w:bookmarkStart w:id="74" w:name="_Toc231918404"/>
+      <w:bookmarkStart w:id="74" w:name="_Toc231927528"/>
       <w:bookmarkEnd w:id="72"/>
       <w:r>
         <w:rPr>
@@ -19780,7 +19904,7 @@
         <w:bidi/>
       </w:pPr>
       <w:bookmarkStart w:id="75" w:name="Xfd010b0e6ec43a71a31832c4aa57c4a1ebd67ff"/>
-      <w:bookmarkStart w:id="76" w:name="_Toc231918405"/>
+      <w:bookmarkStart w:id="76" w:name="_Toc231927529"/>
       <w:r>
         <w:rPr>
           <w:rtl/>
@@ -20164,6 +20288,7 @@
       <w:pPr>
         <w:bidi/>
         <w:spacing w:before="120" w:after="60"/>
+        <w:keepNext/>
       </w:pPr>
       <w:r>
         <w:rPr>
@@ -20186,7 +20311,7 @@
         </w:rPr>
         <w:fldChar w:fldCharType="separate"/>
       </w:r>
-      <w:bookmarkStart w:id="79" w:name="_Toc231918477"/>
+      <w:bookmarkStart w:id="79" w:name="_Toc231927601"/>
       <w:r>
         <w:rPr>
           <w:b/>
@@ -21618,7 +21743,7 @@
       </w:pPr>
       <w:r>
         <w:pict w14:anchorId="4836552A">
-          <v:rect id="_x0000_i1033" style="width:0;height:1.5pt" o:hralign="right" o:hrstd="t" o:hr="t"/>
+          <v:rect id="_x0000_i2161" style="width:0;height:1.5pt" o:hralign="right" o:hrstd="t" o:hr="t"/>
         </w:pict>
       </w:r>
     </w:p>
@@ -21628,7 +21753,7 @@
         <w:bidi/>
       </w:pPr>
       <w:bookmarkStart w:id="82" w:name="X52ea18e5737fce8615e1c3ca4723e15512be477"/>
-      <w:bookmarkStart w:id="83" w:name="_Toc231918406"/>
+      <w:bookmarkStart w:id="83" w:name="_Toc231927530"/>
       <w:bookmarkEnd w:id="75"/>
       <w:bookmarkEnd w:id="81"/>
       <w:r>
@@ -21727,6 +21852,7 @@
       <w:pPr>
         <w:bidi/>
         <w:spacing w:before="120" w:after="60"/>
+        <w:keepNext/>
       </w:pPr>
       <w:r>
         <w:rPr>
@@ -21749,7 +21875,7 @@
         </w:rPr>
         <w:fldChar w:fldCharType="separate"/>
       </w:r>
-      <w:bookmarkStart w:id="85" w:name="_Toc231918478"/>
+      <w:bookmarkStart w:id="85" w:name="_Toc231927602"/>
       <w:r>
         <w:rPr>
           <w:b/>
@@ -22492,7 +22618,7 @@
       </w:pPr>
       <w:r>
         <w:pict w14:anchorId="676DFC34">
-          <v:rect id="_x0000_i1034" style="width:0;height:1.5pt" o:hralign="right" o:hrstd="t" o:hr="t"/>
+          <v:rect id="_x0000_i2162" style="width:0;height:1.5pt" o:hralign="right" o:hrstd="t" o:hr="t"/>
         </w:pict>
       </w:r>
     </w:p>
@@ -22502,7 +22628,7 @@
         <w:bidi/>
       </w:pPr>
       <w:bookmarkStart w:id="87" w:name="X3d546febf7430a2ea3250247e57315bf530ac8e"/>
-      <w:bookmarkStart w:id="88" w:name="_Toc231918407"/>
+      <w:bookmarkStart w:id="88" w:name="_Toc231927531"/>
       <w:bookmarkEnd w:id="82"/>
       <w:bookmarkEnd w:id="86"/>
       <w:r>
@@ -22592,6 +22718,7 @@
       <w:pPr>
         <w:bidi/>
         <w:spacing w:before="120" w:after="60"/>
+        <w:keepNext/>
       </w:pPr>
       <w:r>
         <w:rPr>
@@ -22614,7 +22741,7 @@
         </w:rPr>
         <w:fldChar w:fldCharType="separate"/>
       </w:r>
-      <w:bookmarkStart w:id="89" w:name="_Toc231918479"/>
+      <w:bookmarkStart w:id="89" w:name="_Toc231927603"/>
       <w:r>
         <w:rPr>
           <w:b/>
@@ -23244,7 +23371,7 @@
       </w:pPr>
       <w:r>
         <w:pict w14:anchorId="01714FD4">
-          <v:rect id="_x0000_i1035" style="width:0;height:1.5pt" o:hralign="right" o:hrstd="t" o:hr="t"/>
+          <v:rect id="_x0000_i2163" style="width:0;height:1.5pt" o:hralign="right" o:hrstd="t" o:hr="t"/>
         </w:pict>
       </w:r>
     </w:p>
@@ -23273,7 +23400,7 @@
       </w:pPr>
       <w:r>
         <w:pict w14:anchorId="731031EF">
-          <v:rect id="_x0000_i1036" style="width:0;height:1.5pt" o:hralign="right" o:hrstd="t" o:hr="t"/>
+          <v:rect id="_x0000_i2164" style="width:0;height:1.5pt" o:hralign="right" o:hrstd="t" o:hr="t"/>
         </w:pict>
       </w:r>
     </w:p>
@@ -23283,7 +23410,7 @@
         <w:bidi/>
       </w:pPr>
       <w:bookmarkStart w:id="90" w:name="المبحث-الثاني-الإطار-الجغرافي-والمؤسسي"/>
-      <w:bookmarkStart w:id="91" w:name="_Toc231918408"/>
+      <w:bookmarkStart w:id="91" w:name="_Toc231927532"/>
       <w:bookmarkEnd w:id="73"/>
       <w:bookmarkEnd w:id="87"/>
       <w:r>
@@ -23312,7 +23439,7 @@
         <w:bidi/>
       </w:pPr>
       <w:bookmarkStart w:id="92" w:name="Xa214dcfe6b381ea1f68aa2f47f12b1f1067a3e5"/>
-      <w:bookmarkStart w:id="93" w:name="_Toc231918409"/>
+      <w:bookmarkStart w:id="93" w:name="_Toc231927533"/>
       <w:r>
         <w:rPr>
           <w:rtl/>
@@ -23419,7 +23546,7 @@
       </w:pPr>
       <w:r>
         <w:pict w14:anchorId="4F588753">
-          <v:rect id="_x0000_i1037" style="width:0;height:1.5pt" o:hralign="right" o:hrstd="t" o:hr="t"/>
+          <v:rect id="_x0000_i2165" style="width:0;height:1.5pt" o:hralign="right" o:hrstd="t" o:hr="t"/>
         </w:pict>
       </w:r>
     </w:p>
@@ -23429,7 +23556,7 @@
         <w:bidi/>
       </w:pPr>
       <w:bookmarkStart w:id="96" w:name="X3f57fa00f89ba85d9588878684ea58fb7f040ef"/>
-      <w:bookmarkStart w:id="97" w:name="_Toc231918410"/>
+      <w:bookmarkStart w:id="97" w:name="_Toc231927534"/>
       <w:bookmarkEnd w:id="92"/>
       <w:bookmarkEnd w:id="95"/>
       <w:r>
@@ -23621,7 +23748,7 @@
       </w:pPr>
       <w:r>
         <w:pict w14:anchorId="124C56F1">
-          <v:rect id="_x0000_i1038" style="width:0;height:1.5pt" o:hralign="right" o:hrstd="t" o:hr="t"/>
+          <v:rect id="_x0000_i2166" style="width:0;height:1.5pt" o:hralign="right" o:hrstd="t" o:hr="t"/>
         </w:pict>
       </w:r>
     </w:p>
@@ -23631,7 +23758,7 @@
         <w:bidi/>
       </w:pPr>
       <w:bookmarkStart w:id="100" w:name="Xe95b080e745ed60cca3f74edd213d00166ee89f"/>
-      <w:bookmarkStart w:id="101" w:name="_Toc231918411"/>
+      <w:bookmarkStart w:id="101" w:name="_Toc231927535"/>
       <w:bookmarkEnd w:id="96"/>
       <w:bookmarkEnd w:id="99"/>
       <w:r>
@@ -23899,7 +24026,7 @@
       </w:pPr>
       <w:r>
         <w:pict w14:anchorId="15B02296">
-          <v:rect id="_x0000_i1039" style="width:0;height:1.5pt" o:hralign="right" o:hrstd="t" o:hr="t"/>
+          <v:rect id="_x0000_i2167" style="width:0;height:1.5pt" o:hralign="right" o:hrstd="t" o:hr="t"/>
         </w:pict>
       </w:r>
     </w:p>
@@ -23909,7 +24036,7 @@
         <w:bidi/>
       </w:pPr>
       <w:bookmarkStart w:id="104" w:name="X45c22bf0528f185d6de6f59ddda56ed6c67ca33"/>
-      <w:bookmarkStart w:id="105" w:name="_Toc231918412"/>
+      <w:bookmarkStart w:id="105" w:name="_Toc231927536"/>
       <w:bookmarkEnd w:id="90"/>
       <w:bookmarkEnd w:id="100"/>
       <w:bookmarkEnd w:id="103"/>
@@ -23940,7 +24067,7 @@
         <w:bidi/>
       </w:pPr>
       <w:bookmarkStart w:id="106" w:name="المطلب-الأول-التحليل-الكمي--جدول-رقم-04"/>
-      <w:bookmarkStart w:id="107" w:name="_Toc231918413"/>
+      <w:bookmarkStart w:id="107" w:name="_Toc231927537"/>
       <w:r>
         <w:rPr>
           <w:rtl/>
@@ -23978,11 +24105,13 @@
       <w:pPr>
         <w:bidi/>
         <w:spacing w:before="120" w:after="60"/>
+        <w:keepNext/>
       </w:pPr>
       <w:r>
         <w:rPr>
           <w:b/>
           <w:szCs w:val="24"/>
+          <w:rtl/>
         </w:rPr>
         <w:fldChar w:fldCharType="begin"/>
       </w:r>
@@ -23990,6 +24119,7 @@
         <w:rPr>
           <w:b/>
           <w:szCs w:val="24"/>
+          <w:rtl/>
         </w:rPr>
         <w:instrText xml:space="preserve"> SEQ جدول \* ARABIC \r 5 </w:instrText>
       </w:r>
@@ -23997,15 +24127,17 @@
         <w:rPr>
           <w:b/>
           <w:szCs w:val="24"/>
+          <w:rtl/>
         </w:rPr>
         <w:fldChar w:fldCharType="separate"/>
       </w:r>
-      <w:bookmarkStart w:id="108" w:name="_Toc231918480"/>
+      <w:bookmarkStart w:id="108" w:name="_Toc231927604"/>
       <w:r>
         <w:rPr>
           <w:b/>
           <w:noProof/>
           <w:szCs w:val="24"/>
+          <w:rtl/>
         </w:rPr>
         <w:t>5</w:t>
       </w:r>
@@ -24013,6 +24145,7 @@
         <w:rPr>
           <w:b/>
           <w:szCs w:val="24"/>
+          <w:rtl/>
         </w:rPr>
         <w:fldChar w:fldCharType="end"/>
       </w:r>
@@ -24020,6 +24153,7 @@
         <w:rPr>
           <w:b/>
           <w:szCs w:val="24"/>
+          <w:rtl/>
         </w:rPr>
         <w:t>: جدول رقم 04: المؤشرات الكمية المثالية للأصناف الاستراتيجية</w:t>
       </w:r>
@@ -25562,7 +25696,7 @@
       </w:pPr>
       <w:r>
         <w:pict w14:anchorId="212B8F77">
-          <v:rect id="_x0000_i1040" style="width:0;height:1.5pt" o:hralign="right" o:hrstd="t" o:hr="t"/>
+          <v:rect id="_x0000_i2168" style="width:0;height:1.5pt" o:hralign="right" o:hrstd="t" o:hr="t"/>
         </w:pict>
       </w:r>
     </w:p>
@@ -25572,7 +25706,7 @@
         <w:bidi/>
       </w:pPr>
       <w:bookmarkStart w:id="110" w:name="Xbcf6a8e9e411a31af33d34924801dd6a54fe6f9"/>
-      <w:bookmarkStart w:id="111" w:name="_Toc231918414"/>
+      <w:bookmarkStart w:id="111" w:name="_Toc231927538"/>
       <w:bookmarkEnd w:id="106"/>
       <w:bookmarkEnd w:id="109"/>
       <w:r>
@@ -25612,11 +25746,13 @@
       <w:pPr>
         <w:bidi/>
         <w:spacing w:before="120" w:after="60"/>
+        <w:keepNext/>
       </w:pPr>
       <w:r>
         <w:rPr>
           <w:b/>
           <w:szCs w:val="24"/>
+          <w:rtl/>
         </w:rPr>
         <w:fldChar w:fldCharType="begin"/>
       </w:r>
@@ -25624,6 +25760,7 @@
         <w:rPr>
           <w:b/>
           <w:szCs w:val="24"/>
+          <w:rtl/>
         </w:rPr>
         <w:instrText xml:space="preserve"> SEQ جدول \* ARABIC \r 6 </w:instrText>
       </w:r>
@@ -25631,15 +25768,17 @@
         <w:rPr>
           <w:b/>
           <w:szCs w:val="24"/>
+          <w:rtl/>
         </w:rPr>
         <w:fldChar w:fldCharType="separate"/>
       </w:r>
-      <w:bookmarkStart w:id="112" w:name="_Toc231918481"/>
+      <w:bookmarkStart w:id="112" w:name="_Toc231927605"/>
       <w:r>
         <w:rPr>
           <w:b/>
           <w:noProof/>
           <w:szCs w:val="24"/>
+          <w:rtl/>
         </w:rPr>
         <w:t>6</w:t>
       </w:r>
@@ -25647,6 +25786,7 @@
         <w:rPr>
           <w:b/>
           <w:szCs w:val="24"/>
+          <w:rtl/>
         </w:rPr>
         <w:fldChar w:fldCharType="end"/>
       </w:r>
@@ -25654,6 +25794,7 @@
         <w:rPr>
           <w:b/>
           <w:szCs w:val="24"/>
+          <w:rtl/>
         </w:rPr>
         <w:t>: جدول رقم 05: تحليل الفجوة التشغيلية بين التسيير اليدوي ونظام دعم القرار</w:t>
       </w:r>
@@ -26239,7 +26380,7 @@
       </w:pPr>
       <w:r>
         <w:pict w14:anchorId="1F2B79D6">
-          <v:rect id="_x0000_i1041" style="width:0;height:1.5pt" o:hralign="right" o:hrstd="t" o:hr="t"/>
+          <v:rect id="_x0000_i2169" style="width:0;height:1.5pt" o:hralign="right" o:hrstd="t" o:hr="t"/>
         </w:pict>
       </w:r>
     </w:p>
@@ -26249,7 +26390,7 @@
         <w:bidi/>
       </w:pPr>
       <w:bookmarkStart w:id="113" w:name="Xf44bb1cbb1fbf8d3786fd5660f5e5e712de4010"/>
-      <w:bookmarkStart w:id="114" w:name="_Toc231918415"/>
+      <w:bookmarkStart w:id="114" w:name="_Toc231927539"/>
       <w:bookmarkEnd w:id="110"/>
       <w:r>
         <w:rPr>
@@ -26446,7 +26587,7 @@
       </w:pPr>
       <w:r>
         <w:pict w14:anchorId="61EDC3A8">
-          <v:rect id="_x0000_i1042" style="width:0;height:1.5pt" o:hralign="right" o:hrstd="t" o:hr="t"/>
+          <v:rect id="_x0000_i2170" style="width:0;height:1.5pt" o:hralign="right" o:hrstd="t" o:hr="t"/>
         </w:pict>
       </w:r>
     </w:p>
@@ -26525,7 +26666,7 @@
         <w:bidi/>
       </w:pPr>
       <w:bookmarkStart w:id="117" w:name="X425548a444476a4a4f36373e56e022eba81766a"/>
-      <w:bookmarkStart w:id="118" w:name="_Toc231918416"/>
+      <w:bookmarkStart w:id="118" w:name="_Toc231927540"/>
       <w:bookmarkEnd w:id="70"/>
       <w:bookmarkEnd w:id="104"/>
       <w:bookmarkEnd w:id="113"/>
@@ -26572,7 +26713,7 @@
         <w:bidi/>
       </w:pPr>
       <w:bookmarkStart w:id="120" w:name="Xa676c4e96c951c611f1581966c5cca345efded0"/>
-      <w:bookmarkStart w:id="121" w:name="_Toc231918417"/>
+      <w:bookmarkStart w:id="121" w:name="_Toc231927541"/>
       <w:bookmarkEnd w:id="119"/>
       <w:r>
         <w:rPr>
@@ -26600,7 +26741,7 @@
         <w:bidi/>
       </w:pPr>
       <w:bookmarkStart w:id="122" w:name="X50eda9fd44e4b29eb77e7e9ee21c27f44b1ac92"/>
-      <w:bookmarkStart w:id="123" w:name="_Toc231918418"/>
+      <w:bookmarkStart w:id="123" w:name="_Toc231927542"/>
       <w:r>
         <w:rPr>
           <w:rtl/>
@@ -26746,7 +26887,7 @@
       </w:pPr>
       <w:r>
         <w:pict w14:anchorId="7977F7B8">
-          <v:rect id="_x0000_i1043" style="width:0;height:1.5pt" o:hralign="right" o:hrstd="t" o:hr="t"/>
+          <v:rect id="_x0000_i2171" style="width:0;height:1.5pt" o:hralign="right" o:hrstd="t" o:hr="t"/>
         </w:pict>
       </w:r>
     </w:p>
@@ -26756,7 +26897,7 @@
         <w:bidi/>
       </w:pPr>
       <w:bookmarkStart w:id="124" w:name="Xd01ba28ceb43c2aafcfa279441271082bf35e79"/>
-      <w:bookmarkStart w:id="125" w:name="_Toc231918419"/>
+      <w:bookmarkStart w:id="125" w:name="_Toc231927543"/>
       <w:bookmarkEnd w:id="122"/>
       <w:r>
         <w:rPr>
@@ -26879,7 +27020,7 @@
       </w:pPr>
       <w:r>
         <w:pict w14:anchorId="0A673912">
-          <v:rect id="_x0000_i1044" style="width:0;height:1.5pt" o:hralign="right" o:hrstd="t" o:hr="t"/>
+          <v:rect id="_x0000_i2172" style="width:0;height:1.5pt" o:hralign="right" o:hrstd="t" o:hr="t"/>
         </w:pict>
       </w:r>
     </w:p>
@@ -26889,7 +27030,7 @@
         <w:bidi/>
       </w:pPr>
       <w:bookmarkStart w:id="126" w:name="Xb3cd0739dd5a83bd5baa46bdafa673a7ae7a4aa"/>
-      <w:bookmarkStart w:id="127" w:name="_Toc231918420"/>
+      <w:bookmarkStart w:id="127" w:name="_Toc231927544"/>
       <w:bookmarkEnd w:id="124"/>
       <w:r>
         <w:rPr>
@@ -26989,7 +27130,7 @@
       </w:pPr>
       <w:r>
         <w:pict w14:anchorId="35051852">
-          <v:rect id="_x0000_i1045" style="width:0;height:1.5pt" o:hralign="right" o:hrstd="t" o:hr="t"/>
+          <v:rect id="_x0000_i2173" style="width:0;height:1.5pt" o:hralign="right" o:hrstd="t" o:hr="t"/>
         </w:pict>
       </w:r>
     </w:p>
@@ -26999,7 +27140,7 @@
         <w:bidi/>
       </w:pPr>
       <w:bookmarkStart w:id="128" w:name="Xfb30997312ec99a0ff92bdd7dc592fd161b34eb"/>
-      <w:bookmarkStart w:id="129" w:name="_Toc231918421"/>
+      <w:bookmarkStart w:id="129" w:name="_Toc231927545"/>
       <w:bookmarkEnd w:id="120"/>
       <w:bookmarkEnd w:id="126"/>
       <w:r>
@@ -27028,7 +27169,7 @@
         <w:bidi/>
       </w:pPr>
       <w:bookmarkStart w:id="130" w:name="Xe1412b27e8b4694678434ce8a4f8b6f261fecdf"/>
-      <w:bookmarkStart w:id="131" w:name="_Toc231918422"/>
+      <w:bookmarkStart w:id="131" w:name="_Toc231927546"/>
       <w:r>
         <w:rPr>
           <w:rtl/>
@@ -27199,7 +27340,7 @@
       </w:pPr>
       <w:r>
         <w:pict w14:anchorId="1F82BEC8">
-          <v:rect id="_x0000_i1046" style="width:0;height:1.5pt" o:hralign="right" o:hrstd="t" o:hr="t"/>
+          <v:rect id="_x0000_i2174" style="width:0;height:1.5pt" o:hralign="right" o:hrstd="t" o:hr="t"/>
         </w:pict>
       </w:r>
     </w:p>
@@ -27209,7 +27350,7 @@
         <w:bidi/>
       </w:pPr>
       <w:bookmarkStart w:id="132" w:name="X790f7c97394d912e1af56ef75b8396a4139580d"/>
-      <w:bookmarkStart w:id="133" w:name="_Toc231918423"/>
+      <w:bookmarkStart w:id="133" w:name="_Toc231927547"/>
       <w:bookmarkEnd w:id="130"/>
       <w:r>
         <w:rPr>
@@ -27308,7 +27449,7 @@
       </w:pPr>
       <w:r>
         <w:pict w14:anchorId="75DDD2F3">
-          <v:rect id="_x0000_i1047" style="width:0;height:1.5pt" o:hralign="right" o:hrstd="t" o:hr="t"/>
+          <v:rect id="_x0000_i2175" style="width:0;height:1.5pt" o:hralign="right" o:hrstd="t" o:hr="t"/>
         </w:pict>
       </w:r>
     </w:p>
@@ -27318,7 +27459,7 @@
         <w:bidi/>
       </w:pPr>
       <w:bookmarkStart w:id="134" w:name="X444a26c814394dcd7d1e55a55a610cb16854269"/>
-      <w:bookmarkStart w:id="135" w:name="_Toc231918424"/>
+      <w:bookmarkStart w:id="135" w:name="_Toc231927548"/>
       <w:bookmarkEnd w:id="132"/>
       <w:r>
         <w:rPr>
@@ -27467,7 +27608,7 @@
       </w:pPr>
       <w:r>
         <w:pict w14:anchorId="59F29B61">
-          <v:rect id="_x0000_i1048" style="width:0;height:1.5pt" o:hralign="right" o:hrstd="t" o:hr="t"/>
+          <v:rect id="_x0000_i2176" style="width:0;height:1.5pt" o:hralign="right" o:hrstd="t" o:hr="t"/>
         </w:pict>
       </w:r>
     </w:p>
@@ -27477,7 +27618,7 @@
         <w:bidi/>
       </w:pPr>
       <w:bookmarkStart w:id="136" w:name="Xffbf1b46ecde0efcc86730acfd968fe379c5668"/>
-      <w:bookmarkStart w:id="137" w:name="_Toc231918425"/>
+      <w:bookmarkStart w:id="137" w:name="_Toc231927549"/>
       <w:bookmarkEnd w:id="128"/>
       <w:bookmarkEnd w:id="134"/>
       <w:r>
@@ -27506,7 +27647,7 @@
         <w:bidi/>
       </w:pPr>
       <w:bookmarkStart w:id="138" w:name="X2b5683333895272df7448c3123c2d6911fb19dd"/>
-      <w:bookmarkStart w:id="139" w:name="_Toc231918426"/>
+      <w:bookmarkStart w:id="139" w:name="_Toc231927550"/>
       <w:r>
         <w:rPr>
           <w:rtl/>
@@ -27566,21 +27707,7 @@
         <w:rPr>
           <w:rtl/>
         </w:rPr>
-        <w:t xml:space="preserve"> تمثل النواة الحسابية للنظام، حيث تتركز فيها خوارزميات حساب EOQ </w:t>
-      </w:r>
-      <w:proofErr w:type="gramStart"/>
-      <w:r>
-        <w:rPr>
-          <w:rtl/>
-        </w:rPr>
-        <w:t>و ROP</w:t>
-      </w:r>
-      <w:proofErr w:type="gramEnd"/>
-      <w:r>
-        <w:rPr>
-          <w:rtl/>
-        </w:rPr>
-        <w:t xml:space="preserve"> و CMUP.</w:t>
+        <w:t xml:space="preserve"> تمثل النواة الحسابية للنظام، حيث تتركز فيها خوارزميات حساب EOQ و ROP و CMUP.</w:t>
       </w:r>
     </w:p>
     <w:p>
@@ -27762,7 +27889,7 @@
       </w:pPr>
       <w:r>
         <w:pict w14:anchorId="4B3FAFAE">
-          <v:rect id="_x0000_i1049" style="width:0;height:1.5pt" o:hralign="right" o:hrstd="t" o:hr="t"/>
+          <v:rect id="_x0000_i2177" style="width:0;height:1.5pt" o:hralign="right" o:hrstd="t" o:hr="t"/>
         </w:pict>
       </w:r>
     </w:p>
@@ -27772,7 +27899,7 @@
         <w:bidi/>
       </w:pPr>
       <w:bookmarkStart w:id="140" w:name="X9b60cd1fa0cbe72f7f71191beb861644b5c9805"/>
-      <w:bookmarkStart w:id="141" w:name="_Toc231918427"/>
+      <w:bookmarkStart w:id="141" w:name="_Toc231927551"/>
       <w:bookmarkEnd w:id="138"/>
       <w:r>
         <w:rPr>
@@ -28119,7 +28246,7 @@
       </w:pPr>
       <w:r>
         <w:pict w14:anchorId="65437F13">
-          <v:rect id="_x0000_i1050" style="width:0;height:1.5pt" o:hralign="right" o:hrstd="t" o:hr="t"/>
+          <v:rect id="_x0000_i2178" style="width:0;height:1.5pt" o:hralign="right" o:hrstd="t" o:hr="t"/>
         </w:pict>
       </w:r>
     </w:p>
@@ -28129,7 +28256,7 @@
         <w:bidi/>
       </w:pPr>
       <w:bookmarkStart w:id="144" w:name="Xdb72e8c31238e5bc8bb35e9197d335bc848251d"/>
-      <w:bookmarkStart w:id="145" w:name="_Toc231918428"/>
+      <w:bookmarkStart w:id="145" w:name="_Toc231927552"/>
       <w:bookmarkEnd w:id="140"/>
       <w:bookmarkEnd w:id="143"/>
       <w:r>
@@ -28507,7 +28634,7 @@
       <w:r>
         <w:lastRenderedPageBreak/>
         <w:pict w14:anchorId="696EE613">
-          <v:rect id="_x0000_i1051" style="width:0;height:1.5pt" o:hralign="right" o:hrstd="t" o:hr="t"/>
+          <v:rect id="_x0000_i2179" style="width:0;height:1.5pt" o:hralign="right" o:hrstd="t" o:hr="t"/>
         </w:pict>
       </w:r>
     </w:p>
@@ -28517,7 +28644,7 @@
         <w:bidi/>
       </w:pPr>
       <w:bookmarkStart w:id="146" w:name="Xb42ed883f4a4d77c904837a9483548fc91a7185"/>
-      <w:bookmarkStart w:id="147" w:name="_Toc231918429"/>
+      <w:bookmarkStart w:id="147" w:name="_Toc231927553"/>
       <w:bookmarkEnd w:id="144"/>
       <w:r>
         <w:rPr>
@@ -28655,7 +28782,7 @@
       </w:pPr>
       <w:r>
         <w:pict w14:anchorId="5E7D4F80">
-          <v:rect id="_x0000_i1052" style="width:0;height:1.5pt" o:hralign="right" o:hrstd="t" o:hr="t"/>
+          <v:rect id="_x0000_i2180" style="width:0;height:1.5pt" o:hralign="right" o:hrstd="t" o:hr="t"/>
         </w:pict>
       </w:r>
     </w:p>
@@ -28665,7 +28792,7 @@
         <w:bidi/>
       </w:pPr>
       <w:bookmarkStart w:id="148" w:name="X1c2ea8d86c4f45404ae3647941d3499fe8305c9"/>
-      <w:bookmarkStart w:id="149" w:name="_Toc231918430"/>
+      <w:bookmarkStart w:id="149" w:name="_Toc231927554"/>
       <w:bookmarkEnd w:id="146"/>
       <w:r>
         <w:rPr>
@@ -28807,7 +28934,7 @@
       </w:pPr>
       <w:r>
         <w:pict w14:anchorId="085FD139">
-          <v:rect id="_x0000_i1053" style="width:0;height:1.5pt" o:hralign="right" o:hrstd="t" o:hr="t"/>
+          <v:rect id="_x0000_i2181" style="width:0;height:1.5pt" o:hralign="right" o:hrstd="t" o:hr="t"/>
         </w:pict>
       </w:r>
     </w:p>
@@ -28817,7 +28944,7 @@
         <w:bidi/>
       </w:pPr>
       <w:bookmarkStart w:id="150" w:name="Xc6e18aa2af3011a1373a5d4857df80b39c98584"/>
-      <w:bookmarkStart w:id="151" w:name="_Toc231918431"/>
+      <w:bookmarkStart w:id="151" w:name="_Toc231927555"/>
       <w:bookmarkEnd w:id="136"/>
       <w:bookmarkEnd w:id="148"/>
       <w:r>
@@ -28847,7 +28974,7 @@
         <w:bidi/>
       </w:pPr>
       <w:bookmarkStart w:id="152" w:name="Xdcbed4a529f139898c76cbbdb64bb8c1a119adb"/>
-      <w:bookmarkStart w:id="153" w:name="_Toc231918432"/>
+      <w:bookmarkStart w:id="153" w:name="_Toc231927556"/>
       <w:r>
         <w:rPr>
           <w:rtl/>
@@ -29088,7 +29215,7 @@
       </w:pPr>
       <w:r>
         <w:pict w14:anchorId="5EEA2483">
-          <v:rect id="_x0000_i1054" style="width:0;height:1.5pt" o:hralign="right" o:hrstd="t" o:hr="t"/>
+          <v:rect id="_x0000_i2182" style="width:0;height:1.5pt" o:hralign="right" o:hrstd="t" o:hr="t"/>
         </w:pict>
       </w:r>
     </w:p>
@@ -29098,7 +29225,7 @@
         <w:bidi/>
       </w:pPr>
       <w:bookmarkStart w:id="154" w:name="Xc3e868391841f7562f5d5b2b3c4438a8091e2eb"/>
-      <w:bookmarkStart w:id="155" w:name="_Toc231918433"/>
+      <w:bookmarkStart w:id="155" w:name="_Toc231927557"/>
       <w:bookmarkEnd w:id="152"/>
       <w:r>
         <w:rPr>
@@ -29198,7 +29325,7 @@
       </w:pPr>
       <w:r>
         <w:pict w14:anchorId="5787A741">
-          <v:rect id="_x0000_i1055" style="width:0;height:1.5pt" o:hralign="right" o:hrstd="t" o:hr="t"/>
+          <v:rect id="_x0000_i2183" style="width:0;height:1.5pt" o:hralign="right" o:hrstd="t" o:hr="t"/>
         </w:pict>
       </w:r>
     </w:p>
@@ -29208,7 +29335,7 @@
         <w:bidi/>
       </w:pPr>
       <w:bookmarkStart w:id="156" w:name="X197816f32b7b7ef5c9c4cb4d12a6ba19ec348d5"/>
-      <w:bookmarkStart w:id="157" w:name="_Toc231918434"/>
+      <w:bookmarkStart w:id="157" w:name="_Toc231927558"/>
       <w:bookmarkEnd w:id="154"/>
       <w:r>
         <w:rPr>
@@ -29307,7 +29434,7 @@
       </w:pPr>
       <w:r>
         <w:pict w14:anchorId="0A285783">
-          <v:rect id="_x0000_i1056" style="width:0;height:1.5pt" o:hralign="right" o:hrstd="t" o:hr="t"/>
+          <v:rect id="_x0000_i2184" style="width:0;height:1.5pt" o:hralign="right" o:hrstd="t" o:hr="t"/>
         </w:pict>
       </w:r>
     </w:p>
@@ -29317,7 +29444,7 @@
         <w:bidi/>
       </w:pPr>
       <w:bookmarkStart w:id="158" w:name="X43f602add9b7058ce87741ac0c8f7096d34eb8c"/>
-      <w:bookmarkStart w:id="159" w:name="_Toc231918435"/>
+      <w:bookmarkStart w:id="159" w:name="_Toc231927559"/>
       <w:bookmarkEnd w:id="156"/>
       <w:r>
         <w:rPr>
@@ -29551,7 +29678,7 @@
         <w:bidi/>
       </w:pPr>
       <w:bookmarkStart w:id="162" w:name="الفصل-الرابع-التجريب-والتحقق-من-النتائج"/>
-      <w:bookmarkStart w:id="163" w:name="_Toc231918436"/>
+      <w:bookmarkStart w:id="163" w:name="_Toc231927560"/>
       <w:bookmarkEnd w:id="117"/>
       <w:bookmarkEnd w:id="150"/>
       <w:bookmarkEnd w:id="158"/>
@@ -29573,7 +29700,7 @@
         <w:bidi/>
       </w:pPr>
       <w:bookmarkStart w:id="164" w:name="X772d01764d2cdf10730319436c2b610a5dde5fe"/>
-      <w:bookmarkStart w:id="165" w:name="_Toc231918437"/>
+      <w:bookmarkStart w:id="165" w:name="_Toc231927561"/>
       <w:r>
         <w:rPr>
           <w:rFonts w:ascii="Traditional Arabic" w:hAnsi="Traditional Arabic"/>
@@ -29590,7 +29717,7 @@
         <w:jc w:val="left"/>
       </w:pPr>
       <w:bookmarkStart w:id="166" w:name="X49c36b57d4ff3911c0526cfcdcf059aea80a406"/>
-      <w:bookmarkStart w:id="167" w:name="_Toc231918438"/>
+      <w:bookmarkStart w:id="167" w:name="_Toc231927562"/>
       <w:r>
         <w:rPr>
           <w:rtl/>
@@ -29623,6 +29750,7 @@
       <w:pPr>
         <w:bidi/>
         <w:spacing w:before="120" w:after="60"/>
+        <w:keepNext/>
       </w:pPr>
       <w:r>
         <w:rPr>
@@ -29645,7 +29773,7 @@
         </w:rPr>
         <w:fldChar w:fldCharType="separate"/>
       </w:r>
-      <w:bookmarkStart w:id="168" w:name="_Toc231918482"/>
+      <w:bookmarkStart w:id="168" w:name="_Toc231927606"/>
       <w:r>
         <w:rPr>
           <w:b/>
@@ -30540,7 +30668,7 @@
         <w:jc w:val="left"/>
       </w:pPr>
       <w:bookmarkStart w:id="169" w:name="Xb8e42ca6d3322078508f93d6992976adf29d2ca"/>
-      <w:bookmarkStart w:id="170" w:name="_Toc231918439"/>
+      <w:bookmarkStart w:id="170" w:name="_Toc231927563"/>
       <w:bookmarkEnd w:id="166"/>
       <w:r>
         <w:rPr>
@@ -30580,6 +30708,7 @@
       <w:pPr>
         <w:bidi/>
         <w:spacing w:before="120" w:after="60"/>
+        <w:keepNext/>
       </w:pPr>
       <w:r>
         <w:rPr>
@@ -30602,7 +30731,7 @@
         </w:rPr>
         <w:fldChar w:fldCharType="separate"/>
       </w:r>
-      <w:bookmarkStart w:id="171" w:name="_Toc231918483"/>
+      <w:bookmarkStart w:id="171" w:name="_Toc231927607"/>
       <w:r>
         <w:rPr>
           <w:b/>
@@ -31018,7 +31147,7 @@
         <w:jc w:val="left"/>
       </w:pPr>
       <w:bookmarkStart w:id="172" w:name="X8a93358eecaeb60469823d090d898b75c2e77ac"/>
-      <w:bookmarkStart w:id="173" w:name="_Toc231918440"/>
+      <w:bookmarkStart w:id="173" w:name="_Toc231927564"/>
       <w:bookmarkEnd w:id="169"/>
       <w:r>
         <w:rPr>
@@ -31143,7 +31272,7 @@
         <w:jc w:val="left"/>
       </w:pPr>
       <w:bookmarkStart w:id="174" w:name="Xaf9730f8f208447975e9de648bd3cee193ed3c6"/>
-      <w:bookmarkStart w:id="175" w:name="_Toc231918441"/>
+      <w:bookmarkStart w:id="175" w:name="_Toc231927565"/>
       <w:bookmarkEnd w:id="172"/>
       <w:r>
         <w:rPr>
@@ -31182,6 +31311,7 @@
       <w:pPr>
         <w:bidi/>
         <w:spacing w:before="120" w:after="60"/>
+        <w:keepNext/>
       </w:pPr>
       <w:r>
         <w:rPr>
@@ -31204,7 +31334,7 @@
         </w:rPr>
         <w:fldChar w:fldCharType="separate"/>
       </w:r>
-      <w:bookmarkStart w:id="176" w:name="_Toc231918484"/>
+      <w:bookmarkStart w:id="176" w:name="_Toc231927608"/>
       <w:r>
         <w:rPr>
           <w:b/>
@@ -32290,7 +32420,7 @@
         <w:jc w:val="left"/>
       </w:pPr>
       <w:bookmarkStart w:id="177" w:name="X5d883ae01169ee0c2874075dd2ba2df14168639"/>
-      <w:bookmarkStart w:id="178" w:name="_Toc231918442"/>
+      <w:bookmarkStart w:id="178" w:name="_Toc231927566"/>
       <w:bookmarkEnd w:id="174"/>
       <w:r>
         <w:rPr>
@@ -32319,7 +32449,7 @@
         <w:jc w:val="left"/>
       </w:pPr>
       <w:bookmarkStart w:id="179" w:name="Xfde45ab085d7ad252281c0dccada5f1ef76526b"/>
-      <w:bookmarkStart w:id="180" w:name="_Toc231918443"/>
+      <w:bookmarkStart w:id="180" w:name="_Toc231927567"/>
       <w:bookmarkEnd w:id="177"/>
       <w:r>
         <w:rPr>
@@ -32347,7 +32477,7 @@
         <w:jc w:val="left"/>
       </w:pPr>
       <w:bookmarkStart w:id="181" w:name="X55ec612fe397449f669dedb016b309f368fbe7f"/>
-      <w:bookmarkStart w:id="182" w:name="_Toc231918444"/>
+      <w:bookmarkStart w:id="182" w:name="_Toc231927568"/>
       <w:bookmarkEnd w:id="179"/>
       <w:r>
         <w:rPr>
@@ -32374,7 +32504,7 @@
       </w:pPr>
       <w:r>
         <w:pict w14:anchorId="48B1E979">
-          <v:rect id="_x0000_i1057" style="width:0;height:1.5pt" o:hralign="right" o:hrstd="t" o:hr="t"/>
+          <v:rect id="_x0000_i2185" style="width:0;height:1.5pt" o:hralign="right" o:hrstd="t" o:hr="t"/>
         </w:pict>
       </w:r>
     </w:p>
@@ -32384,7 +32514,7 @@
         <w:bidi/>
       </w:pPr>
       <w:bookmarkStart w:id="183" w:name="المبحث-الثاني-التوصيات-وآفاق-البحث"/>
-      <w:bookmarkStart w:id="184" w:name="_Toc231918445"/>
+      <w:bookmarkStart w:id="184" w:name="_Toc231927569"/>
       <w:bookmarkEnd w:id="164"/>
       <w:bookmarkEnd w:id="181"/>
       <w:r>
@@ -32403,7 +32533,7 @@
         <w:jc w:val="left"/>
       </w:pPr>
       <w:bookmarkStart w:id="185" w:name="X227b4e7819393731d2434c2aae903fe248179ff"/>
-      <w:bookmarkStart w:id="186" w:name="_Toc231918446"/>
+      <w:bookmarkStart w:id="186" w:name="_Toc231927570"/>
       <w:r>
         <w:rPr>
           <w:rtl/>
@@ -32441,6 +32571,7 @@
       <w:pPr>
         <w:bidi/>
         <w:spacing w:before="120" w:after="60"/>
+        <w:keepNext/>
       </w:pPr>
       <w:r>
         <w:rPr>
@@ -32463,7 +32594,7 @@
         </w:rPr>
         <w:fldChar w:fldCharType="separate"/>
       </w:r>
-      <w:bookmarkStart w:id="187" w:name="_Toc231918485"/>
+      <w:bookmarkStart w:id="187" w:name="_Toc231927609"/>
       <w:r>
         <w:rPr>
           <w:b/>
@@ -33185,7 +33316,7 @@
         <w:jc w:val="left"/>
       </w:pPr>
       <w:bookmarkStart w:id="188" w:name="X428f0794160c0dd1b8e5b82d0235ed45270a5de"/>
-      <w:bookmarkStart w:id="189" w:name="_Toc231918447"/>
+      <w:bookmarkStart w:id="189" w:name="_Toc231927571"/>
       <w:bookmarkEnd w:id="185"/>
       <w:r>
         <w:rPr>
@@ -33304,7 +33435,7 @@
       </w:pPr>
       <w:r>
         <w:pict w14:anchorId="6C56993A">
-          <v:rect id="_x0000_i1058" style="width:0;height:1.5pt" o:hralign="right" o:hrstd="t" o:hr="t"/>
+          <v:rect id="_x0000_i2186" style="width:0;height:1.5pt" o:hralign="right" o:hrstd="t" o:hr="t"/>
         </w:pict>
       </w:r>
     </w:p>
@@ -33324,21 +33455,7 @@
         <w:rPr>
           <w:rtl/>
         </w:rPr>
-        <w:t xml:space="preserve"> أجابت هذه الدراسة عن التساؤل المحوري المطروح في مقدمتها: كيف يمكن أتمتة دورة الشراء والتخزين وتعزيز الجرد الدائم في مخزن مؤسسة عمومية باستخدام أدوات Microsoft Office المتاحة؟ والجواب الذي أثبتته التجربة الميدانية: إنه ممكن، فعَّال، وقابل للتطبيق الفوري بتكلفة صفرية. انطلقت الدراسة من تشخيص ميداني دقيق لمخزن مديرية التربية لولاية البيض، ورصدت خمس نقاط ضعف هيكلية تتمحور جميعها حول غياب الأتمتة: لا تنبيه عند الاقتراب من نقطة إعادة الطلب، ازدواجية التسجيل بين الورق والـ Excel، إطالة مدة الجرد، غياب التتبع التاريخي، وانعدام تقييم الموردين. طُبِّقت على البيانات الفعلية ثلاثة أدوات كمية: تحليل ABC، نموذج </w:t>
-      </w:r>
-      <w:proofErr w:type="gramStart"/>
-      <w:r>
-        <w:rPr>
-          <w:rtl/>
-        </w:rPr>
-        <w:t>ويلسون ،</w:t>
-      </w:r>
-      <w:proofErr w:type="gramEnd"/>
-      <w:r>
-        <w:rPr>
-          <w:rtl/>
-        </w:rPr>
-        <w:t xml:space="preserve"> والمتوسط المرجح --- وأنتجت جميعها معطيات تشغيلية مباشرة موثَّقة في الجداول من 04 إلى 09. أما الحل المقترح، فهو نظام ERP_Académie_v13.2 المبني بـ Excel/VBA في تسع صفحات وظيفية، مُضمِّناً ثلاثة إبداعات رئيسية أُضيفت في الإصدار الخامس: ROP فردي لكل مادة يُلغي التنبيهات الكاذبة، وطلب سنوي D مُحسَب تلقائياً من البيانات الفعلية، وCMUP ديناميكي يستوعب تقلُّبات الأسعار. ويتميز النظام بتوافقه الكامل مع الإطار التنظيمي الجزائري، بما في ذلك تطبيق الإعفاء من TVA وفق التعليمة 09-2018، مما يجعل حساباته المالية مطابقةً للواقع المحاسبي الفعلي لمؤسسات التربية. أثبتت مؤشرات الأداء أن النظام خفَّض وقت معالجة الطلبية بأكثر من 99.7%، وأطلق التنبيه المُسبَق قبل النفاد بأسبوع، وقلَّص مدة الجرد الفصلي بأكثر من 60%. وبهذا تُثبَت الفرضيتان المُصاغتان في مقدمة البحث:</w:t>
+        <w:t xml:space="preserve"> أجابت هذه الدراسة عن التساؤل المحوري المطروح في مقدمتها: كيف يمكن أتمتة دورة الشراء والتخزين وتعزيز الجرد الدائم في مخزن مؤسسة عمومية باستخدام أدوات Microsoft Office المتاحة؟ والجواب الذي أثبتته التجربة الميدانية: إنه ممكن، فعَّال، وقابل للتطبيق الفوري بتكلفة صفرية. انطلقت الدراسة من تشخيص ميداني دقيق لمخزن مديرية التربية لولاية البيض، ورصدت خمس نقاط ضعف هيكلية تتمحور جميعها حول غياب الأتمتة: لا تنبيه عند الاقتراب من نقطة إعادة الطلب، ازدواجية التسجيل بين الورق والـ Excel، إطالة مدة الجرد، غياب التتبع التاريخي، وانعدام تقييم الموردين. طُبِّقت على البيانات الفعلية ثلاثة أدوات كمية: تحليل ABC، نموذج ويلسون ، والمتوسط المرجح --- وأنتجت جميعها معطيات تشغيلية مباشرة موثَّقة في الجداول من 04 إلى 09. أما الحل المقترح، فهو نظام ERP_Académie_v13.2 المبني بـ Excel/VBA في تسع صفحات وظيفية، مُضمِّناً ثلاثة إبداعات رئيسية أُضيفت في الإصدار الخامس: ROP فردي لكل مادة يُلغي التنبيهات الكاذبة، وطلب سنوي D مُحسَب تلقائياً من البيانات الفعلية، وCMUP ديناميكي يستوعب تقلُّبات الأسعار. ويتميز النظام بتوافقه الكامل مع الإطار التنظيمي الجزائري، بما في ذلك تطبيق الإعفاء من TVA وفق التعليمة 09-2018، مما يجعل حساباته المالية مطابقةً للواقع المحاسبي الفعلي لمؤسسات التربية. أثبتت مؤشرات الأداء أن النظام خفَّض وقت معالجة الطلبية بأكثر من 99.7%، وأطلق التنبيه المُسبَق قبل النفاد بأسبوع، وقلَّص مدة الجرد الفصلي بأكثر من 60%. وبهذا تُثبَت الفرضيتان المُصاغتان في مقدمة البحث:</w:t>
       </w:r>
     </w:p>
     <w:p>
@@ -33394,19 +33511,19 @@
       <w:pPr>
         <w:bidi/>
         <w:sectPr>
-          <w:footerReference w:type="default" r:id="rId10"/>
+          <w:footerReference w:type="default" r:id="rId9"/>
           <w:footnotePr>
             <w:numRestart w:val="eachSect"/>
           </w:footnotePr>
           <w:pgSz w:w="11906" w:h="16838"/>
           <w:pgMar w:top="1417" w:right="1417" w:bottom="1417" w:left="1417" w:header="720" w:footer="720" w:gutter="0"/>
-          <w:pgNumType w:start="1"/>
+          <w:pgNumType w:start="4"/>
           <w:cols w:space="720"/>
         </w:sectPr>
       </w:pPr>
       <w:r>
         <w:pict w14:anchorId="514130D8">
-          <v:rect id="_x0000_i1059" style="width:0;height:1.5pt" o:hralign="right" o:hrstd="t" o:hr="t"/>
+          <v:rect id="_x0000_i2187" style="width:0;height:1.5pt" o:hralign="right" o:hrstd="t" o:hr="t"/>
         </w:pict>
       </w:r>
     </w:p>
@@ -33416,7 +33533,7 @@
         <w:bidi/>
       </w:pPr>
       <w:bookmarkStart w:id="190" w:name="قائمة-المصادر-والمراجع"/>
-      <w:bookmarkStart w:id="191" w:name="_Toc231918448"/>
+      <w:bookmarkStart w:id="191" w:name="_Toc231927572"/>
       <w:bookmarkEnd w:id="162"/>
       <w:bookmarkEnd w:id="183"/>
       <w:bookmarkEnd w:id="188"/>
@@ -33437,7 +33554,7 @@
         <w:bidi/>
       </w:pPr>
       <w:bookmarkStart w:id="192" w:name="أولاً-الكتب-والمراجع-العلمية"/>
-      <w:bookmarkStart w:id="193" w:name="_Toc231918449"/>
+      <w:bookmarkStart w:id="193" w:name="_Toc231927573"/>
       <w:r>
         <w:rPr>
           <w:rFonts w:ascii="Traditional Arabic" w:hAnsi="Traditional Arabic"/>
@@ -33518,21 +33635,7 @@
         <w:rPr>
           <w:rtl/>
         </w:rPr>
-        <w:t>, 8(</w:t>
-      </w:r>
-      <w:proofErr w:type="gramStart"/>
-      <w:r>
-        <w:rPr>
-          <w:rtl/>
-        </w:rPr>
-        <w:t>1),</w:t>
-      </w:r>
-      <w:proofErr w:type="gramEnd"/>
-      <w:r>
-        <w:rPr>
-          <w:rtl/>
-        </w:rPr>
-        <w:t xml:space="preserve"> 1--14.</w:t>
+        <w:t>, 8(1), 1--14.</w:t>
       </w:r>
     </w:p>
     <w:p>
@@ -33606,21 +33709,7 @@
         <w:rPr>
           <w:rtl/>
         </w:rPr>
-        <w:t>, 10(</w:t>
-      </w:r>
-      <w:proofErr w:type="gramStart"/>
-      <w:r>
-        <w:rPr>
-          <w:rtl/>
-        </w:rPr>
-        <w:t>2),</w:t>
-      </w:r>
-      <w:proofErr w:type="gramEnd"/>
-      <w:r>
-        <w:rPr>
-          <w:rtl/>
-        </w:rPr>
-        <w:t xml:space="preserve"> 135--136, 152.</w:t>
+        <w:t>, 10(2), 135--136, 152.</w:t>
       </w:r>
     </w:p>
     <w:p>
@@ -33805,21 +33894,7 @@
         <w:rPr>
           <w:rtl/>
         </w:rPr>
-        <w:t>, 13(</w:t>
-      </w:r>
-      <w:proofErr w:type="gramStart"/>
-      <w:r>
-        <w:rPr>
-          <w:rtl/>
-        </w:rPr>
-        <w:t>1),</w:t>
-      </w:r>
-      <w:proofErr w:type="gramEnd"/>
-      <w:r>
-        <w:rPr>
-          <w:rtl/>
-        </w:rPr>
-        <w:t xml:space="preserve"> 116--128.</w:t>
+        <w:t>, 13(1), 116--128.</w:t>
       </w:r>
     </w:p>
     <w:p>
@@ -33865,7 +33940,7 @@
         <w:bidi/>
       </w:pPr>
       <w:bookmarkStart w:id="194" w:name="Xa9c5438e3f3a8a99cc43947a4701c3667770737"/>
-      <w:bookmarkStart w:id="195" w:name="_Toc231918450"/>
+      <w:bookmarkStart w:id="195" w:name="_Toc231927574"/>
       <w:bookmarkEnd w:id="192"/>
       <w:r>
         <w:rPr>
@@ -34097,7 +34172,7 @@
         <w:bidi/>
       </w:pPr>
       <w:bookmarkStart w:id="196" w:name="ثالثاً-المنهاج-الدراسي-bts-gsl-tag1801"/>
-      <w:bookmarkStart w:id="197" w:name="_Toc231918451"/>
+      <w:bookmarkStart w:id="197" w:name="_Toc231927575"/>
       <w:bookmarkEnd w:id="194"/>
       <w:r>
         <w:rPr>
@@ -34892,7 +34967,7 @@
           <w:rFonts w:ascii="Traditional Arabic" w:hAnsi="Traditional Arabic"/>
         </w:rPr>
       </w:pPr>
-      <w:bookmarkStart w:id="199" w:name="_Toc231918452"/>
+      <w:bookmarkStart w:id="199" w:name="_Toc231927576"/>
       <w:r>
         <w:rPr>
           <w:rFonts w:ascii="Traditional Arabic" w:hAnsi="Traditional Arabic"/>
@@ -34983,7 +35058,7 @@
         <w:bidi/>
       </w:pPr>
       <w:bookmarkStart w:id="200" w:name="خامساً-مشاريع-وأطروحات-موازية"/>
-      <w:bookmarkStart w:id="201" w:name="_Toc231918453"/>
+      <w:bookmarkStart w:id="201" w:name="_Toc231927577"/>
       <w:bookmarkEnd w:id="198"/>
       <w:r>
         <w:rPr>
@@ -35025,25 +35100,7 @@
           <w:iCs/>
           <w:rtl/>
         </w:rPr>
-        <w:t xml:space="preserve">Contribution à l'amélioration du lead time de la chaîne logistique en combinant une solution VBA et la business </w:t>
-      </w:r>
-      <w:proofErr w:type="gramStart"/>
-      <w:r>
-        <w:rPr>
-          <w:i/>
-          <w:iCs/>
-          <w:rtl/>
-        </w:rPr>
-        <w:t>intelligence :</w:t>
-      </w:r>
-      <w:proofErr w:type="gramEnd"/>
-      <w:r>
-        <w:rPr>
-          <w:i/>
-          <w:iCs/>
-          <w:rtl/>
-        </w:rPr>
-        <w:t xml:space="preserve"> application Ericsson Algérie</w:t>
+        <w:t>Contribution à l'amélioration du lead time de la chaîne logistique en combinant une solution VBA et la business intelligence : application Ericsson Algérie</w:t>
       </w:r>
       <w:r>
         <w:rPr>
@@ -35163,25 +35220,7 @@
           <w:iCs/>
           <w:rtl/>
         </w:rPr>
-        <w:t xml:space="preserve">Modélisation et optimisation de la gestion de stocks des pièces de </w:t>
-      </w:r>
-      <w:proofErr w:type="gramStart"/>
-      <w:r>
-        <w:rPr>
-          <w:i/>
-          <w:iCs/>
-          <w:rtl/>
-        </w:rPr>
-        <w:t>rechange :</w:t>
-      </w:r>
-      <w:proofErr w:type="gramEnd"/>
-      <w:r>
-        <w:rPr>
-          <w:i/>
-          <w:iCs/>
-          <w:rtl/>
-        </w:rPr>
-        <w:t xml:space="preserve"> application SASACE-Algérie</w:t>
+        <w:t>Modélisation et optimisation de la gestion de stocks des pièces de rechange : application SASACE-Algérie</w:t>
       </w:r>
       <w:r>
         <w:rPr>
@@ -35196,7 +35235,7 @@
         <w:bidi/>
       </w:pPr>
       <w:bookmarkStart w:id="202" w:name="سادساً-مصادر-البيانات-الميدانية"/>
-      <w:bookmarkStart w:id="203" w:name="_Toc231918454"/>
+      <w:bookmarkStart w:id="203" w:name="_Toc231927578"/>
       <w:bookmarkEnd w:id="200"/>
       <w:r>
         <w:rPr>
@@ -35261,7 +35300,7 @@
         <w:bidi/>
       </w:pPr>
       <w:bookmarkStart w:id="204" w:name="سابعاً-المراجع-البرمجية"/>
-      <w:bookmarkStart w:id="205" w:name="_Toc231918455"/>
+      <w:bookmarkStart w:id="205" w:name="_Toc231927579"/>
       <w:bookmarkEnd w:id="202"/>
       <w:r>
         <w:rPr>
@@ -35320,7 +35359,7 @@
         </w:rPr>
         <w:t xml:space="preserve">. </w:t>
       </w:r>
-      <w:hyperlink r:id="rId11">
+      <w:hyperlink r:id="rId10">
         <w:r>
           <w:rPr>
             <w:rStyle w:val="Hyperlink"/>
@@ -35347,7 +35386,7 @@
       <w:r>
         <w:lastRenderedPageBreak/>
         <w:pict w14:anchorId="4CFBA22A">
-          <v:rect id="_x0000_i1060" style="width:0;height:1.5pt" o:hralign="right" o:hrstd="t" o:hr="t"/>
+          <v:rect id="_x0000_i2188" style="width:0;height:1.5pt" o:hralign="right" o:hrstd="t" o:hr="t"/>
         </w:pict>
       </w:r>
     </w:p>
@@ -35357,7 +35396,7 @@
         <w:bidi/>
       </w:pPr>
       <w:bookmarkStart w:id="206" w:name="جدول-المختصرات-والرموز-التقنية"/>
-      <w:bookmarkStart w:id="207" w:name="_Toc231918456"/>
+      <w:bookmarkStart w:id="207" w:name="_Toc231927580"/>
       <w:bookmarkEnd w:id="190"/>
       <w:bookmarkEnd w:id="204"/>
       <w:r>
@@ -35374,11 +35413,13 @@
       <w:pPr>
         <w:bidi/>
         <w:spacing w:before="120" w:after="60"/>
+        <w:keepNext/>
       </w:pPr>
       <w:r>
         <w:rPr>
           <w:b/>
           <w:szCs w:val="24"/>
+          <w:rtl/>
         </w:rPr>
         <w:fldChar w:fldCharType="begin"/>
       </w:r>
@@ -35386,6 +35427,7 @@
         <w:rPr>
           <w:b/>
           <w:szCs w:val="24"/>
+          <w:rtl/>
         </w:rPr>
         <w:instrText xml:space="preserve"> SEQ جدول \* ARABIC \r 11 </w:instrText>
       </w:r>
@@ -35393,15 +35435,17 @@
         <w:rPr>
           <w:b/>
           <w:szCs w:val="24"/>
+          <w:rtl/>
         </w:rPr>
         <w:fldChar w:fldCharType="separate"/>
       </w:r>
-      <w:bookmarkStart w:id="208" w:name="_Toc231918486"/>
+      <w:bookmarkStart w:id="208" w:name="_Toc231927610"/>
       <w:r>
         <w:rPr>
           <w:b/>
           <w:noProof/>
           <w:szCs w:val="24"/>
+          <w:rtl/>
         </w:rPr>
         <w:t>11</w:t>
       </w:r>
@@ -35409,6 +35453,7 @@
         <w:rPr>
           <w:b/>
           <w:szCs w:val="24"/>
+          <w:rtl/>
         </w:rPr>
         <w:fldChar w:fldCharType="end"/>
       </w:r>
@@ -35416,6 +35461,7 @@
         <w:rPr>
           <w:b/>
           <w:szCs w:val="24"/>
+          <w:rtl/>
         </w:rPr>
         <w:t>: جدول المختصرات والرموز التقنية</w:t>
       </w:r>
@@ -37463,7 +37509,7 @@
       </w:pPr>
       <w:r>
         <w:pict w14:anchorId="6C88FAF9">
-          <v:rect id="_x0000_i1061" style="width:0;height:1.5pt" o:hralign="right" o:hrstd="t" o:hr="t"/>
+          <v:rect id="_x0000_i2189" style="width:0;height:1.5pt" o:hralign="right" o:hrstd="t" o:hr="t"/>
         </w:pict>
       </w:r>
     </w:p>
@@ -37473,7 +37519,7 @@
         <w:bidi/>
       </w:pPr>
       <w:bookmarkStart w:id="209" w:name="قائمة-المصطلحات"/>
-      <w:bookmarkStart w:id="210" w:name="_Toc231918457"/>
+      <w:bookmarkStart w:id="210" w:name="_Toc231927581"/>
       <w:bookmarkEnd w:id="206"/>
       <w:r>
         <w:rPr>
@@ -37491,7 +37537,7 @@
         <w:bidi/>
       </w:pPr>
       <w:bookmarkStart w:id="211" w:name="المصطلحات-اللوجستية-والتسييرية"/>
-      <w:bookmarkStart w:id="212" w:name="_Toc231918458"/>
+      <w:bookmarkStart w:id="212" w:name="_Toc231927582"/>
       <w:r>
         <w:rPr>
           <w:rFonts w:ascii="Traditional Arabic" w:hAnsi="Traditional Arabic"/>
@@ -37505,6 +37551,7 @@
       <w:pPr>
         <w:bidi/>
         <w:spacing w:before="120" w:after="60"/>
+        <w:keepNext/>
       </w:pPr>
       <w:r>
         <w:rPr>
@@ -37527,7 +37574,7 @@
         </w:rPr>
         <w:fldChar w:fldCharType="separate"/>
       </w:r>
-      <w:bookmarkStart w:id="213" w:name="_Toc231918487"/>
+      <w:bookmarkStart w:id="213" w:name="_Toc231927611"/>
       <w:r>
         <w:rPr>
           <w:b/>
@@ -40785,7 +40832,7 @@
         <w:bidi/>
       </w:pPr>
       <w:bookmarkStart w:id="214" w:name="مصطلحات-تقنية-النظام"/>
-      <w:bookmarkStart w:id="215" w:name="_Toc231918459"/>
+      <w:bookmarkStart w:id="215" w:name="_Toc231927583"/>
       <w:bookmarkEnd w:id="211"/>
       <w:r>
         <w:rPr>
@@ -40829,6 +40876,7 @@
       <w:pPr>
         <w:bidi/>
         <w:spacing w:before="120" w:after="60"/>
+        <w:keepNext/>
       </w:pPr>
       <w:r>
         <w:rPr>
@@ -40851,7 +40899,7 @@
         </w:rPr>
         <w:fldChar w:fldCharType="separate"/>
       </w:r>
-      <w:bookmarkStart w:id="216" w:name="_Toc231918488"/>
+      <w:bookmarkStart w:id="216" w:name="_Toc231927612"/>
       <w:r>
         <w:rPr>
           <w:b/>
@@ -42396,7 +42444,7 @@
       <w:pPr>
         <w:bidi/>
         <w:sectPr>
-          <w:footerReference w:type="default" r:id="rId12"/>
+          <w:footerReference w:type="default" r:id="rId11"/>
           <w:footnotePr>
             <w:numRestart w:val="eachSect"/>
           </w:footnotePr>
@@ -42413,7 +42461,7 @@
       </w:pPr>
       <w:r>
         <w:pict w14:anchorId="5E111ADE">
-          <v:rect id="_x0000_i1062" style="width:0;height:1.5pt" o:hralign="right" o:hrstd="t" o:hr="t"/>
+          <v:rect id="_x0000_i2190" style="width:0;height:1.5pt" o:hralign="right" o:hrstd="t" o:hr="t"/>
         </w:pict>
       </w:r>
     </w:p>
@@ -42423,7 +42471,7 @@
         <w:bidi/>
       </w:pPr>
       <w:bookmarkStart w:id="217" w:name="الملاحق-annexes"/>
-      <w:bookmarkStart w:id="218" w:name="_Toc231918460"/>
+      <w:bookmarkStart w:id="218" w:name="_Toc231927584"/>
       <w:bookmarkEnd w:id="209"/>
       <w:bookmarkEnd w:id="214"/>
       <w:r>
@@ -42443,7 +42491,7 @@
         <w:bidi/>
       </w:pPr>
       <w:bookmarkStart w:id="219" w:name="الملحق-الأول-هيكل-ملف-النظام"/>
-      <w:bookmarkStart w:id="220" w:name="_Toc231918461"/>
+      <w:bookmarkStart w:id="220" w:name="_Toc231927585"/>
       <w:r>
         <w:rPr>
           <w:rFonts w:ascii="Traditional Arabic" w:hAnsi="Traditional Arabic"/>
@@ -42469,6 +42517,7 @@
       <w:pPr>
         <w:bidi/>
         <w:spacing w:before="120" w:after="60"/>
+        <w:keepNext/>
       </w:pPr>
       <w:r>
         <w:rPr>
@@ -42491,7 +42540,7 @@
         </w:rPr>
         <w:fldChar w:fldCharType="separate"/>
       </w:r>
-      <w:bookmarkStart w:id="221" w:name="_Toc231918489"/>
+      <w:bookmarkStart w:id="221" w:name="_Toc231927613"/>
       <w:r>
         <w:rPr>
           <w:b/>
@@ -43032,7 +43081,7 @@
         <w:bidi/>
       </w:pPr>
       <w:bookmarkStart w:id="222" w:name="الملحق-الثاني-وحدات-vba-الرئيسية"/>
-      <w:bookmarkStart w:id="223" w:name="_Toc231918462"/>
+      <w:bookmarkStart w:id="223" w:name="_Toc231927586"/>
       <w:bookmarkEnd w:id="219"/>
       <w:r>
         <w:rPr>
@@ -43059,6 +43108,7 @@
       <w:pPr>
         <w:bidi/>
         <w:spacing w:before="120" w:after="60"/>
+        <w:keepNext/>
       </w:pPr>
       <w:r>
         <w:rPr>
@@ -43081,7 +43131,7 @@
         </w:rPr>
         <w:fldChar w:fldCharType="separate"/>
       </w:r>
-      <w:bookmarkStart w:id="224" w:name="_Toc231918490"/>
+      <w:bookmarkStart w:id="224" w:name="_Toc231927614"/>
       <w:r>
         <w:rPr>
           <w:b/>
@@ -43802,7 +43852,7 @@
         <w:bidi/>
       </w:pPr>
       <w:bookmarkStart w:id="225" w:name="الملحق-الثالث-بيانات-المخزون-الميدانية"/>
-      <w:bookmarkStart w:id="226" w:name="_Toc231918463"/>
+      <w:bookmarkStart w:id="226" w:name="_Toc231927587"/>
       <w:bookmarkEnd w:id="222"/>
       <w:r>
         <w:rPr>
@@ -43830,6 +43880,7 @@
       <w:pPr>
         <w:bidi/>
         <w:spacing w:before="120" w:after="60"/>
+        <w:keepNext/>
       </w:pPr>
       <w:r>
         <w:rPr>
@@ -43852,7 +43903,7 @@
         </w:rPr>
         <w:fldChar w:fldCharType="separate"/>
       </w:r>
-      <w:bookmarkStart w:id="227" w:name="_Toc231918491"/>
+      <w:bookmarkStart w:id="227" w:name="_Toc231927615"/>
       <w:r>
         <w:rPr>
           <w:b/>
@@ -45772,7 +45823,7 @@
         <w:bidi/>
       </w:pPr>
       <w:bookmarkStart w:id="228" w:name="الملحق-الرابع-نماذج-الوثائق-الإدارية"/>
-      <w:bookmarkStart w:id="229" w:name="_Toc231918464"/>
+      <w:bookmarkStart w:id="229" w:name="_Toc231927588"/>
       <w:bookmarkEnd w:id="225"/>
       <w:r>
         <w:rPr>
@@ -45896,7 +45947,7 @@
         <w:bidi/>
       </w:pPr>
       <w:bookmarkStart w:id="230" w:name="X2ba466c7822f1b4b8d4c28ae81ff579f1d28271"/>
-      <w:bookmarkStart w:id="231" w:name="_Toc231918465"/>
+      <w:bookmarkStart w:id="231" w:name="_Toc231927589"/>
       <w:bookmarkEnd w:id="228"/>
       <w:r>
         <w:rPr>
@@ -45924,6 +45975,7 @@
       <w:pPr>
         <w:bidi/>
         <w:spacing w:before="120" w:after="60"/>
+        <w:keepNext/>
       </w:pPr>
       <w:r>
         <w:rPr>
@@ -45946,7 +45998,7 @@
         </w:rPr>
         <w:fldChar w:fldCharType="separate"/>
       </w:r>
-      <w:bookmarkStart w:id="232" w:name="_Toc231918492"/>
+      <w:bookmarkStart w:id="232" w:name="_Toc231927616"/>
       <w:r>
         <w:rPr>
           <w:b/>
@@ -46292,7 +46344,7 @@
         <w:bidi/>
         <w:jc w:val="both"/>
       </w:pPr>
-      <w:bookmarkStart w:id="235" w:name="_Toc231918466"/>
+      <w:bookmarkStart w:id="235" w:name="_Toc231927590"/>
       <w:r>
         <w:rPr>
           <w:rFonts w:ascii="Traditional Arabic" w:hAnsi="Traditional Arabic"/>
@@ -46310,7 +46362,7 @@
         <w:jc w:val="both"/>
       </w:pPr>
       <w:bookmarkStart w:id="236" w:name="X6cd5d7ea679d76d20534900303c2e6d9b9d4296"/>
-      <w:bookmarkStart w:id="237" w:name="_Toc231918467"/>
+      <w:bookmarkStart w:id="237" w:name="_Toc231927591"/>
       <w:r>
         <w:rPr>
           <w:rtl/>
@@ -46349,6 +46401,7 @@
       <w:pPr>
         <w:bidi/>
         <w:spacing w:before="120" w:after="60"/>
+        <w:keepNext/>
       </w:pPr>
       <w:r>
         <w:rPr>
@@ -46371,7 +46424,7 @@
         </w:rPr>
         <w:fldChar w:fldCharType="separate"/>
       </w:r>
-      <w:bookmarkStart w:id="238" w:name="_Toc231918493"/>
+      <w:bookmarkStart w:id="238" w:name="_Toc231927617"/>
       <w:r>
         <w:rPr>
           <w:b/>
@@ -46857,27 +46910,7 @@
                 <w:szCs w:val="24"/>
                 <w:rtl/>
               </w:rPr>
-              <w:t xml:space="preserve">تصنيف الأصناف </w:t>
-            </w:r>
-            <w:proofErr w:type="gramStart"/>
-            <w:r>
-              <w:rPr>
-                <w:color w:val="000000"/>
-                <w:sz w:val="24"/>
-                <w:szCs w:val="24"/>
-                <w:rtl/>
-              </w:rPr>
-              <w:t>الـ12</w:t>
-            </w:r>
-            <w:proofErr w:type="gramEnd"/>
-            <w:r>
-              <w:rPr>
-                <w:color w:val="000000"/>
-                <w:sz w:val="24"/>
-                <w:szCs w:val="24"/>
-                <w:rtl/>
-              </w:rPr>
-              <w:t xml:space="preserve"> حسب القيمة والاستهلاك</w:t>
+              <w:t>تصنيف الأصناف الـ12 حسب القيمة والاستهلاك</w:t>
             </w:r>
           </w:p>
         </w:tc>
@@ -47083,7 +47116,7 @@
         <w:bidi/>
         <w:jc w:val="left"/>
       </w:pPr>
-      <w:bookmarkStart w:id="240" w:name="_Toc231918468"/>
+      <w:bookmarkStart w:id="240" w:name="_Toc231927592"/>
       <w:r>
         <w:rPr>
           <w:bCs/>
@@ -47116,6 +47149,7 @@
       <w:pPr>
         <w:bidi/>
         <w:spacing w:before="120" w:after="60"/>
+        <w:keepNext/>
       </w:pPr>
       <w:r>
         <w:rPr>
@@ -47138,7 +47172,7 @@
         </w:rPr>
         <w:fldChar w:fldCharType="separate"/>
       </w:r>
-      <w:bookmarkStart w:id="241" w:name="_Toc231918494"/>
+      <w:bookmarkStart w:id="241" w:name="_Toc231927618"/>
       <w:r>
         <w:rPr>
           <w:b/>
@@ -47724,7 +47758,7 @@
         <w:jc w:val="left"/>
       </w:pPr>
       <w:bookmarkStart w:id="242" w:name="X7949e38dfeee031d40a3845bffddbded954d8c2"/>
-      <w:bookmarkStart w:id="243" w:name="_Toc231918469"/>
+      <w:bookmarkStart w:id="243" w:name="_Toc231927593"/>
       <w:bookmarkEnd w:id="239"/>
       <w:r>
         <w:rPr>
@@ -47780,6 +47814,7 @@
       <w:pPr>
         <w:bidi/>
         <w:spacing w:before="120" w:after="60"/>
+        <w:keepNext/>
       </w:pPr>
       <w:r>
         <w:rPr>
@@ -47802,7 +47837,7 @@
         </w:rPr>
         <w:fldChar w:fldCharType="separate"/>
       </w:r>
-      <w:bookmarkStart w:id="245" w:name="_Toc231918495"/>
+      <w:bookmarkStart w:id="245" w:name="_Toc231927619"/>
       <w:r>
         <w:rPr>
           <w:b/>
@@ -48486,6 +48521,7 @@
       <w:pPr>
         <w:bidi/>
         <w:spacing w:before="120" w:after="60"/>
+        <w:keepNext/>
       </w:pPr>
       <w:r>
         <w:rPr>
@@ -48508,7 +48544,7 @@
         </w:rPr>
         <w:fldChar w:fldCharType="separate"/>
       </w:r>
-      <w:bookmarkStart w:id="247" w:name="_Toc231918496"/>
+      <w:bookmarkStart w:id="247" w:name="_Toc231927620"/>
       <w:r>
         <w:rPr>
           <w:b/>
@@ -49032,7 +49068,7 @@
         <w:jc w:val="left"/>
       </w:pPr>
       <w:bookmarkStart w:id="249" w:name="X89856c4efd70ea1a4a458cec842f03c0ef8db67"/>
-      <w:bookmarkStart w:id="250" w:name="_Toc231918470"/>
+      <w:bookmarkStart w:id="250" w:name="_Toc231927594"/>
       <w:bookmarkEnd w:id="242"/>
       <w:bookmarkEnd w:id="248"/>
       <w:r>
@@ -49060,6 +49096,7 @@
       <w:pPr>
         <w:bidi/>
         <w:spacing w:before="120" w:after="60"/>
+        <w:keepNext/>
       </w:pPr>
       <w:r>
         <w:rPr>
@@ -49082,7 +49119,7 @@
         </w:rPr>
         <w:fldChar w:fldCharType="separate"/>
       </w:r>
-      <w:bookmarkStart w:id="251" w:name="_Toc231918497"/>
+      <w:bookmarkStart w:id="251" w:name="_Toc231927621"/>
       <w:r>
         <w:rPr>
           <w:b/>
@@ -49950,7 +49987,7 @@
         <w:jc w:val="left"/>
       </w:pPr>
       <w:bookmarkStart w:id="252" w:name="Xe2082c638c1aaa57a592a6d8ad8842af276c4cd"/>
-      <w:bookmarkStart w:id="253" w:name="_Toc231918471"/>
+      <w:bookmarkStart w:id="253" w:name="_Toc231927595"/>
       <w:bookmarkEnd w:id="249"/>
       <w:r>
         <w:rPr>
@@ -49977,6 +50014,7 @@
       <w:pPr>
         <w:bidi/>
         <w:spacing w:before="120" w:after="60"/>
+        <w:keepNext/>
       </w:pPr>
       <w:r>
         <w:rPr>
@@ -49999,7 +50037,7 @@
         </w:rPr>
         <w:fldChar w:fldCharType="separate"/>
       </w:r>
-      <w:bookmarkStart w:id="255" w:name="_Toc231918498"/>
+      <w:bookmarkStart w:id="255" w:name="_Toc231927622"/>
       <w:r>
         <w:rPr>
           <w:b/>
@@ -50908,7 +50946,7 @@
         <w:jc w:val="left"/>
       </w:pPr>
       <w:bookmarkStart w:id="257" w:name="X52d3f0d99e86f9bf8a8724d9f76540428c8bf06"/>
-      <w:bookmarkStart w:id="258" w:name="_Toc231918472"/>
+      <w:bookmarkStart w:id="258" w:name="_Toc231927596"/>
       <w:bookmarkEnd w:id="252"/>
       <w:bookmarkEnd w:id="256"/>
       <w:r>
@@ -50949,6 +50987,7 @@
       <w:pPr>
         <w:bidi/>
         <w:spacing w:before="120" w:after="60"/>
+        <w:keepNext/>
       </w:pPr>
       <w:r>
         <w:rPr>
@@ -50971,7 +51010,7 @@
         </w:rPr>
         <w:fldChar w:fldCharType="separate"/>
       </w:r>
-      <w:bookmarkStart w:id="259" w:name="_Toc231918499"/>
+      <w:bookmarkStart w:id="259" w:name="_Toc231927623"/>
       <w:r>
         <w:rPr>
           <w:b/>
@@ -51422,7 +51461,7 @@
         <w:bidi/>
         <w:jc w:val="both"/>
       </w:pPr>
-      <w:bookmarkStart w:id="261" w:name="_Toc231918473"/>
+      <w:bookmarkStart w:id="261" w:name="_Toc231927597"/>
       <w:r>
         <w:rPr>
           <w:rtl/>
@@ -51464,6 +51503,7 @@
         <w:bidi/>
         <w:spacing w:before="120" w:after="60"/>
         <w:jc w:val="both"/>
+        <w:keepNext/>
       </w:pPr>
       <w:r>
         <w:rPr>
@@ -51486,7 +51526,7 @@
         </w:rPr>
         <w:fldChar w:fldCharType="separate"/>
       </w:r>
-      <w:bookmarkStart w:id="262" w:name="_Toc231918500"/>
+      <w:bookmarkStart w:id="262" w:name="_Toc231927624"/>
       <w:r>
         <w:rPr>
           <w:b/>
@@ -52240,7 +52280,7 @@
         <w:jc w:val="left"/>
       </w:pPr>
       <w:bookmarkStart w:id="263" w:name="Xb8fc668a935d0df083bb43fd8199169a90b1733"/>
-      <w:bookmarkStart w:id="264" w:name="_Toc231918474"/>
+      <w:bookmarkStart w:id="264" w:name="_Toc231927598"/>
       <w:bookmarkEnd w:id="260"/>
       <w:r>
         <w:rPr>
@@ -52254,6 +52294,7 @@
       <w:pPr>
         <w:bidi/>
         <w:spacing w:before="120" w:after="60"/>
+        <w:keepNext/>
       </w:pPr>
       <w:r>
         <w:rPr>
@@ -52276,7 +52317,7 @@
         </w:rPr>
         <w:fldChar w:fldCharType="separate"/>
       </w:r>
-      <w:bookmarkStart w:id="265" w:name="_Toc231918501"/>
+      <w:bookmarkStart w:id="265" w:name="_Toc231927625"/>
       <w:r>
         <w:rPr>
           <w:b/>
@@ -53173,7 +53214,7 @@
         <w:bidi/>
         <w:jc w:val="left"/>
       </w:pPr>
-      <w:bookmarkStart w:id="267" w:name="_Toc231918475"/>
+      <w:bookmarkStart w:id="267" w:name="_Toc231927599"/>
       <w:r>
         <w:rPr>
           <w:rtl/>
@@ -53368,7 +53409,7 @@
       </w:pPr>
       <w:r>
         <w:pict w14:anchorId="51408C97">
-          <v:rect id="_x0000_i1063" style="width:0;height:1.5pt" o:hralign="right" o:hrstd="t" o:hr="t"/>
+          <v:rect id="_x0000_i2191" style="width:0;height:1.5pt" o:hralign="right" o:hrstd="t" o:hr="t"/>
         </w:pict>
       </w:r>
     </w:p>
@@ -53412,7 +53453,7 @@
       </w:pPr>
     </w:p>
     <w:sectPr>
-      <w:footerReference w:type="default" r:id="rId13"/>
+      <w:footerReference w:type="default" r:id="rId12"/>
       <w:footnotePr>
         <w:numRestart w:val="eachSect"/>
       </w:footnotePr>
@@ -53460,7 +53501,43 @@
   <w:p>
     <w:pPr>
       <w:pStyle w:val="Footer"/>
+      <w:jc w:val="center"/>
     </w:pPr>
+    <w:r>
+      <w:rPr>
+        <w:sz w:val="18"/>
+        <w:szCs w:val="18"/>
+      </w:rPr>
+      <w:fldChar w:fldCharType="begin"/>
+    </w:r>
+    <w:r>
+      <w:rPr>
+        <w:sz w:val="18"/>
+        <w:szCs w:val="18"/>
+      </w:rPr>
+      <w:instrText xml:space="preserve"> PAGE </w:instrText>
+    </w:r>
+    <w:r>
+      <w:rPr>
+        <w:sz w:val="18"/>
+        <w:szCs w:val="18"/>
+      </w:rPr>
+      <w:fldChar w:fldCharType="separate"/>
+    </w:r>
+    <w:r>
+      <w:rPr>
+        <w:sz w:val="18"/>
+        <w:szCs w:val="18"/>
+      </w:rPr>
+      <w:t xml:space="preserve"> </w:t>
+    </w:r>
+    <w:r>
+      <w:rPr>
+        <w:sz w:val="18"/>
+        <w:szCs w:val="18"/>
+      </w:rPr>
+      <w:fldChar w:fldCharType="end"/>
+    </w:r>
   </w:p>
 </w:ftr>
 </file>
@@ -53557,52 +53634,6 @@
 </w:ftr>
 </file>
 
-<file path=word/footer4.xml><?xml version="1.0" encoding="utf-8"?>
-<w:ftr xmlns:wpc="http://schemas.microsoft.com/office/word/2010/wordprocessingCanvas" xmlns:cx="http://schemas.microsoft.com/office/drawing/2014/chartex" xmlns:cx1="http://schemas.microsoft.com/office/drawing/2015/9/8/chartex" xmlns:cx2="http://schemas.microsoft.com/office/drawing/2015/10/21/chartex" xmlns:cx3="http://schemas.microsoft.com/office/drawing/2016/5/9/chartex" xmlns:cx4="http://schemas.microsoft.com/office/drawing/2016/5/10/chartex" xmlns:cx5="http://schemas.microsoft.com/office/drawing/2016/5/11/chartex" xmlns:cx6="http://schemas.microsoft.com/office/drawing/2016/5/12/chartex" xmlns:cx7="http://schemas.microsoft.com/office/drawing/2016/5/13/chartex" xmlns:cx8="http://schemas.microsoft.com/office/drawing/2016/5/14/chartex" xmlns:mc="http://schemas.openxmlformats.org/markup-compatibility/2006" xmlns:aink="http://schemas.microsoft.com/office/drawing/2016/ink" xmlns:am3d="http://schemas.microsoft.com/office/drawing/2017/model3d" xmlns:o="urn:schemas-microsoft-com:office:office" xmlns:r="http://schemas.openxmlformats.org/officeDocument/2006/relationships" xmlns:m="http://schemas.openxmlformats.org/officeDocument/2006/math" xmlns:v="urn:schemas-microsoft-com:vml" xmlns:wp14="http://schemas.microsoft.com/office/word/2010/wordprocessingDrawing" xmlns:wp="http://schemas.openxmlformats.org/drawingml/2006/wordprocessingDrawing" xmlns:w10="urn:schemas-microsoft-com:office:word" xmlns:w="http://schemas.openxmlformats.org/wordprocessingml/2006/main" xmlns:w14="http://schemas.microsoft.com/office/word/2010/wordml" xmlns:w15="http://schemas.microsoft.com/office/word/2012/wordml" xmlns:w16cid="http://schemas.microsoft.com/office/word/2016/wordml/cid" xmlns:w16se="http://schemas.microsoft.com/office/word/2015/wordml/symex" xmlns:wpg="http://schemas.microsoft.com/office/word/2010/wordprocessingGroup" xmlns:wpi="http://schemas.microsoft.com/office/word/2010/wordprocessingInk" xmlns:wne="http://schemas.microsoft.com/office/word/2006/wordml" xmlns:wps="http://schemas.microsoft.com/office/word/2010/wordprocessingShape" mc:Ignorable="w14 w15 w16se w16cid wp14">
-  <w:p>
-    <w:pPr>
-      <w:pStyle w:val="Footer"/>
-      <w:jc w:val="center"/>
-    </w:pPr>
-    <w:r>
-      <w:rPr>
-        <w:sz w:val="18"/>
-        <w:szCs w:val="18"/>
-      </w:rPr>
-      <w:fldChar w:fldCharType="begin"/>
-    </w:r>
-    <w:r>
-      <w:rPr>
-        <w:sz w:val="18"/>
-        <w:szCs w:val="18"/>
-      </w:rPr>
-      <w:instrText xml:space="preserve"> PAGE </w:instrText>
-    </w:r>
-    <w:r>
-      <w:rPr>
-        <w:sz w:val="18"/>
-        <w:szCs w:val="18"/>
-      </w:rPr>
-      <w:fldChar w:fldCharType="separate"/>
-    </w:r>
-    <w:r>
-      <w:rPr>
-        <w:sz w:val="18"/>
-        <w:szCs w:val="18"/>
-      </w:rPr>
-      <w:t xml:space="preserve"> </w:t>
-    </w:r>
-    <w:r>
-      <w:rPr>
-        <w:sz w:val="18"/>
-        <w:szCs w:val="18"/>
-      </w:rPr>
-      <w:fldChar w:fldCharType="end"/>
-    </w:r>
-  </w:p>
-</w:ftr>
-</file>
-
 <file path=word/footnotes.xml><?xml version="1.0" encoding="utf-8"?>
 <w:footnotes xmlns:wpc="http://schemas.microsoft.com/office/word/2010/wordprocessingCanvas" xmlns:cx="http://schemas.microsoft.com/office/drawing/2014/chartex" xmlns:cx1="http://schemas.microsoft.com/office/drawing/2015/9/8/chartex" xmlns:cx2="http://schemas.microsoft.com/office/drawing/2015/10/21/chartex" xmlns:cx3="http://schemas.microsoft.com/office/drawing/2016/5/9/chartex" xmlns:cx4="http://schemas.microsoft.com/office/drawing/2016/5/10/chartex" xmlns:cx5="http://schemas.microsoft.com/office/drawing/2016/5/11/chartex" xmlns:cx6="http://schemas.microsoft.com/office/drawing/2016/5/12/chartex" xmlns:cx7="http://schemas.microsoft.com/office/drawing/2016/5/13/chartex" xmlns:cx8="http://schemas.microsoft.com/office/drawing/2016/5/14/chartex" xmlns:mc="http://schemas.openxmlformats.org/markup-compatibility/2006" xmlns:aink="http://schemas.microsoft.com/office/drawing/2016/ink" xmlns:am3d="http://schemas.microsoft.com/office/drawing/2017/model3d" xmlns:o="urn:schemas-microsoft-com:office:office" xmlns:r="http://schemas.openxmlformats.org/officeDocument/2006/relationships" xmlns:m="http://schemas.openxmlformats.org/officeDocument/2006/math" xmlns:v="urn:schemas-microsoft-com:vml" xmlns:wp14="http://schemas.microsoft.com/office/word/2010/wordprocessingDrawing" xmlns:wp="http://schemas.openxmlformats.org/drawingml/2006/wordprocessingDrawing" xmlns:w10="urn:schemas-microsoft-com:office:word" xmlns:w="http://schemas.openxmlformats.org/wordprocessingml/2006/main" xmlns:w14="http://schemas.microsoft.com/office/word/2010/wordml" xmlns:w15="http://schemas.microsoft.com/office/word/2012/wordml" xmlns:w16cid="http://schemas.microsoft.com/office/word/2016/wordml/cid" xmlns:w16se="http://schemas.microsoft.com/office/word/2015/wordml/symex" xmlns:wpg="http://schemas.microsoft.com/office/word/2010/wordprocessingGroup" xmlns:wpi="http://schemas.microsoft.com/office/word/2010/wordprocessingInk" xmlns:wne="http://schemas.microsoft.com/office/word/2006/wordml" xmlns:wps="http://schemas.microsoft.com/office/word/2010/wordprocessingShape" mc:Ignorable="w14 w15 w16se w16cid wp14">
   <w:footnote w:type="separator" w:id="-1">
@@ -53890,35 +53921,66 @@
           <w:iCs/>
           <w:rtl/>
         </w:rPr>
-        <w:t xml:space="preserve">Modélisation et optimisation de la gestion de stocks des pièces de </w:t>
-      </w:r>
-      <w:proofErr w:type="gramStart"/>
+        <w:t>Modélisation et optimisation de la gestion de stocks des pièces de rechange : application SASACE-Algérie</w:t>
+      </w:r>
+      <w:r>
+        <w:rPr>
+          <w:rtl/>
+        </w:rPr>
+        <w:t>, Mémoire PFE, École Nationale Polytechnique d'Alger, 2015, p. 34.</w:t>
+      </w:r>
+    </w:p>
+  </w:footnote>
+  <w:footnote w:id="9">
+    <w:p>
+      <w:pPr>
+        <w:pStyle w:val="FootnoteText"/>
+        <w:bidi/>
+        <w:jc w:val="right"/>
+      </w:pPr>
+      <w:r>
+        <w:rPr>
+          <w:rStyle w:val="FootnoteReference"/>
+        </w:rPr>
+        <w:footnoteRef/>
+      </w:r>
+      <w:r>
+        <w:rPr>
+          <w:rtl/>
+        </w:rPr>
+        <w:t xml:space="preserve"> راجع: E. A. Silver, D. F. Pyke &amp; D. J. Thomas, </w:t>
+      </w:r>
       <w:r>
         <w:rPr>
           <w:i/>
           <w:iCs/>
           <w:rtl/>
         </w:rPr>
-        <w:t>rechange :</w:t>
-      </w:r>
-      <w:proofErr w:type="gramEnd"/>
+        <w:t>Inventory and Production Management in Supply Chains</w:t>
+      </w:r>
+      <w:r>
+        <w:rPr>
+          <w:rtl/>
+        </w:rPr>
+        <w:t xml:space="preserve">, 4th ed., Springer, 2017, p. 74. وكذلك: P. H. Zipkin, </w:t>
+      </w:r>
       <w:r>
         <w:rPr>
           <w:i/>
           <w:iCs/>
           <w:rtl/>
         </w:rPr>
-        <w:t xml:space="preserve"> application SASACE-Algérie</w:t>
-      </w:r>
-      <w:r>
-        <w:rPr>
-          <w:rtl/>
-        </w:rPr>
-        <w:t>, Mémoire PFE, École Nationale Polytechnique d'Alger, 2015, p. 34.</w:t>
+        <w:t>Foundations of Inventory Management</w:t>
+      </w:r>
+      <w:r>
+        <w:rPr>
+          <w:rtl/>
+        </w:rPr>
+        <w:t>, McGraw-Hill, 2000, p. 52.</w:t>
       </w:r>
     </w:p>
   </w:footnote>
-  <w:footnote w:id="9">
+  <w:footnote w:id="10">
     <w:p>
       <w:pPr>
         <w:pStyle w:val="FootnoteText"/>
@@ -53935,7 +53997,7 @@
         <w:rPr>
           <w:rtl/>
         </w:rPr>
-        <w:t xml:space="preserve"> راجع: E. A. Silver, D. F. Pyke &amp; D. J. Thomas, </w:t>
+        <w:t xml:space="preserve"> راجع: T. E. Vollmann, W. L. Berry, D. C. Whybark &amp; F. R. Jacobs, </w:t>
       </w:r>
       <w:r>
         <w:rPr>
@@ -53943,13 +54005,34 @@
           <w:iCs/>
           <w:rtl/>
         </w:rPr>
-        <w:t>Inventory and Production Management in Supply Chains</w:t>
-      </w:r>
-      <w:r>
-        <w:rPr>
-          <w:rtl/>
-        </w:rPr>
-        <w:t xml:space="preserve">, 4th ed., Springer, 2017, p. 74. وكذلك: P. H. Zipkin, </w:t>
+        <w:t>Manufacturing Planning and Control for Supply Chain Management</w:t>
+      </w:r>
+      <w:r>
+        <w:rPr>
+          <w:rtl/>
+        </w:rPr>
+        <w:t>, 5th ed., McGraw-Hill, 2005, p. 3.</w:t>
+      </w:r>
+    </w:p>
+  </w:footnote>
+  <w:footnote w:id="11">
+    <w:p>
+      <w:pPr>
+        <w:pStyle w:val="FootnoteText"/>
+        <w:bidi/>
+        <w:jc w:val="right"/>
+      </w:pPr>
+      <w:r>
+        <w:rPr>
+          <w:rStyle w:val="FootnoteReference"/>
+        </w:rPr>
+        <w:footnoteRef/>
+      </w:r>
+      <w:r>
+        <w:rPr>
+          <w:rtl/>
+        </w:rPr>
+        <w:t xml:space="preserve"> راجع: R. H. Wilson, "A Scientific Routine for Stock Control", </w:t>
       </w:r>
       <w:r>
         <w:rPr>
@@ -53957,34 +54040,13 @@
           <w:iCs/>
           <w:rtl/>
         </w:rPr>
-        <w:t>Foundations of Inventory Management</w:t>
-      </w:r>
-      <w:r>
-        <w:rPr>
-          <w:rtl/>
-        </w:rPr>
-        <w:t>, McGraw-Hill, 2000, p. 52.</w:t>
-      </w:r>
-    </w:p>
-  </w:footnote>
-  <w:footnote w:id="10">
-    <w:p>
-      <w:pPr>
-        <w:pStyle w:val="FootnoteText"/>
-        <w:bidi/>
-        <w:jc w:val="right"/>
-      </w:pPr>
-      <w:r>
-        <w:rPr>
-          <w:rStyle w:val="FootnoteReference"/>
-        </w:rPr>
-        <w:footnoteRef/>
-      </w:r>
-      <w:r>
-        <w:rPr>
-          <w:rtl/>
-        </w:rPr>
-        <w:t xml:space="preserve"> راجع: T. E. Vollmann, W. L. Berry, D. C. Whybark &amp; F. R. Jacobs, </w:t>
+        <w:t>Harvard Business Review</w:t>
+      </w:r>
+      <w:r>
+        <w:rPr>
+          <w:rtl/>
+        </w:rPr>
+        <w:t xml:space="preserve">, Vol. 13, N° 1, 1934, p. 120. وكذلك: F. W. Harris, "How Many Parts to Make at Once", </w:t>
       </w:r>
       <w:r>
         <w:rPr>
@@ -53992,17 +54054,17 @@
           <w:iCs/>
           <w:rtl/>
         </w:rPr>
-        <w:t>Manufacturing Planning and Control for Supply Chain Management</w:t>
-      </w:r>
-      <w:r>
-        <w:rPr>
-          <w:rtl/>
-        </w:rPr>
-        <w:t>, 5th ed., McGraw-Hill, 2005, p. 3.</w:t>
+        <w:t>Factory, The Magazine of Management</w:t>
+      </w:r>
+      <w:r>
+        <w:rPr>
+          <w:rtl/>
+        </w:rPr>
+        <w:t>, Vol. 10, N° 2, 1913, p. 136.</w:t>
       </w:r>
     </w:p>
   </w:footnote>
-  <w:footnote w:id="11">
+  <w:footnote w:id="12">
     <w:p>
       <w:pPr>
         <w:pStyle w:val="FootnoteText"/>
@@ -54019,7 +54081,7 @@
         <w:rPr>
           <w:rtl/>
         </w:rPr>
-        <w:t xml:space="preserve"> راجع: R. H. Wilson, "A Scientific Routine for Stock Control", </w:t>
+        <w:t xml:space="preserve"> راجع: E. A. Silver, D. F. Pyke &amp; D. J. Thomas, </w:t>
       </w:r>
       <w:r>
         <w:rPr>
@@ -54027,13 +54089,235 @@
           <w:iCs/>
           <w:rtl/>
         </w:rPr>
-        <w:t>Harvard Business Review</w:t>
-      </w:r>
-      <w:r>
-        <w:rPr>
-          <w:rtl/>
-        </w:rPr>
-        <w:t xml:space="preserve">, Vol. 13, N° 1, 1934, p. 120. وكذلك: F. W. Harris, "How Many Parts to Make at Once", </w:t>
+        <w:t>Inventory and Production Management in Supply Chains</w:t>
+      </w:r>
+      <w:r>
+        <w:rPr>
+          <w:rtl/>
+        </w:rPr>
+        <w:t>, 4th ed., Springer, 2017, p. 74.</w:t>
+      </w:r>
+    </w:p>
+  </w:footnote>
+  <w:footnote w:id="13">
+    <w:p>
+      <w:pPr>
+        <w:pStyle w:val="FootnoteText"/>
+        <w:bidi/>
+        <w:jc w:val="right"/>
+      </w:pPr>
+      <w:r>
+        <w:rPr>
+          <w:rStyle w:val="FootnoteReference"/>
+        </w:rPr>
+        <w:footnoteRef/>
+      </w:r>
+      <w:r>
+        <w:rPr>
+          <w:rtl/>
+        </w:rPr>
+        <w:t xml:space="preserve"> راجع: مديرية التربية لولاية البيض — مصلحة المخازن، السجلات السنوية لحركة المخزون، وثائق داخلية غير منشورة، 2025. ومديرية التربية لولاية البيض — مصلحة الميزانية، بيانات تكاليف الطلب والاحتفاظ، وثائق داخلية غير منشورة، 2025.</w:t>
+      </w:r>
+    </w:p>
+  </w:footnote>
+  <w:footnote w:id="14">
+    <w:p>
+      <w:pPr>
+        <w:pStyle w:val="FootnoteText"/>
+        <w:bidi/>
+        <w:jc w:val="right"/>
+      </w:pPr>
+      <w:r>
+        <w:rPr>
+          <w:rStyle w:val="FootnoteReference"/>
+        </w:rPr>
+        <w:footnoteRef/>
+      </w:r>
+      <w:r>
+        <w:t xml:space="preserve"> راجع: Chopra, S., &amp; Meindl, P.. (2019). *Supply Chain Management: Strategy, Planning, and Operation* (7th ed.). Pearson.</w:t>
+      </w:r>
+    </w:p>
+  </w:footnote>
+  <w:footnote w:id="15">
+    <w:p>
+      <w:pPr>
+        <w:pStyle w:val="FootnoteText"/>
+        <w:bidi/>
+        <w:jc w:val="right"/>
+      </w:pPr>
+      <w:r>
+        <w:rPr>
+          <w:rStyle w:val="FootnoteReference"/>
+        </w:rPr>
+        <w:footnoteRef/>
+      </w:r>
+      <w:r>
+        <w:t xml:space="preserve"> راجع: Cooper, M. C., Lambert, D. M., &amp; Pagh, J. D.. (1997). Supply Chain Management: More Than a New Name for Logistics. *The International Journal of Logistics Management*, 8(1), 1--14.</w:t>
+      </w:r>
+    </w:p>
+  </w:footnote>
+  <w:footnote w:id="16">
+    <w:p>
+      <w:pPr>
+        <w:pStyle w:val="FootnoteText"/>
+        <w:bidi/>
+        <w:jc w:val="right"/>
+      </w:pPr>
+      <w:r>
+        <w:rPr>
+          <w:rStyle w:val="FootnoteReference"/>
+        </w:rPr>
+        <w:footnoteRef/>
+      </w:r>
+      <w:r>
+        <w:t xml:space="preserve"> راجع: Lambert, D. M., &amp; Stock, J. R.. (1993). *Strategic Logistics Management* (3rd ed.). Irwin.</w:t>
+      </w:r>
+    </w:p>
+  </w:footnote>
+  <w:footnote w:id="17">
+    <w:p>
+      <w:pPr>
+        <w:pStyle w:val="FootnoteText"/>
+        <w:bidi/>
+        <w:jc w:val="right"/>
+      </w:pPr>
+      <w:r>
+        <w:rPr>
+          <w:rStyle w:val="FootnoteReference"/>
+        </w:rPr>
+        <w:footnoteRef/>
+      </w:r>
+      <w:r>
+        <w:t xml:space="preserve"> راجع: Harris, F. W.. (1913). How Many Parts to Make at Once. *Factory, The Magazine of Management*, 10(2), 135--136, 152.</w:t>
+      </w:r>
+    </w:p>
+  </w:footnote>
+  <w:footnote w:id="18">
+    <w:p>
+      <w:pPr>
+        <w:pStyle w:val="FootnoteText"/>
+        <w:bidi/>
+        <w:jc w:val="right"/>
+      </w:pPr>
+      <w:r>
+        <w:rPr>
+          <w:rStyle w:val="FootnoteReference"/>
+        </w:rPr>
+        <w:footnoteRef/>
+      </w:r>
+      <w:r>
+        <w:t xml:space="preserve"> راجع: Silver, E. A., Pyke, D. F., &amp; Thomas, D. J.. (2017). *Inventory and Production Management in Supply Chains* (4th ed.). Springer.</w:t>
+      </w:r>
+    </w:p>
+  </w:footnote>
+  <w:footnote w:id="19">
+    <w:p>
+      <w:pPr>
+        <w:pStyle w:val="FootnoteText"/>
+        <w:bidi/>
+        <w:jc w:val="right"/>
+      </w:pPr>
+      <w:r>
+        <w:rPr>
+          <w:rStyle w:val="FootnoteReference"/>
+        </w:rPr>
+        <w:footnoteRef/>
+      </w:r>
+      <w:r>
+        <w:t xml:space="preserve"> راجع: Stock, J. R., &amp; Lambert, D. M.. (2001). *Strategic Logistics Management* (4th ed.). McGraw-Hill.</w:t>
+      </w:r>
+    </w:p>
+  </w:footnote>
+  <w:footnote w:id="20">
+    <w:p>
+      <w:pPr>
+        <w:pStyle w:val="FootnoteText"/>
+        <w:bidi/>
+        <w:jc w:val="right"/>
+      </w:pPr>
+      <w:r>
+        <w:rPr>
+          <w:rStyle w:val="FootnoteReference"/>
+        </w:rPr>
+        <w:footnoteRef/>
+      </w:r>
+      <w:r>
+        <w:t xml:space="preserve"> راجع: Van Weele, A. J.. (2010). *Purchasing and Supply Chain Management: Analysis, Strategy, Planning and Practice* (5th ed.). Cengage Learning.</w:t>
+      </w:r>
+    </w:p>
+  </w:footnote>
+  <w:footnote w:id="21">
+    <w:p>
+      <w:pPr>
+        <w:pStyle w:val="FootnoteText"/>
+        <w:bidi/>
+        <w:jc w:val="right"/>
+      </w:pPr>
+      <w:r>
+        <w:rPr>
+          <w:rStyle w:val="FootnoteReference"/>
+        </w:rPr>
+        <w:footnoteRef/>
+      </w:r>
+      <w:r>
+        <w:t xml:space="preserve"> راجع: Vollmann, T. E., Berry, W. L., Whybark, D. C., &amp; Jacobs, F. R.. (2005). *Manufacturing Planning and Control for Supply Chain Management* (5th ed.). McGraw-Hill.</w:t>
+      </w:r>
+    </w:p>
+  </w:footnote>
+  <w:footnote w:id="22">
+    <w:p>
+      <w:pPr>
+        <w:pStyle w:val="FootnoteText"/>
+        <w:bidi/>
+        <w:jc w:val="right"/>
+      </w:pPr>
+      <w:r>
+        <w:rPr>
+          <w:rStyle w:val="FootnoteReference"/>
+        </w:rPr>
+        <w:footnoteRef/>
+      </w:r>
+      <w:r>
+        <w:t xml:space="preserve"> راجع: Wilson, R. H.. (1934). A Scientific Routine for Stock Control. *Harvard Business Review*, 13(1), 116--128.</w:t>
+      </w:r>
+    </w:p>
+  </w:footnote>
+  <w:footnote w:id="23">
+    <w:p>
+      <w:pPr>
+        <w:pStyle w:val="FootnoteText"/>
+        <w:bidi/>
+        <w:jc w:val="right"/>
+      </w:pPr>
+      <w:r>
+        <w:rPr>
+          <w:rStyle w:val="FootnoteReference"/>
+        </w:rPr>
+        <w:footnoteRef/>
+      </w:r>
+      <w:r>
+        <w:t xml:space="preserve"> راجع: Zipkin, P. H.. (2000). *Foundations of Inventory Management*. McGraw-Hill.</w:t>
+      </w:r>
+    </w:p>
+  </w:footnote>
+  <w:footnote w:id="24">
+    <w:p>
+      <w:pPr>
+        <w:pStyle w:val="FootnoteText"/>
+        <w:bidi/>
+        <w:jc w:val="right"/>
+      </w:pPr>
+      <w:r>
+        <w:rPr>
+          <w:rStyle w:val="FootnoteReference"/>
+        </w:rPr>
+        <w:footnoteRef/>
+      </w:r>
+      <w:r>
+        <w:rPr>
+          <w:rtl/>
+        </w:rPr>
+        <w:t xml:space="preserve"> راجع: الجمهورية الجزائرية الديمقراطية الشعبية، المرسوم التنفيذي رقم 20-270 المتعلق بتنظيم الميزانية والمحاسبة العمومية، </w:t>
       </w:r>
       <w:r>
         <w:rPr>
@@ -54041,17 +54325,17 @@
           <w:iCs/>
           <w:rtl/>
         </w:rPr>
-        <w:t>Factory, The Magazine of Management</w:t>
-      </w:r>
-      <w:r>
-        <w:rPr>
-          <w:rtl/>
-        </w:rPr>
-        <w:t>, Vol. 10, N° 2, 1913, p. 136.</w:t>
+        <w:t>الجريدة الرسمية</w:t>
+      </w:r>
+      <w:r>
+        <w:rPr>
+          <w:rtl/>
+        </w:rPr>
+        <w:t>، 2020.</w:t>
       </w:r>
     </w:p>
   </w:footnote>
-  <w:footnote w:id="12">
+  <w:footnote w:id="25">
     <w:p>
       <w:pPr>
         <w:pStyle w:val="FootnoteText"/>
@@ -54068,7 +54352,118 @@
         <w:rPr>
           <w:rtl/>
         </w:rPr>
-        <w:t xml:space="preserve"> راجع: E. A. Silver, D. F. Pyke &amp; D. J. Thomas, </w:t>
+        <w:t xml:space="preserve"> راجع: وزارة المالية ووزارة التربية الوطنية، المنشور الوزاري المشترك المتعلق بتسيير المستودعات في المؤسسات التربوية، وثيقة داخلية، 2023.</w:t>
+      </w:r>
+    </w:p>
+  </w:footnote>
+  <w:footnote w:id="26">
+    <w:p>
+      <w:pPr>
+        <w:pStyle w:val="FootnoteText"/>
+        <w:bidi/>
+        <w:jc w:val="right"/>
+      </w:pPr>
+      <w:r>
+        <w:rPr>
+          <w:rStyle w:val="FootnoteReference"/>
+        </w:rPr>
+        <w:footnoteRef/>
+      </w:r>
+      <w:r>
+        <w:t xml:space="preserve"> راجع: الجمهورية الجزائرية الديمقراطية الشعبية.. (2003). الأمر رقم 03-07 المؤرخ في 19 جمادى الأولى 1424 الموافق 19 يوليو 2003 المتعلق ببراءات الاختراع. *الجريدة الرسمية*.</w:t>
+      </w:r>
+    </w:p>
+  </w:footnote>
+  <w:footnote w:id="27">
+    <w:p>
+      <w:pPr>
+        <w:pStyle w:val="FootnoteText"/>
+        <w:bidi/>
+        <w:jc w:val="right"/>
+      </w:pPr>
+      <w:r>
+        <w:rPr>
+          <w:rStyle w:val="FootnoteReference"/>
+        </w:rPr>
+        <w:footnoteRef/>
+      </w:r>
+      <w:r>
+        <w:t xml:space="preserve"> راجع: الجمهورية الجزائرية الديمقراطية الشعبية.. (2003). الأمر رقم 03-05 المؤرخ في 19 جمادى الأولى 1424 الموافق 19 يوليو 2003 المتعلق بحقوق المؤلف والحقوق المجاورة. *الجريدة الرسمية*.</w:t>
+      </w:r>
+    </w:p>
+  </w:footnote>
+  <w:footnote w:id="28">
+    <w:p>
+      <w:pPr>
+        <w:pStyle w:val="FootnoteText"/>
+        <w:bidi/>
+        <w:jc w:val="right"/>
+      </w:pPr>
+      <w:r>
+        <w:rPr>
+          <w:rStyle w:val="FootnoteReference"/>
+        </w:rPr>
+        <w:footnoteRef/>
+      </w:r>
+      <w:r>
+        <w:t xml:space="preserve"> راجع: الجمهورية الجزائرية الديمقراطية الشعبية.. (2015). المرسوم الرئاسي رقم 15-247 المؤرخ في 16 سبتمبر 2015 المتعلق بتنظيم الصفقات العمومية وتسييرها. *الجريدة الرسمية*.</w:t>
+      </w:r>
+    </w:p>
+  </w:footnote>
+  <w:footnote w:id="29">
+    <w:p>
+      <w:pPr>
+        <w:pStyle w:val="FootnoteText"/>
+        <w:bidi/>
+        <w:jc w:val="right"/>
+      </w:pPr>
+      <w:r>
+        <w:rPr>
+          <w:rStyle w:val="FootnoteReference"/>
+        </w:rPr>
+        <w:footnoteRef/>
+      </w:r>
+      <w:r>
+        <w:t xml:space="preserve"> راجع: الجمهورية الجزائرية الديمقراطية الشعبية.. (2020). المرسوم التنفيذي رقم 20-270 المتعلق بتنظيم الميزانية والمحاسبة العمومية. *الجريدة الرسمية*.</w:t>
+      </w:r>
+    </w:p>
+  </w:footnote>
+  <w:footnote w:id="30">
+    <w:p>
+      <w:pPr>
+        <w:pStyle w:val="FootnoteText"/>
+        <w:bidi/>
+        <w:jc w:val="right"/>
+      </w:pPr>
+      <w:r>
+        <w:rPr>
+          <w:rStyle w:val="FootnoteReference"/>
+        </w:rPr>
+        <w:footnoteRef/>
+      </w:r>
+      <w:r>
+        <w:t xml:space="preserve"> راجع: وزارة المالية ووزارة التربية الوطنية.. (2023). المنشور الوزاري المشترك المتعلق بتسيير المستودعات في المؤسسات التربوية. وثيقة داخلية.</w:t>
+      </w:r>
+    </w:p>
+  </w:footnote>
+  <w:footnote w:id="31">
+    <w:p>
+      <w:pPr>
+        <w:pStyle w:val="FootnoteText"/>
+        <w:bidi/>
+        <w:jc w:val="right"/>
+      </w:pPr>
+      <w:r>
+        <w:rPr>
+          <w:rStyle w:val="FootnoteReference"/>
+        </w:rPr>
+        <w:footnoteRef/>
+      </w:r>
+      <w:r>
+        <w:rPr>
+          <w:rtl/>
+        </w:rPr>
+        <w:t xml:space="preserve"> راجع: A. Sebti, </w:t>
       </w:r>
       <w:r>
         <w:rPr>
@@ -54076,17 +54471,17 @@
           <w:iCs/>
           <w:rtl/>
         </w:rPr>
-        <w:t>Inventory and Production Management in Supply Chains</w:t>
-      </w:r>
-      <w:r>
-        <w:rPr>
-          <w:rtl/>
-        </w:rPr>
-        <w:t>, 4th ed., Springer, 2017, p. 74.</w:t>
+        <w:t>Élaboration d'un outil d'aide à la décision pour la gestion des stocks basé sur l'étude prévisionnelle</w:t>
+      </w:r>
+      <w:r>
+        <w:rPr>
+          <w:rtl/>
+        </w:rPr>
+        <w:t>, Mémoire PFE, École Nationale Polytechnique d'Alger, 1993, p. 12.</w:t>
       </w:r>
     </w:p>
   </w:footnote>
-  <w:footnote w:id="13">
+  <w:footnote w:id="32">
     <w:p>
       <w:pPr>
         <w:pStyle w:val="FootnoteText"/>
@@ -54103,288 +54498,7 @@
         <w:rPr>
           <w:rtl/>
         </w:rPr>
-        <w:t xml:space="preserve"> راجع: مديرية التربية لولاية البيض — مصلحة المخازن، السجلات السنوية لحركة المخزون، وثائق داخلية غير منشورة، 2025. ومديرية التربية لولاية البيض — مصلحة الميزانية، بيانات تكاليف الطلب والاحتفاظ، وثائق داخلية غير منشورة، 2025.</w:t>
-      </w:r>
-    </w:p>
-  </w:footnote>
-  <w:footnote w:id="14">
-    <w:p>
-      <w:pPr>
-        <w:pStyle w:val="FootnoteText"/>
-        <w:bidi/>
-        <w:jc w:val="right"/>
-      </w:pPr>
-      <w:r>
-        <w:rPr>
-          <w:rStyle w:val="FootnoteReference"/>
-        </w:rPr>
-        <w:footnoteRef/>
-      </w:r>
-      <w:r>
-        <w:t xml:space="preserve"> راجع: Chopra, S., &amp; Meindl, </w:t>
-      </w:r>
-      <w:proofErr w:type="gramStart"/>
-      <w:r>
-        <w:t>P..</w:t>
-      </w:r>
-      <w:proofErr w:type="gramEnd"/>
-      <w:r>
-        <w:t xml:space="preserve"> (2019). *Supply Chain Management: Strategy, Planning, and Operation* (7th ed.). Pearson.</w:t>
-      </w:r>
-    </w:p>
-  </w:footnote>
-  <w:footnote w:id="15">
-    <w:p>
-      <w:pPr>
-        <w:pStyle w:val="FootnoteText"/>
-        <w:bidi/>
-        <w:jc w:val="right"/>
-      </w:pPr>
-      <w:r>
-        <w:rPr>
-          <w:rStyle w:val="FootnoteReference"/>
-        </w:rPr>
-        <w:footnoteRef/>
-      </w:r>
-      <w:r>
-        <w:t xml:space="preserve"> راجع: Cooper, M. C., Lambert, D. M., &amp; Pagh, J. </w:t>
-      </w:r>
-      <w:proofErr w:type="gramStart"/>
-      <w:r>
-        <w:t>D..</w:t>
-      </w:r>
-      <w:proofErr w:type="gramEnd"/>
-      <w:r>
-        <w:t xml:space="preserve"> (1997). Supply Chain Management: More Than a New Name for Logistics. *The International Journal of Logistics Management*, 8(1), 1--14.</w:t>
-      </w:r>
-    </w:p>
-  </w:footnote>
-  <w:footnote w:id="16">
-    <w:p>
-      <w:pPr>
-        <w:pStyle w:val="FootnoteText"/>
-        <w:bidi/>
-        <w:jc w:val="right"/>
-      </w:pPr>
-      <w:r>
-        <w:rPr>
-          <w:rStyle w:val="FootnoteReference"/>
-        </w:rPr>
-        <w:footnoteRef/>
-      </w:r>
-      <w:r>
-        <w:t xml:space="preserve"> راجع: Lambert, D. M., &amp; Stock, J. </w:t>
-      </w:r>
-      <w:proofErr w:type="gramStart"/>
-      <w:r>
-        <w:t>R..</w:t>
-      </w:r>
-      <w:proofErr w:type="gramEnd"/>
-      <w:r>
-        <w:t xml:space="preserve"> (1993). *Strategic Logistics Management* (3rd ed.). Irwin.</w:t>
-      </w:r>
-    </w:p>
-  </w:footnote>
-  <w:footnote w:id="17">
-    <w:p>
-      <w:pPr>
-        <w:pStyle w:val="FootnoteText"/>
-        <w:bidi/>
-        <w:jc w:val="right"/>
-      </w:pPr>
-      <w:r>
-        <w:rPr>
-          <w:rStyle w:val="FootnoteReference"/>
-        </w:rPr>
-        <w:footnoteRef/>
-      </w:r>
-      <w:r>
-        <w:t xml:space="preserve"> راجع: Harris, F. </w:t>
-      </w:r>
-      <w:proofErr w:type="gramStart"/>
-      <w:r>
-        <w:t>W..</w:t>
-      </w:r>
-      <w:proofErr w:type="gramEnd"/>
-      <w:r>
-        <w:t xml:space="preserve"> (1913). How Many Parts to Make at Once. *Factory, The Magazine of Management*, 10(2), 135--136, 152.</w:t>
-      </w:r>
-    </w:p>
-  </w:footnote>
-  <w:footnote w:id="18">
-    <w:p>
-      <w:pPr>
-        <w:pStyle w:val="FootnoteText"/>
-        <w:bidi/>
-        <w:jc w:val="right"/>
-      </w:pPr>
-      <w:r>
-        <w:rPr>
-          <w:rStyle w:val="FootnoteReference"/>
-        </w:rPr>
-        <w:footnoteRef/>
-      </w:r>
-      <w:r>
-        <w:t xml:space="preserve"> راجع: Silver, E. A., Pyke, D. F., &amp; Thomas, D. </w:t>
-      </w:r>
-      <w:proofErr w:type="gramStart"/>
-      <w:r>
-        <w:t>J..</w:t>
-      </w:r>
-      <w:proofErr w:type="gramEnd"/>
-      <w:r>
-        <w:t xml:space="preserve"> (2017). *Inventory and Production Management in Supply Chains* (4th ed.). Springer.</w:t>
-      </w:r>
-    </w:p>
-  </w:footnote>
-  <w:footnote w:id="19">
-    <w:p>
-      <w:pPr>
-        <w:pStyle w:val="FootnoteText"/>
-        <w:bidi/>
-        <w:jc w:val="right"/>
-      </w:pPr>
-      <w:r>
-        <w:rPr>
-          <w:rStyle w:val="FootnoteReference"/>
-        </w:rPr>
-        <w:footnoteRef/>
-      </w:r>
-      <w:r>
-        <w:t xml:space="preserve"> راجع: Stock, J. R., &amp; Lambert, D. </w:t>
-      </w:r>
-      <w:proofErr w:type="gramStart"/>
-      <w:r>
-        <w:t>M..</w:t>
-      </w:r>
-      <w:proofErr w:type="gramEnd"/>
-      <w:r>
-        <w:t xml:space="preserve"> (2001). *Strategic Logistics Management* (4th ed.). McGraw-Hill.</w:t>
-      </w:r>
-    </w:p>
-  </w:footnote>
-  <w:footnote w:id="20">
-    <w:p>
-      <w:pPr>
-        <w:pStyle w:val="FootnoteText"/>
-        <w:bidi/>
-        <w:jc w:val="right"/>
-      </w:pPr>
-      <w:r>
-        <w:rPr>
-          <w:rStyle w:val="FootnoteReference"/>
-        </w:rPr>
-        <w:footnoteRef/>
-      </w:r>
-      <w:r>
-        <w:t xml:space="preserve"> راجع: Van Weele, A. </w:t>
-      </w:r>
-      <w:proofErr w:type="gramStart"/>
-      <w:r>
-        <w:t>J..</w:t>
-      </w:r>
-      <w:proofErr w:type="gramEnd"/>
-      <w:r>
-        <w:t xml:space="preserve"> (2010). *Purchasing and Supply Chain Management: Analysis, Strategy, Planning and Practice* (5th ed.). Cengage Learning.</w:t>
-      </w:r>
-    </w:p>
-  </w:footnote>
-  <w:footnote w:id="21">
-    <w:p>
-      <w:pPr>
-        <w:pStyle w:val="FootnoteText"/>
-        <w:bidi/>
-        <w:jc w:val="right"/>
-      </w:pPr>
-      <w:r>
-        <w:rPr>
-          <w:rStyle w:val="FootnoteReference"/>
-        </w:rPr>
-        <w:footnoteRef/>
-      </w:r>
-      <w:r>
-        <w:t xml:space="preserve"> راجع: Vollmann, T. E., Berry, W. L., Whybark, D. C., &amp; Jacobs, F. </w:t>
-      </w:r>
-      <w:proofErr w:type="gramStart"/>
-      <w:r>
-        <w:t>R..</w:t>
-      </w:r>
-      <w:proofErr w:type="gramEnd"/>
-      <w:r>
-        <w:t xml:space="preserve"> (2005). *Manufacturing Planning and Control for Supply Chain Management* (5th ed.). McGraw-Hill.</w:t>
-      </w:r>
-    </w:p>
-  </w:footnote>
-  <w:footnote w:id="22">
-    <w:p>
-      <w:pPr>
-        <w:pStyle w:val="FootnoteText"/>
-        <w:bidi/>
-        <w:jc w:val="right"/>
-      </w:pPr>
-      <w:r>
-        <w:rPr>
-          <w:rStyle w:val="FootnoteReference"/>
-        </w:rPr>
-        <w:footnoteRef/>
-      </w:r>
-      <w:r>
-        <w:t xml:space="preserve"> راجع: Wilson, R. </w:t>
-      </w:r>
-      <w:proofErr w:type="gramStart"/>
-      <w:r>
-        <w:t>H..</w:t>
-      </w:r>
-      <w:proofErr w:type="gramEnd"/>
-      <w:r>
-        <w:t xml:space="preserve"> (1934). A Scientific Routine for Stock Control. *Harvard Business Review*, 13(1), 116--128.</w:t>
-      </w:r>
-    </w:p>
-  </w:footnote>
-  <w:footnote w:id="23">
-    <w:p>
-      <w:pPr>
-        <w:pStyle w:val="FootnoteText"/>
-        <w:bidi/>
-        <w:jc w:val="right"/>
-      </w:pPr>
-      <w:r>
-        <w:rPr>
-          <w:rStyle w:val="FootnoteReference"/>
-        </w:rPr>
-        <w:footnoteRef/>
-      </w:r>
-      <w:r>
-        <w:t xml:space="preserve"> راجع: Zipkin, P. </w:t>
-      </w:r>
-      <w:proofErr w:type="gramStart"/>
-      <w:r>
-        <w:t>H..</w:t>
-      </w:r>
-      <w:proofErr w:type="gramEnd"/>
-      <w:r>
-        <w:t xml:space="preserve"> (2000). *Foundations of Inventory Management*. McGraw-Hill.</w:t>
-      </w:r>
-    </w:p>
-  </w:footnote>
-  <w:footnote w:id="24">
-    <w:p>
-      <w:pPr>
-        <w:pStyle w:val="FootnoteText"/>
-        <w:bidi/>
-        <w:jc w:val="right"/>
-      </w:pPr>
-      <w:r>
-        <w:rPr>
-          <w:rStyle w:val="FootnoteReference"/>
-        </w:rPr>
-        <w:footnoteRef/>
-      </w:r>
-      <w:r>
-        <w:rPr>
-          <w:rtl/>
-        </w:rPr>
-        <w:t xml:space="preserve"> راجع: الجمهورية الجزائرية الديمقراطية الشعبية، المرسوم التنفيذي رقم 20-270 المتعلق بتنظيم الميزانية والمحاسبة العمومية، </w:t>
+        <w:t xml:space="preserve"> راجع: A. Yahi, </w:t>
       </w:r>
       <w:r>
         <w:rPr>
@@ -54392,17 +54506,17 @@
           <w:iCs/>
           <w:rtl/>
         </w:rPr>
-        <w:t>الجريدة الرسمية</w:t>
-      </w:r>
-      <w:r>
-        <w:rPr>
-          <w:rtl/>
-        </w:rPr>
-        <w:t>، 2020.</w:t>
+        <w:t>Élaboration d'un logiciel de gestion de stocks de pièces de rechange</w:t>
+      </w:r>
+      <w:r>
+        <w:rPr>
+          <w:rtl/>
+        </w:rPr>
+        <w:t>, Mémoire PFE, École Nationale Polytechnique d'Alger, 1992, p. 8.</w:t>
       </w:r>
     </w:p>
   </w:footnote>
-  <w:footnote w:id="25">
+  <w:footnote w:id="33">
     <w:p>
       <w:pPr>
         <w:pStyle w:val="FootnoteText"/>
@@ -54419,158 +54533,7 @@
         <w:rPr>
           <w:rtl/>
         </w:rPr>
-        <w:t xml:space="preserve"> راجع: وزارة المالية ووزارة التربية الوطنية، المنشور الوزاري المشترك المتعلق بتسيير المستودعات في المؤسسات التربوية، وثيقة داخلية، 2023.</w:t>
-      </w:r>
-    </w:p>
-  </w:footnote>
-  <w:footnote w:id="26">
-    <w:p>
-      <w:pPr>
-        <w:pStyle w:val="FootnoteText"/>
-        <w:bidi/>
-        <w:jc w:val="right"/>
-      </w:pPr>
-      <w:r>
-        <w:rPr>
-          <w:rStyle w:val="FootnoteReference"/>
-        </w:rPr>
-        <w:footnoteRef/>
-      </w:r>
-      <w:r>
-        <w:t xml:space="preserve"> راجع: الجمهورية الجزائرية الديمقراطية </w:t>
-      </w:r>
-      <w:proofErr w:type="gramStart"/>
-      <w:r>
-        <w:t>الشعبية..</w:t>
-      </w:r>
-      <w:proofErr w:type="gramEnd"/>
-      <w:r>
-        <w:t xml:space="preserve"> (2003). الأمر رقم 03-07 المؤرخ في 19 جمادى الأولى 1424 الموافق 19 يوليو 2003 المتعلق ببراءات الاختراع. *الجريدة الرسمية*.</w:t>
-      </w:r>
-    </w:p>
-  </w:footnote>
-  <w:footnote w:id="27">
-    <w:p>
-      <w:pPr>
-        <w:pStyle w:val="FootnoteText"/>
-        <w:bidi/>
-        <w:jc w:val="right"/>
-      </w:pPr>
-      <w:r>
-        <w:rPr>
-          <w:rStyle w:val="FootnoteReference"/>
-        </w:rPr>
-        <w:footnoteRef/>
-      </w:r>
-      <w:r>
-        <w:t xml:space="preserve"> راجع: الجمهورية الجزائرية الديمقراطية </w:t>
-      </w:r>
-      <w:proofErr w:type="gramStart"/>
-      <w:r>
-        <w:t>الشعبية..</w:t>
-      </w:r>
-      <w:proofErr w:type="gramEnd"/>
-      <w:r>
-        <w:t xml:space="preserve"> (2003). الأمر رقم 03-05 المؤرخ في 19 جمادى الأولى 1424 الموافق 19 يوليو 2003 المتعلق بحقوق المؤلف والحقوق المجاورة. *الجريدة الرسمية*.</w:t>
-      </w:r>
-    </w:p>
-  </w:footnote>
-  <w:footnote w:id="28">
-    <w:p>
-      <w:pPr>
-        <w:pStyle w:val="FootnoteText"/>
-        <w:bidi/>
-        <w:jc w:val="right"/>
-      </w:pPr>
-      <w:r>
-        <w:rPr>
-          <w:rStyle w:val="FootnoteReference"/>
-        </w:rPr>
-        <w:footnoteRef/>
-      </w:r>
-      <w:r>
-        <w:t xml:space="preserve"> راجع: الجمهورية الجزائرية الديمقراطية </w:t>
-      </w:r>
-      <w:proofErr w:type="gramStart"/>
-      <w:r>
-        <w:t>الشعبية..</w:t>
-      </w:r>
-      <w:proofErr w:type="gramEnd"/>
-      <w:r>
-        <w:t xml:space="preserve"> (2015). المرسوم الرئاسي رقم 15-247 المؤرخ في 16 سبتمبر 2015 المتعلق بتنظيم الصفقات العمومية وتسييرها. *الجريدة الرسمية*.</w:t>
-      </w:r>
-    </w:p>
-  </w:footnote>
-  <w:footnote w:id="29">
-    <w:p>
-      <w:pPr>
-        <w:pStyle w:val="FootnoteText"/>
-        <w:bidi/>
-        <w:jc w:val="right"/>
-      </w:pPr>
-      <w:r>
-        <w:rPr>
-          <w:rStyle w:val="FootnoteReference"/>
-        </w:rPr>
-        <w:footnoteRef/>
-      </w:r>
-      <w:r>
-        <w:t xml:space="preserve"> راجع: الجمهورية الجزائرية الديمقراطية </w:t>
-      </w:r>
-      <w:proofErr w:type="gramStart"/>
-      <w:r>
-        <w:t>الشعبية..</w:t>
-      </w:r>
-      <w:proofErr w:type="gramEnd"/>
-      <w:r>
-        <w:t xml:space="preserve"> (2020). المرسوم التنفيذي رقم 20-270 المتعلق بتنظيم الميزانية والمحاسبة العمومية. *الجريدة الرسمية*.</w:t>
-      </w:r>
-    </w:p>
-  </w:footnote>
-  <w:footnote w:id="30">
-    <w:p>
-      <w:pPr>
-        <w:pStyle w:val="FootnoteText"/>
-        <w:bidi/>
-        <w:jc w:val="right"/>
-      </w:pPr>
-      <w:r>
-        <w:rPr>
-          <w:rStyle w:val="FootnoteReference"/>
-        </w:rPr>
-        <w:footnoteRef/>
-      </w:r>
-      <w:r>
-        <w:t xml:space="preserve"> راجع: وزارة المالية ووزارة التربية </w:t>
-      </w:r>
-      <w:proofErr w:type="gramStart"/>
-      <w:r>
-        <w:t>الوطنية..</w:t>
-      </w:r>
-      <w:proofErr w:type="gramEnd"/>
-      <w:r>
-        <w:t xml:space="preserve"> (2023). المنشور الوزاري المشترك المتعلق بتسيير المستودعات في المؤسسات التربوية. وثيقة داخلية.</w:t>
-      </w:r>
-    </w:p>
-  </w:footnote>
-  <w:footnote w:id="31">
-    <w:p>
-      <w:pPr>
-        <w:pStyle w:val="FootnoteText"/>
-        <w:bidi/>
-        <w:jc w:val="right"/>
-      </w:pPr>
-      <w:r>
-        <w:rPr>
-          <w:rStyle w:val="FootnoteReference"/>
-        </w:rPr>
-        <w:footnoteRef/>
-      </w:r>
-      <w:r>
-        <w:rPr>
-          <w:rtl/>
-        </w:rPr>
-        <w:t xml:space="preserve"> راجع: A. Sebti, </w:t>
+        <w:t xml:space="preserve"> راجع: M. Bouchahlata, </w:t>
       </w:r>
       <w:r>
         <w:rPr>
@@ -54578,17 +54541,17 @@
           <w:iCs/>
           <w:rtl/>
         </w:rPr>
-        <w:t>Élaboration d'un outil d'aide à la décision pour la gestion des stocks basé sur l'étude prévisionnelle</w:t>
-      </w:r>
-      <w:r>
-        <w:rPr>
-          <w:rtl/>
-        </w:rPr>
-        <w:t>, Mémoire PFE, École Nationale Polytechnique d'Alger, 1993, p. 12.</w:t>
+        <w:t>Contribution à l'amélioration du lead time de la chaîne logistique en combinant une solution VBA et la business intelligence : application Ericsson Algérie</w:t>
+      </w:r>
+      <w:r>
+        <w:rPr>
+          <w:rtl/>
+        </w:rPr>
+        <w:t>, Mémoire PFE, École Nationale Polytechnique d'Alger, 2021, p. 45.</w:t>
       </w:r>
     </w:p>
   </w:footnote>
-  <w:footnote w:id="32">
+  <w:footnote w:id="34">
     <w:p>
       <w:pPr>
         <w:pStyle w:val="FootnoteText"/>
@@ -54605,7 +54568,7 @@
         <w:rPr>
           <w:rtl/>
         </w:rPr>
-        <w:t xml:space="preserve"> راجع: A. Yahi, </w:t>
+        <w:t xml:space="preserve"> راجع: Microsoft Corporation, </w:t>
       </w:r>
       <w:r>
         <w:rPr>
@@ -54613,17 +54576,17 @@
           <w:iCs/>
           <w:rtl/>
         </w:rPr>
-        <w:t>Élaboration d'un logiciel de gestion de stocks de pièces de rechange</w:t>
-      </w:r>
-      <w:r>
-        <w:rPr>
-          <w:rtl/>
-        </w:rPr>
-        <w:t>, Mémoire PFE, École Nationale Polytechnique d'Alger, 1992, p. 8.</w:t>
+        <w:t>VBA Reference — Visual Basic for Applications</w:t>
+      </w:r>
+      <w:r>
+        <w:rPr>
+          <w:rtl/>
+        </w:rPr>
+        <w:t>, Microsoft Docs, 2023.</w:t>
       </w:r>
     </w:p>
   </w:footnote>
-  <w:footnote w:id="33">
+  <w:footnote w:id="35">
     <w:p>
       <w:pPr>
         <w:pStyle w:val="FootnoteText"/>
@@ -54640,7 +54603,7 @@
         <w:rPr>
           <w:rtl/>
         </w:rPr>
-        <w:t xml:space="preserve"> راجع: M. Bouchahlata, </w:t>
+        <w:t xml:space="preserve"> راجع: Microsoft Corporation, </w:t>
       </w:r>
       <w:r>
         <w:rPr>
@@ -54648,94 +54611,6 @@
           <w:iCs/>
           <w:rtl/>
         </w:rPr>
-        <w:t xml:space="preserve">Contribution à l'amélioration du lead time de la chaîne logistique en combinant une solution VBA et la business </w:t>
-      </w:r>
-      <w:proofErr w:type="gramStart"/>
-      <w:r>
-        <w:rPr>
-          <w:i/>
-          <w:iCs/>
-          <w:rtl/>
-        </w:rPr>
-        <w:t>intelligence :</w:t>
-      </w:r>
-      <w:proofErr w:type="gramEnd"/>
-      <w:r>
-        <w:rPr>
-          <w:i/>
-          <w:iCs/>
-          <w:rtl/>
-        </w:rPr>
-        <w:t xml:space="preserve"> application Ericsson Algérie</w:t>
-      </w:r>
-      <w:r>
-        <w:rPr>
-          <w:rtl/>
-        </w:rPr>
-        <w:t>, Mémoire PFE, École Nationale Polytechnique d'Alger, 2021, p. 45.</w:t>
-      </w:r>
-    </w:p>
-  </w:footnote>
-  <w:footnote w:id="34">
-    <w:p>
-      <w:pPr>
-        <w:pStyle w:val="FootnoteText"/>
-        <w:bidi/>
-        <w:jc w:val="right"/>
-      </w:pPr>
-      <w:r>
-        <w:rPr>
-          <w:rStyle w:val="FootnoteReference"/>
-        </w:rPr>
-        <w:footnoteRef/>
-      </w:r>
-      <w:r>
-        <w:rPr>
-          <w:rtl/>
-        </w:rPr>
-        <w:t xml:space="preserve"> راجع: Microsoft Corporation, </w:t>
-      </w:r>
-      <w:r>
-        <w:rPr>
-          <w:i/>
-          <w:iCs/>
-          <w:rtl/>
-        </w:rPr>
-        <w:t>VBA Reference — Visual Basic for Applications</w:t>
-      </w:r>
-      <w:r>
-        <w:rPr>
-          <w:rtl/>
-        </w:rPr>
-        <w:t>, Microsoft Docs, 2023.</w:t>
-      </w:r>
-    </w:p>
-  </w:footnote>
-  <w:footnote w:id="35">
-    <w:p>
-      <w:pPr>
-        <w:pStyle w:val="FootnoteText"/>
-        <w:bidi/>
-        <w:jc w:val="right"/>
-      </w:pPr>
-      <w:r>
-        <w:rPr>
-          <w:rStyle w:val="FootnoteReference"/>
-        </w:rPr>
-        <w:footnoteRef/>
-      </w:r>
-      <w:r>
-        <w:rPr>
-          <w:rtl/>
-        </w:rPr>
-        <w:t xml:space="preserve"> راجع: Microsoft Corporation, </w:t>
-      </w:r>
-      <w:r>
-        <w:rPr>
-          <w:i/>
-          <w:iCs/>
-          <w:rtl/>
-        </w:rPr>
         <w:t>Excel Object Model Overview</w:t>
       </w:r>
       <w:r>
@@ -54778,15 +54653,7 @@
         <w:footnoteRef/>
       </w:r>
       <w:r>
-        <w:t xml:space="preserve"> راجع: Microsoft </w:t>
-      </w:r>
-      <w:proofErr w:type="gramStart"/>
-      <w:r>
-        <w:t>Corporation..</w:t>
-      </w:r>
-      <w:proofErr w:type="gramEnd"/>
-      <w:r>
-        <w:t xml:space="preserve"> (2023). VBA Reference --- Visual Basic for Applications. *Microsoft Docs*.</w:t>
+        <w:t xml:space="preserve"> راجع: Microsoft Corporation.. (2023). VBA Reference --- Visual Basic for Applications. *Microsoft Docs*.</w:t>
       </w:r>
     </w:p>
   </w:footnote>
@@ -54804,15 +54671,7 @@
         <w:footnoteRef/>
       </w:r>
       <w:r>
-        <w:t xml:space="preserve"> راجع: Microsoft </w:t>
-      </w:r>
-      <w:proofErr w:type="gramStart"/>
-      <w:r>
-        <w:t>Corporation..</w:t>
-      </w:r>
-      <w:proofErr w:type="gramEnd"/>
-      <w:r>
-        <w:t xml:space="preserve"> (2019). Excel Object Model Overview. *Microsoft Docs*.</w:t>
+        <w:t xml:space="preserve"> راجع: Microsoft Corporation.. (2019). Excel Object Model Overview. *Microsoft Docs*.</w:t>
       </w:r>
     </w:p>
   </w:footnote>
@@ -54851,23 +54710,7 @@
         <w:footnoteRef/>
       </w:r>
       <w:r>
-        <w:t xml:space="preserve"> راجع: Bouchahlata, </w:t>
-      </w:r>
-      <w:proofErr w:type="gramStart"/>
-      <w:r>
-        <w:t>M..</w:t>
-      </w:r>
-      <w:proofErr w:type="gramEnd"/>
-      <w:r>
-        <w:t xml:space="preserve"> (2021). *Contribution à l'amélioration du lead time de la chaîne logistique en combinant une solution VBA et la business </w:t>
-      </w:r>
-      <w:proofErr w:type="gramStart"/>
-      <w:r>
-        <w:t>intelligence :</w:t>
-      </w:r>
-      <w:proofErr w:type="gramEnd"/>
-      <w:r>
-        <w:t xml:space="preserve"> application Ericsson Algérie*. </w:t>
+        <w:t xml:space="preserve"> راجع: Bouchahlata, M.. (2021). *Contribution à l'amélioration du lead time de la chaîne logistique en combinant une solution VBA et la business intelligence : application Ericsson Algérie*. </w:t>
       </w:r>
       <w:r>
         <w:rPr>
@@ -54906,21 +54749,7 @@
         <w:rPr>
           <w:lang w:val="fr-FR"/>
         </w:rPr>
-        <w:t xml:space="preserve">: Sebti, </w:t>
-      </w:r>
-      <w:proofErr w:type="gramStart"/>
-      <w:r>
-        <w:rPr>
-          <w:lang w:val="fr-FR"/>
-        </w:rPr>
-        <w:t>A..</w:t>
-      </w:r>
-      <w:proofErr w:type="gramEnd"/>
-      <w:r>
-        <w:rPr>
-          <w:lang w:val="fr-FR"/>
-        </w:rPr>
-        <w:t xml:space="preserve"> (1993). *Élaboration d'un outil d'aide à la décision pour la gestion des stocks basé sur l'étude prévisionnelle*. Mémoire de Projet de Fin d'Études, École Nationale Polytechnique d'Alger.</w:t>
+        <w:t>: Sebti, A.. (1993). *Élaboration d'un outil d'aide à la décision pour la gestion des stocks basé sur l'étude prévisionnelle*. Mémoire de Projet de Fin d'Études, École Nationale Polytechnique d'Alger.</w:t>
       </w:r>
     </w:p>
   </w:footnote>
@@ -54953,21 +54782,7 @@
         <w:rPr>
           <w:lang w:val="fr-FR"/>
         </w:rPr>
-        <w:t xml:space="preserve">: Yahi, </w:t>
-      </w:r>
-      <w:proofErr w:type="gramStart"/>
-      <w:r>
-        <w:rPr>
-          <w:lang w:val="fr-FR"/>
-        </w:rPr>
-        <w:t>A..</w:t>
-      </w:r>
-      <w:proofErr w:type="gramEnd"/>
-      <w:r>
-        <w:rPr>
-          <w:lang w:val="fr-FR"/>
-        </w:rPr>
-        <w:t xml:space="preserve"> (1992). *Élaboration d'un logiciel de gestion de stocks de pièces de rechange*. Mémoire de Projet de Fin d'Études, École Nationale Polytechnique d'Alger.</w:t>
+        <w:t>: Yahi, A.. (1992). *Élaboration d'un logiciel de gestion de stocks de pièces de rechange*. Mémoire de Projet de Fin d'Études, École Nationale Polytechnique d'Alger.</w:t>
       </w:r>
     </w:p>
   </w:footnote>
@@ -54988,15 +54803,7 @@
         <w:footnoteRef/>
       </w:r>
       <w:r>
-        <w:t xml:space="preserve"> راجع: Belhadi, M. E. </w:t>
-      </w:r>
-      <w:proofErr w:type="gramStart"/>
-      <w:r>
-        <w:t>A..</w:t>
-      </w:r>
-      <w:proofErr w:type="gramEnd"/>
-      <w:r>
-        <w:t xml:space="preserve"> </w:t>
+        <w:t xml:space="preserve"> راجع: Belhadi, M. E. A.. </w:t>
       </w:r>
       <w:r>
         <w:rPr>
@@ -55020,15 +54827,7 @@
         <w:footnoteRef/>
       </w:r>
       <w:r>
-        <w:t xml:space="preserve"> راجع: مديرية التربية لولاية البيض --- مصلحة </w:t>
-      </w:r>
-      <w:proofErr w:type="gramStart"/>
-      <w:r>
-        <w:t>المخازن..</w:t>
-      </w:r>
-      <w:proofErr w:type="gramEnd"/>
-      <w:r>
-        <w:t xml:space="preserve"> (2025). السجلات السنوية لحركة المخزون (الفصلية). وثائق داخلية غير منشورة.</w:t>
+        <w:t xml:space="preserve"> راجع: مديرية التربية لولاية البيض --- مصلحة المخازن.. (2025). السجلات السنوية لحركة المخزون (الفصلية). وثائق داخلية غير منشورة.</w:t>
       </w:r>
     </w:p>
   </w:footnote>
@@ -55046,15 +54845,7 @@
         <w:footnoteRef/>
       </w:r>
       <w:r>
-        <w:t xml:space="preserve"> راجع: مديرية التربية لولاية البيض --- مصلحة </w:t>
-      </w:r>
-      <w:proofErr w:type="gramStart"/>
-      <w:r>
-        <w:t>الميزانية..</w:t>
-      </w:r>
-      <w:proofErr w:type="gramEnd"/>
-      <w:r>
-        <w:t xml:space="preserve"> (2025). بيانات تكاليف الطلب والاحتفاظ. وثائق داخلية غير منشورة.</w:t>
+        <w:t xml:space="preserve"> راجع: مديرية التربية لولاية البيض --- مصلحة الميزانية.. (2025). بيانات تكاليف الطلب والاحتفاظ. وثائق داخلية غير منشورة.</w:t>
       </w:r>
     </w:p>
   </w:footnote>
@@ -55072,15 +54863,7 @@
         <w:footnoteRef/>
       </w:r>
       <w:r>
-        <w:t xml:space="preserve"> راجع: Kamel, </w:t>
-      </w:r>
-      <w:proofErr w:type="gramStart"/>
-      <w:r>
-        <w:t>M..</w:t>
-      </w:r>
-      <w:proofErr w:type="gramEnd"/>
-      <w:r>
-        <w:t xml:space="preserve"> (2026). ERP_Académie v13.2 --- Système d'Aide à la Décision pour la Gestion des Stocks. *GitHub*. https://github.com/kamelmh/lsm-vba-core.</w:t>
+        <w:t xml:space="preserve"> راجع: Kamel, M.. (2026). ERP_Académie v13.2 --- Système d'Aide à la Décision pour la Gestion des Stocks. *GitHub*. https://github.com/kamelmh/lsm-vba-core.</w:t>
       </w:r>
     </w:p>
   </w:footnote>
@@ -58399,7 +58182,7 @@
 </file>
 
 <file path=customXml/itemProps1.xml><?xml version="1.0" encoding="utf-8"?>
-<ds:datastoreItem xmlns:ds="http://schemas.openxmlformats.org/officeDocument/2006/customXml" ds:itemID="{D8248420-E4A1-4A1B-AA80-FB69A7ACB8B1}">
+<ds:datastoreItem xmlns:ds="http://schemas.openxmlformats.org/officeDocument/2006/customXml" ds:itemID="{085C5890-9AAD-4E2D-99E0-71BD2D228053}">
   <ds:schemaRefs>
     <ds:schemaRef ds:uri="http://schemas.openxmlformats.org/officeDocument/2006/bibliography"/>
   </ds:schemaRefs>
